--- a/中南大学生工作台-用户使用手册.docx
+++ b/中南大学生工作台-用户使用手册.docx
@@ -68,7 +68,7 @@
           <w:color w:val="6B7280"/>
           <w:sz w:val="18"/>
         </w:rPr>
-        <w:t xml:space="preserve"> 1.9.4 · </w:t>
+        <w:t xml:space="preserve"> 1.9.5 · </w:t>
       </w:r>
       <w:r>
         <w:rPr>
@@ -109,7 +109,23 @@
           <w:sz w:val="18"/>
           <w:lang w:eastAsia="zh-CN"/>
         </w:rPr>
-        <w:t>位）</w:t>
+        <w:t>位）与</w:t>
+      </w:r>
+      <w:r>
+        <w:rPr>
+          <w:color w:val="6B7280"/>
+          <w:sz w:val="18"/>
+        </w:rPr>
+        <w:t xml:space="preserve"> macOS 10.15 </w:t>
+      </w:r>
+      <w:r>
+        <w:rPr>
+          <w:rFonts w:ascii="微软雅黑" w:eastAsia="微软雅黑" w:hAnsi="微软雅黑" w:cs="微软雅黑" w:hint="eastAsia"/>
+          <w:color w:val="6B7280"/>
+          <w:sz w:val="18"/>
+          <w:lang w:eastAsia="zh-CN"/>
+        </w:rPr>
+        <w:t>及以上</w:t>
       </w:r>
     </w:p>
     <w:p>
@@ -574,7 +590,7 @@
           <w:sz w:val="26"/>
           <w:lang w:eastAsia="zh-CN"/>
         </w:rPr>
-        <w:t>（一）三个安装包怎么选</w:t>
+        <w:t>（一）Windows：三个安装包怎么选</w:t>
       </w:r>
     </w:p>
     <w:tbl>
@@ -1060,7 +1076,336 @@
           <w:sz w:val="26"/>
           <w:lang w:eastAsia="zh-CN"/>
         </w:rPr>
-        <w:t>（二）运行环境</w:t>
+        <w:t>（二）macOS：下载 dmg，拖进「应用程序」</w:t>
+      </w:r>
+    </w:p>
+    <w:p>
+      <w:pPr>
+        <w:pStyle w:val="ListNumber"/>
+        <w:numPr>
+          <w:ilvl w:val="0"/>
+          <w:numId w:val="10"/>
+        </w:numPr>
+        <w:spacing w:after="72"/>
+        <w:jc w:val="left"/>
+      </w:pPr>
+      <w:r>
+        <w:rPr>
+          <w:rFonts w:ascii="微软雅黑" w:eastAsia="微软雅黑" w:hAnsi="微软雅黑" w:cs="微软雅黑" w:hint="eastAsia"/>
+          <w:lang w:eastAsia="zh-CN"/>
+        </w:rPr>
+        <w:t xml:space="preserve">下载 </w:t>
+      </w:r>
+      <w:r>
+        <w:rPr>
+          <w:rFonts w:ascii="微软雅黑" w:hAnsi="微软雅黑" w:eastAsia="微软雅黑" w:cs="微软雅黑" w:hint="eastAsia"/>
+          <w:sz w:val="18"/>
+          <w:lang w:eastAsia="zh-CN"/>
+        </w:rPr>
+        <w:t>中南大学生工作台-v1.9.5-macOS.dmg</w:t>
+      </w:r>
+      <w:r>
+        <w:rPr>
+          <w:rFonts w:ascii="微软雅黑" w:eastAsia="微软雅黑" w:hAnsi="微软雅黑" w:cs="微软雅黑" w:hint="eastAsia"/>
+          <w:lang w:eastAsia="zh-CN"/>
+        </w:rPr>
+        <w:t>。</w:t>
+      </w:r>
+    </w:p>
+    <w:p>
+      <w:pPr>
+        <w:pStyle w:val="ListNumber"/>
+        <w:numPr>
+          <w:ilvl w:val="0"/>
+          <w:numId w:val="10"/>
+        </w:numPr>
+        <w:spacing w:after="72"/>
+        <w:jc w:val="left"/>
+      </w:pPr>
+      <w:r>
+        <w:rPr>
+          <w:rFonts w:ascii="微软雅黑" w:eastAsia="微软雅黑" w:hAnsi="微软雅黑" w:cs="微软雅黑" w:hint="eastAsia"/>
+          <w:lang w:eastAsia="zh-CN"/>
+        </w:rPr>
+        <w:t>双击打开，把里面的</w:t>
+      </w:r>
+      <w:r>
+        <w:rPr>
+          <w:rFonts w:ascii="微软雅黑" w:eastAsia="微软雅黑" w:hAnsi="微软雅黑" w:cs="微软雅黑" w:hint="eastAsia"/>
+          <w:b/>
+          <w:lang w:eastAsia="zh-CN"/>
+        </w:rPr>
+        <w:t>中南大学生工作台</w:t>
+      </w:r>
+      <w:r>
+        <w:rPr>
+          <w:rFonts w:ascii="微软雅黑" w:eastAsia="微软雅黑" w:hAnsi="微软雅黑" w:cs="微软雅黑" w:hint="eastAsia"/>
+          <w:lang w:eastAsia="zh-CN"/>
+        </w:rPr>
+        <w:t>拖到左边的「应用程序」文件夹。</w:t>
+      </w:r>
+    </w:p>
+    <w:p>
+      <w:pPr>
+        <w:pStyle w:val="ListNumber"/>
+        <w:numPr>
+          <w:ilvl w:val="0"/>
+          <w:numId w:val="10"/>
+        </w:numPr>
+        <w:spacing w:after="72"/>
+        <w:jc w:val="left"/>
+      </w:pPr>
+      <w:r>
+        <w:rPr>
+          <w:rFonts w:ascii="微软雅黑" w:eastAsia="微软雅黑" w:hAnsi="微软雅黑" w:cs="微软雅黑" w:hint="eastAsia"/>
+          <w:b/>
+          <w:lang w:eastAsia="zh-CN"/>
+        </w:rPr>
+        <w:t>第一次打开要「右键 → 打开」</w:t>
+      </w:r>
+      <w:r>
+        <w:rPr>
+          <w:rFonts w:ascii="微软雅黑" w:eastAsia="微软雅黑" w:hAnsi="微软雅黑" w:cs="微软雅黑" w:hint="eastAsia"/>
+          <w:lang w:eastAsia="zh-CN"/>
+        </w:rPr>
+        <w:t>（见下方说明），之后就正常双击启动了。</w:t>
+      </w:r>
+    </w:p>
+    <w:p>
+      <w:pPr>
+        <w:spacing w:after="192"/>
+        <w:jc w:val="left"/>
+        <w:pBdr>
+          <w:left w:val="single" w:sz="18" w:space="0" w:color="2F6BFF"/>
+        </w:pBdr>
+        <w:shd w:val="clear" w:color="auto" w:fill="F5F7FA"/>
+      </w:pPr>
+      <w:r>
+        <w:t xml:space="preserve">  ⚠️ </w:t>
+      </w:r>
+      <w:r>
+        <w:rPr>
+          <w:rFonts w:ascii="微软雅黑" w:eastAsia="微软雅黑" w:hAnsi="微软雅黑" w:cs="微软雅黑" w:hint="eastAsia"/>
+          <w:b/>
+          <w:lang w:eastAsia="zh-CN"/>
+        </w:rPr>
+        <w:t>第一次打开会被系统拦一下，这是正常的。</w:t>
+      </w:r>
+      <w:r>
+        <w:t xml:space="preserve"> </w:t>
+      </w:r>
+      <w:r>
+        <w:rPr>
+          <w:rFonts w:ascii="微软雅黑" w:eastAsia="微软雅黑" w:hAnsi="微软雅黑" w:cs="微软雅黑" w:hint="eastAsia"/>
+          <w:lang w:eastAsia="zh-CN"/>
+        </w:rPr>
+        <w:t>本软件没有购买苹果开发者账号（每年</w:t>
+      </w:r>
+      <w:r>
+        <w:t xml:space="preserve"> 99 </w:t>
+      </w:r>
+      <w:r>
+        <w:rPr>
+          <w:rFonts w:ascii="微软雅黑" w:eastAsia="微软雅黑" w:hAnsi="微软雅黑" w:cs="微软雅黑" w:hint="eastAsia"/>
+          <w:lang w:eastAsia="zh-CN"/>
+        </w:rPr>
+        <w:t>美元），所以安装包做的是</w:t>
+      </w:r>
+      <w:r>
+        <w:rPr>
+          <w:rFonts w:ascii="微软雅黑" w:eastAsia="微软雅黑" w:hAnsi="微软雅黑" w:cs="微软雅黑" w:hint="eastAsia"/>
+          <w:b/>
+          <w:lang w:eastAsia="zh-CN"/>
+        </w:rPr>
+        <w:t>临时签名</w:t>
+      </w:r>
+      <w:r>
+        <w:rPr>
+          <w:rFonts w:ascii="微软雅黑" w:eastAsia="微软雅黑" w:hAnsi="微软雅黑" w:cs="微软雅黑" w:hint="eastAsia"/>
+          <w:lang w:eastAsia="zh-CN"/>
+        </w:rPr>
+        <w:t>。</w:t>
+      </w:r>
+      <w:r>
+        <w:t xml:space="preserve"> macOS </w:t>
+      </w:r>
+      <w:r>
+        <w:rPr>
+          <w:rFonts w:ascii="微软雅黑" w:eastAsia="微软雅黑" w:hAnsi="微软雅黑" w:cs="微软雅黑" w:hint="eastAsia"/>
+          <w:lang w:eastAsia="zh-CN"/>
+        </w:rPr>
+        <w:t>对这类程序会弹「无法打开，因为</w:t>
+      </w:r>
+      <w:r>
+        <w:t xml:space="preserve"> Apple </w:t>
+      </w:r>
+      <w:r>
+        <w:rPr>
+          <w:rFonts w:ascii="微软雅黑" w:eastAsia="微软雅黑" w:hAnsi="微软雅黑" w:cs="微软雅黑" w:hint="eastAsia"/>
+          <w:lang w:eastAsia="zh-CN"/>
+        </w:rPr>
+        <w:t>无法检查是否包含恶意软件」。</w:t>
+      </w:r>
+      <w:r>
+        <w:t xml:space="preserve"> </w:t>
+      </w:r>
+      <w:r>
+        <w:rPr>
+          <w:rFonts w:ascii="微软雅黑" w:eastAsia="微软雅黑" w:hAnsi="微软雅黑" w:cs="微软雅黑" w:hint="eastAsia"/>
+          <w:b/>
+          <w:lang w:eastAsia="zh-CN"/>
+        </w:rPr>
+        <w:t>放行办法</w:t>
+      </w:r>
+      <w:r>
+        <w:rPr>
+          <w:rFonts w:ascii="微软雅黑" w:eastAsia="微软雅黑" w:hAnsi="微软雅黑" w:cs="微软雅黑" w:hint="eastAsia"/>
+          <w:lang w:eastAsia="zh-CN"/>
+        </w:rPr>
+        <w:t>：在「应用程序」里</w:t>
+      </w:r>
+      <w:r>
+        <w:rPr>
+          <w:rFonts w:ascii="微软雅黑" w:eastAsia="微软雅黑" w:hAnsi="微软雅黑" w:cs="微软雅黑" w:hint="eastAsia"/>
+          <w:b/>
+          <w:lang w:eastAsia="zh-CN"/>
+        </w:rPr>
+        <w:t>右键点它 → 选「打开」→ 再点一次「打开」</w:t>
+      </w:r>
+      <w:r>
+        <w:rPr>
+          <w:rFonts w:ascii="微软雅黑" w:eastAsia="微软雅黑" w:hAnsi="微软雅黑" w:cs="微软雅黑" w:hint="eastAsia"/>
+          <w:lang w:eastAsia="zh-CN"/>
+        </w:rPr>
+        <w:t>。</w:t>
+      </w:r>
+      <w:r>
+        <w:t xml:space="preserve"> </w:t>
+      </w:r>
+      <w:r>
+        <w:rPr>
+          <w:rFonts w:ascii="微软雅黑" w:eastAsia="微软雅黑" w:hAnsi="微软雅黑" w:cs="微软雅黑" w:hint="eastAsia"/>
+          <w:lang w:eastAsia="zh-CN"/>
+        </w:rPr>
+        <w:t>只需放行一次，以后双击即可。</w:t>
+      </w:r>
+      <w:r>
+        <w:t xml:space="preserve"> </w:t>
+      </w:r>
+      <w:r>
+        <w:rPr>
+          <w:rFonts w:ascii="微软雅黑" w:eastAsia="微软雅黑" w:hAnsi="微软雅黑" w:cs="微软雅黑" w:hint="eastAsia"/>
+          <w:lang w:eastAsia="zh-CN"/>
+        </w:rPr>
+        <w:t>如果右键里没有「打开」选项，可在「系统设置</w:t>
+      </w:r>
+      <w:r>
+        <w:t xml:space="preserve"> → </w:t>
+      </w:r>
+      <w:r>
+        <w:rPr>
+          <w:rFonts w:ascii="微软雅黑" w:eastAsia="微软雅黑" w:hAnsi="微软雅黑" w:cs="微软雅黑" w:hint="eastAsia"/>
+          <w:lang w:eastAsia="zh-CN"/>
+        </w:rPr>
+        <w:t>隐私与安全性」页面下方点「仍要打开」。</w:t>
+      </w:r>
+    </w:p>
+    <w:p>
+      <w:pPr>
+        <w:jc w:val="left"/>
+      </w:pPr>
+      <w:r>
+        <w:rPr>
+          <w:rFonts w:ascii="微软雅黑" w:eastAsia="微软雅黑" w:hAnsi="微软雅黑" w:cs="微软雅黑" w:hint="eastAsia"/>
+          <w:b/>
+          <w:lang w:eastAsia="zh-CN"/>
+        </w:rPr>
+        <w:t>这个版本同时支持两种 Mac</w:t>
+      </w:r>
+      <w:r>
+        <w:rPr>
+          <w:rFonts w:ascii="微软雅黑" w:eastAsia="微软雅黑" w:hAnsi="微软雅黑" w:cs="微软雅黑" w:hint="eastAsia"/>
+          <w:lang w:eastAsia="zh-CN"/>
+        </w:rPr>
+        <w:t>：</w:t>
+      </w:r>
+      <w:r>
+        <w:t xml:space="preserve">Intel </w:t>
+      </w:r>
+      <w:r>
+        <w:rPr>
+          <w:rFonts w:ascii="微软雅黑" w:eastAsia="微软雅黑" w:hAnsi="微软雅黑" w:cs="微软雅黑" w:hint="eastAsia"/>
+          <w:lang w:eastAsia="zh-CN"/>
+        </w:rPr>
+        <w:t>芯片（</w:t>
+      </w:r>
+      <w:r>
+        <w:t>x86_64</w:t>
+      </w:r>
+      <w:r>
+        <w:rPr>
+          <w:rFonts w:ascii="微软雅黑" w:eastAsia="微软雅黑" w:hAnsi="微软雅黑" w:cs="微软雅黑" w:hint="eastAsia"/>
+          <w:lang w:eastAsia="zh-CN"/>
+        </w:rPr>
+        <w:t>）与</w:t>
+      </w:r>
+      <w:r>
+        <w:t xml:space="preserve"> Apple </w:t>
+      </w:r>
+      <w:r>
+        <w:rPr>
+          <w:rFonts w:ascii="微软雅黑" w:eastAsia="微软雅黑" w:hAnsi="微软雅黑" w:cs="微软雅黑" w:hint="eastAsia"/>
+          <w:lang w:eastAsia="zh-CN"/>
+        </w:rPr>
+        <w:t>芯片（</w:t>
+      </w:r>
+      <w:r>
+        <w:t xml:space="preserve">M </w:t>
+      </w:r>
+      <w:r>
+        <w:rPr>
+          <w:rFonts w:ascii="微软雅黑" w:eastAsia="微软雅黑" w:hAnsi="微软雅黑" w:cs="微软雅黑" w:hint="eastAsia"/>
+          <w:lang w:eastAsia="zh-CN"/>
+        </w:rPr>
+        <w:t>系列</w:t>
+      </w:r>
+      <w:r>
+        <w:t xml:space="preserve"> / arm64</w:t>
+      </w:r>
+      <w:r>
+        <w:rPr>
+          <w:rFonts w:ascii="微软雅黑" w:eastAsia="微软雅黑" w:hAnsi="微软雅黑" w:cs="微软雅黑" w:hint="eastAsia"/>
+          <w:lang w:eastAsia="zh-CN"/>
+        </w:rPr>
+        <w:t>），</w:t>
+      </w:r>
+    </w:p>
+    <w:p>
+      <w:pPr>
+        <w:jc w:val="left"/>
+      </w:pPr>
+      <w:r>
+        <w:rPr>
+          <w:rFonts w:ascii="微软雅黑" w:eastAsia="微软雅黑" w:hAnsi="微软雅黑" w:cs="微软雅黑" w:hint="eastAsia"/>
+          <w:lang w:eastAsia="zh-CN"/>
+        </w:rPr>
+        <w:t>同一个安装包通用，不用挑。</w:t>
+      </w:r>
+    </w:p>
+    <w:p>
+      <w:pPr>
+        <w:pStyle w:val="Heading3"/>
+        <w:spacing w:line="312" w:lineRule="auto"/>
+        <w:jc w:val="left"/>
+      </w:pPr>
+      <w:r>
+        <w:rPr>
+          <w:rFonts w:ascii="微软雅黑" w:hAnsi="微软雅黑" w:eastAsia="微软雅黑" w:cs="微软雅黑" w:hint="eastAsia"/>
+          <w:b/>
+          <w:sz w:val="26"/>
+          <w:lang w:eastAsia="zh-CN"/>
+        </w:rPr>
+        <w:t>（三）运行环境</w:t>
       </w:r>
     </w:p>
     <w:p>
@@ -1070,6 +1415,19 @@
         <w:jc w:val="left"/>
       </w:pPr>
       <w:r>
+        <w:rPr>
+          <w:b/>
+        </w:rPr>
+        <w:t>Windows</w:t>
+      </w:r>
+      <w:r>
+        <w:rPr>
+          <w:rFonts w:ascii="微软雅黑" w:eastAsia="微软雅黑" w:hAnsi="微软雅黑" w:cs="微软雅黑" w:hint="eastAsia"/>
+          <w:lang w:eastAsia="zh-CN"/>
+        </w:rPr>
+        <w:t>：</w:t>
+      </w:r>
+      <w:r>
         <w:t>Windows 10 / 11</w:t>
       </w:r>
       <w:r>
@@ -1087,65 +1445,175 @@
           <w:rFonts w:ascii="微软雅黑" w:eastAsia="微软雅黑" w:hAnsi="微软雅黑" w:cs="微软雅黑" w:hint="eastAsia"/>
           <w:lang w:eastAsia="zh-CN"/>
         </w:rPr>
-        <w:t>位。</w:t>
+        <w:t>位；需要</w:t>
+      </w:r>
+      <w:r>
+        <w:t xml:space="preserve"> Microsoft Edge WebView2 </w:t>
+      </w:r>
+      <w:r>
+        <w:rPr>
+          <w:rFonts w:ascii="微软雅黑" w:eastAsia="微软雅黑" w:hAnsi="微软雅黑" w:cs="微软雅黑" w:hint="eastAsia"/>
+          <w:lang w:eastAsia="zh-CN"/>
+        </w:rPr>
+        <w:t>运行时</w:t>
       </w:r>
       <w:r/>
     </w:p>
     <w:p>
       <w:pPr>
+        <w:jc w:val="left"/>
+      </w:pPr>
+      <w:r>
+        <w:rPr>
+          <w:rFonts w:ascii="微软雅黑" w:eastAsia="微软雅黑" w:hAnsi="微软雅黑" w:cs="微软雅黑" w:hint="eastAsia"/>
+          <w:lang w:eastAsia="zh-CN"/>
+        </w:rPr>
+        <w:t>（</w:t>
+      </w:r>
+      <w:r>
+        <w:t xml:space="preserve">Win11 </w:t>
+      </w:r>
+      <w:r>
+        <w:rPr>
+          <w:rFonts w:ascii="微软雅黑" w:eastAsia="微软雅黑" w:hAnsi="微软雅黑" w:cs="微软雅黑" w:hint="eastAsia"/>
+          <w:lang w:eastAsia="zh-CN"/>
+        </w:rPr>
+        <w:t>与多数装过</w:t>
+      </w:r>
+      <w:r>
+        <w:t xml:space="preserve"> Edge </w:t>
+      </w:r>
+      <w:r>
+        <w:rPr>
+          <w:rFonts w:ascii="微软雅黑" w:eastAsia="微软雅黑" w:hAnsi="微软雅黑" w:cs="微软雅黑" w:hint="eastAsia"/>
+          <w:lang w:eastAsia="zh-CN"/>
+        </w:rPr>
+        <w:t>的</w:t>
+      </w:r>
+      <w:r>
+        <w:t xml:space="preserve"> Win10 </w:t>
+      </w:r>
+      <w:r>
+        <w:rPr>
+          <w:rFonts w:ascii="微软雅黑" w:eastAsia="微软雅黑" w:hAnsi="微软雅黑" w:cs="微软雅黑" w:hint="eastAsia"/>
+          <w:lang w:eastAsia="zh-CN"/>
+        </w:rPr>
+        <w:t>已有；安装程序里内嵌了引导程序，缺的机器会自动补上。</w:t>
+      </w:r>
+    </w:p>
+    <w:p>
+      <w:pPr>
+        <w:jc w:val="left"/>
+      </w:pPr>
+      <w:r>
+        <w:rPr>
+          <w:rFonts w:ascii="微软雅黑" w:eastAsia="微软雅黑" w:hAnsi="微软雅黑" w:cs="微软雅黑" w:hint="eastAsia"/>
+          <w:lang w:eastAsia="zh-CN"/>
+        </w:rPr>
+        <w:t>完全离线的电脑需要提前准备</w:t>
+      </w:r>
+      <w:r>
+        <w:t xml:space="preserve"> WebView2 </w:t>
+      </w:r>
+      <w:r>
+        <w:rPr>
+          <w:rFonts w:ascii="微软雅黑" w:eastAsia="微软雅黑" w:hAnsi="微软雅黑" w:cs="微软雅黑" w:hint="eastAsia"/>
+          <w:lang w:eastAsia="zh-CN"/>
+        </w:rPr>
+        <w:t>离线运行时）。</w:t>
+      </w:r>
+    </w:p>
+    <w:p>
+      <w:pPr>
         <w:pStyle w:val="ListBullet"/>
         <w:spacing w:after="72"/>
         <w:jc w:val="left"/>
       </w:pPr>
       <w:r>
         <w:rPr>
-          <w:rFonts w:ascii="微软雅黑" w:eastAsia="微软雅黑" w:hAnsi="微软雅黑" w:cs="微软雅黑" w:hint="eastAsia"/>
           <w:b/>
-          <w:lang w:eastAsia="zh-CN"/>
-        </w:rPr>
-        <w:t>不需要</w:t>
-      </w:r>
-      <w:r>
-        <w:rPr>
-          <w:rFonts w:ascii="微软雅黑" w:eastAsia="微软雅黑" w:hAnsi="微软雅黑" w:cs="微软雅黑" w:hint="eastAsia"/>
-          <w:lang w:eastAsia="zh-CN"/>
-        </w:rPr>
-        <w:t>安装</w:t>
-      </w:r>
-      <w:r>
-        <w:t xml:space="preserve"> Node.js</w:t>
-      </w:r>
-      <w:r>
-        <w:rPr>
-          <w:rFonts w:ascii="微软雅黑" w:eastAsia="微软雅黑" w:hAnsi="微软雅黑" w:cs="微软雅黑" w:hint="eastAsia"/>
-          <w:lang w:eastAsia="zh-CN"/>
-        </w:rPr>
-        <w:t>、</w:t>
-      </w:r>
-      <w:r>
-        <w:t xml:space="preserve">Rust </w:t>
-      </w:r>
-      <w:r>
-        <w:rPr>
-          <w:rFonts w:ascii="微软雅黑" w:eastAsia="微软雅黑" w:hAnsi="微软雅黑" w:cs="微软雅黑" w:hint="eastAsia"/>
-          <w:lang w:eastAsia="zh-CN"/>
-        </w:rPr>
-        <w:t>或</w:t>
-      </w:r>
-      <w:r>
-        <w:t xml:space="preserve"> .NET</w:t>
-      </w:r>
-      <w:r>
-        <w:rPr>
-          <w:rFonts w:ascii="微软雅黑" w:eastAsia="微软雅黑" w:hAnsi="微软雅黑" w:cs="微软雅黑" w:hint="eastAsia"/>
-          <w:lang w:eastAsia="zh-CN"/>
-        </w:rPr>
-        <w:t>。</w:t>
+        </w:rPr>
+        <w:t>macOS</w:t>
+      </w:r>
+      <w:r>
+        <w:rPr>
+          <w:rFonts w:ascii="微软雅黑" w:eastAsia="微软雅黑" w:hAnsi="微软雅黑" w:cs="微软雅黑" w:hint="eastAsia"/>
+          <w:lang w:eastAsia="zh-CN"/>
+        </w:rPr>
+        <w:t>：</w:t>
+      </w:r>
+      <w:r>
+        <w:t xml:space="preserve">macOS </w:t>
+      </w:r>
+      <w:r>
+        <w:rPr>
+          <w:rFonts w:ascii="微软雅黑" w:eastAsia="微软雅黑" w:hAnsi="微软雅黑" w:cs="微软雅黑" w:hint="eastAsia"/>
+          <w:b/>
+          <w:lang w:eastAsia="zh-CN"/>
+        </w:rPr>
+        <w:t>10.15（Catalina）及以上</w:t>
+      </w:r>
+      <w:r>
+        <w:rPr>
+          <w:rFonts w:ascii="微软雅黑" w:eastAsia="微软雅黑" w:hAnsi="微软雅黑" w:cs="微软雅黑" w:hint="eastAsia"/>
+          <w:lang w:eastAsia="zh-CN"/>
+        </w:rPr>
+        <w:t>，</w:t>
+      </w:r>
+      <w:r>
+        <w:t xml:space="preserve">Intel </w:t>
+      </w:r>
+      <w:r>
+        <w:rPr>
+          <w:rFonts w:ascii="微软雅黑" w:eastAsia="微软雅黑" w:hAnsi="微软雅黑" w:cs="微软雅黑" w:hint="eastAsia"/>
+          <w:lang w:eastAsia="zh-CN"/>
+        </w:rPr>
+        <w:t>与</w:t>
+      </w:r>
+      <w:r>
+        <w:t xml:space="preserve"> Apple </w:t>
+      </w:r>
+      <w:r>
+        <w:rPr>
+          <w:rFonts w:ascii="微软雅黑" w:eastAsia="微软雅黑" w:hAnsi="微软雅黑" w:cs="微软雅黑" w:hint="eastAsia"/>
+          <w:lang w:eastAsia="zh-CN"/>
+        </w:rPr>
+        <w:t>芯片都可以。</w:t>
       </w:r>
       <w:r/>
     </w:p>
     <w:p>
       <w:pPr>
+        <w:jc w:val="left"/>
+      </w:pPr>
+      <w:r>
+        <w:t xml:space="preserve">Mac </w:t>
+      </w:r>
+      <w:r>
+        <w:rPr>
+          <w:rFonts w:ascii="微软雅黑" w:eastAsia="微软雅黑" w:hAnsi="微软雅黑" w:cs="微软雅黑" w:hint="eastAsia"/>
+          <w:lang w:eastAsia="zh-CN"/>
+        </w:rPr>
+        <w:t>系统自带网页运行时，</w:t>
+      </w:r>
+      <w:r>
+        <w:rPr>
+          <w:rFonts w:ascii="微软雅黑" w:eastAsia="微软雅黑" w:hAnsi="微软雅黑" w:cs="微软雅黑" w:hint="eastAsia"/>
+          <w:b/>
+          <w:lang w:eastAsia="zh-CN"/>
+        </w:rPr>
+        <w:t>不需要</w:t>
+      </w:r>
+      <w:r>
+        <w:rPr>
+          <w:rFonts w:ascii="微软雅黑" w:eastAsia="微软雅黑" w:hAnsi="微软雅黑" w:cs="微软雅黑" w:hint="eastAsia"/>
+          <w:lang w:eastAsia="zh-CN"/>
+        </w:rPr>
+        <w:t>额外安装任何东西。</w:t>
+      </w:r>
+    </w:p>
+    <w:p>
+      <w:pPr>
         <w:pStyle w:val="ListBullet"/>
         <w:spacing w:after="72"/>
         <w:jc w:val="left"/>
@@ -1155,67 +1623,52 @@
           <w:rFonts w:ascii="微软雅黑" w:eastAsia="微软雅黑" w:hAnsi="微软雅黑" w:cs="微软雅黑" w:hint="eastAsia"/>
           <w:lang w:eastAsia="zh-CN"/>
         </w:rPr>
-        <w:t>电脑需要</w:t>
-      </w:r>
-      <w:r>
-        <w:t xml:space="preserve"> Microsoft Edge WebView2 </w:t>
-      </w:r>
-      <w:r>
-        <w:rPr>
-          <w:rFonts w:ascii="微软雅黑" w:eastAsia="微软雅黑" w:hAnsi="微软雅黑" w:cs="微软雅黑" w:hint="eastAsia"/>
-          <w:lang w:eastAsia="zh-CN"/>
-        </w:rPr>
-        <w:t>运行时</w:t>
-      </w:r>
-      <w:r>
-        <w:t xml:space="preserve"> —— Windows 11 </w:t>
-      </w:r>
-      <w:r>
-        <w:rPr>
-          <w:rFonts w:ascii="微软雅黑" w:eastAsia="微软雅黑" w:hAnsi="微软雅黑" w:cs="微软雅黑" w:hint="eastAsia"/>
-          <w:lang w:eastAsia="zh-CN"/>
-        </w:rPr>
-        <w:t>和大多数装过</w:t>
-      </w:r>
-      <w:r>
-        <w:t xml:space="preserve"> Edge </w:t>
-      </w:r>
-      <w:r>
-        <w:rPr>
-          <w:rFonts w:ascii="微软雅黑" w:eastAsia="微软雅黑" w:hAnsi="微软雅黑" w:cs="微软雅黑" w:hint="eastAsia"/>
-          <w:lang w:eastAsia="zh-CN"/>
-        </w:rPr>
-        <w:t>的</w:t>
-      </w:r>
-      <w:r>
-        <w:t xml:space="preserve"> Windows 10 </w:t>
-      </w:r>
-      <w:r>
-        <w:rPr>
-          <w:rFonts w:ascii="微软雅黑" w:eastAsia="微软雅黑" w:hAnsi="微软雅黑" w:cs="微软雅黑" w:hint="eastAsia"/>
-          <w:lang w:eastAsia="zh-CN"/>
-        </w:rPr>
-        <w:t>已经自带；安装程序里内嵌了</w:t>
-      </w:r>
-      <w:r>
-        <w:t xml:space="preserve"> WebView2 </w:t>
-      </w:r>
-      <w:r>
-        <w:rPr>
-          <w:rFonts w:ascii="微软雅黑" w:eastAsia="微软雅黑" w:hAnsi="微软雅黑" w:cs="微软雅黑" w:hint="eastAsia"/>
-          <w:lang w:eastAsia="zh-CN"/>
-        </w:rPr>
-        <w:t>引导程序，缺少时会在安装过程中自动补上。完全离线的电脑需要提前准备</w:t>
-      </w:r>
-      <w:r>
-        <w:t xml:space="preserve"> WebView2 </w:t>
-      </w:r>
-      <w:r>
-        <w:rPr>
-          <w:rFonts w:ascii="微软雅黑" w:eastAsia="微软雅黑" w:hAnsi="微软雅黑" w:cs="微软雅黑" w:hint="eastAsia"/>
-          <w:lang w:eastAsia="zh-CN"/>
-        </w:rPr>
-        <w:t>离线运行时。</w:t>
+        <w:t>两个平台都</w:t>
+      </w:r>
+      <w:r>
+        <w:rPr>
+          <w:rFonts w:ascii="微软雅黑" w:eastAsia="微软雅黑" w:hAnsi="微软雅黑" w:cs="微软雅黑" w:hint="eastAsia"/>
+          <w:b/>
+          <w:lang w:eastAsia="zh-CN"/>
+        </w:rPr>
+        <w:t>不需要</w:t>
+      </w:r>
+      <w:r>
+        <w:rPr>
+          <w:rFonts w:ascii="微软雅黑" w:eastAsia="微软雅黑" w:hAnsi="微软雅黑" w:cs="微软雅黑" w:hint="eastAsia"/>
+          <w:lang w:eastAsia="zh-CN"/>
+        </w:rPr>
+        <w:t>装</w:t>
+      </w:r>
+      <w:r>
+        <w:t xml:space="preserve"> Node.js</w:t>
+      </w:r>
+      <w:r>
+        <w:rPr>
+          <w:rFonts w:ascii="微软雅黑" w:eastAsia="微软雅黑" w:hAnsi="微软雅黑" w:cs="微软雅黑" w:hint="eastAsia"/>
+          <w:lang w:eastAsia="zh-CN"/>
+        </w:rPr>
+        <w:t>、</w:t>
+      </w:r>
+      <w:r>
+        <w:t xml:space="preserve">Rust </w:t>
+      </w:r>
+      <w:r>
+        <w:rPr>
+          <w:rFonts w:ascii="微软雅黑" w:eastAsia="微软雅黑" w:hAnsi="微软雅黑" w:cs="微软雅黑" w:hint="eastAsia"/>
+          <w:lang w:eastAsia="zh-CN"/>
+        </w:rPr>
+        <w:t>或</w:t>
+      </w:r>
+      <w:r>
+        <w:t xml:space="preserve"> .NET</w:t>
+      </w:r>
+      <w:r>
+        <w:rPr>
+          <w:rFonts w:ascii="微软雅黑" w:eastAsia="微软雅黑" w:hAnsi="微软雅黑" w:cs="微软雅黑" w:hint="eastAsia"/>
+          <w:lang w:eastAsia="zh-CN"/>
+        </w:rPr>
+        <w:t>。</w:t>
       </w:r>
       <w:r/>
     </w:p>
@@ -1232,7 +1685,7 @@
           <w:sz w:val="26"/>
           <w:lang w:eastAsia="zh-CN"/>
         </w:rPr>
-        <w:t>（三）首次启动：设置访问密码</w:t>
+        <w:t>（四）首次启动：设置访问密码</w:t>
       </w:r>
     </w:p>
     <w:p>
@@ -3829,40 +4282,50 @@
         <w:t>怎么生成与打印？</w:t>
       </w:r>
       <w:r>
+        <w:rPr>
+          <w:rFonts w:ascii="微软雅黑" w:eastAsia="微软雅黑" w:hAnsi="微软雅黑" w:cs="微软雅黑" w:hint="eastAsia"/>
+          <w:lang w:eastAsia="zh-CN"/>
+        </w:rPr>
+        <w:t xml:space="preserve"> 点「生成打分表」后，文件存到当前用户的「下载」文件夹，并自动用默认浏览器打开；在打开的页面里按 </w:t>
+      </w:r>
+      <w:r>
+        <w:rPr>
+          <w:b/>
+        </w:rPr>
+        <w:t>Ctrl + P</w:t>
+      </w:r>
+      <w:r>
+        <w:rPr>
+          <w:rFonts w:ascii="微软雅黑" w:eastAsia="微软雅黑" w:hAnsi="微软雅黑" w:cs="微软雅黑" w:hint="eastAsia"/>
+          <w:lang w:eastAsia="zh-CN"/>
+        </w:rPr>
+        <w:t>（</w:t>
+      </w:r>
+      <w:r>
+        <w:t xml:space="preserve">macOS </w:t>
+      </w:r>
+      <w:r>
+        <w:rPr>
+          <w:rFonts w:ascii="微软雅黑" w:eastAsia="微软雅黑" w:hAnsi="微软雅黑" w:cs="微软雅黑" w:hint="eastAsia"/>
+          <w:lang w:eastAsia="zh-CN"/>
+        </w:rPr>
+        <w:t>上按</w:t>
+      </w:r>
+      <w:r>
         <w:t xml:space="preserve"> </w:t>
       </w:r>
       <w:r>
         <w:rPr>
-          <w:rFonts w:ascii="微软雅黑" w:eastAsia="微软雅黑" w:hAnsi="微软雅黑" w:cs="微软雅黑" w:hint="eastAsia"/>
-          <w:lang w:eastAsia="zh-CN"/>
-        </w:rPr>
-        <w:t>点「生成打分表」后，文件存到</w:t>
-      </w:r>
-      <w:r>
-        <w:t xml:space="preserve"> Windows</w:t>
-      </w:r>
-      <w:r>
-        <w:rPr>
-          <w:rFonts w:ascii="微软雅黑" w:eastAsia="微软雅黑" w:hAnsi="微软雅黑" w:cs="微软雅黑" w:hint="eastAsia"/>
-          <w:lang w:eastAsia="zh-CN"/>
-        </w:rPr>
-        <w:t>「下载」文件夹，并自动用默认浏览器打开；在打开的页面里按</w:t>
-      </w:r>
-      <w:r>
-        <w:t xml:space="preserve"> </w:t>
-      </w:r>
-      <w:r>
-        <w:rPr>
           <w:b/>
         </w:rPr>
-        <w:t>Ctrl + P</w:t>
-      </w:r>
-      <w:r>
-        <w:rPr>
-          <w:rFonts w:ascii="微软雅黑" w:eastAsia="微软雅黑" w:hAnsi="微软雅黑" w:cs="微软雅黑" w:hint="eastAsia"/>
-          <w:lang w:eastAsia="zh-CN"/>
-        </w:rPr>
-        <w:t>，打印机设置里确认选的是横向，直接打印或另存为</w:t>
+        <w:t>⌘ + P</w:t>
+      </w:r>
+      <w:r>
+        <w:rPr>
+          <w:rFonts w:ascii="微软雅黑" w:eastAsia="微软雅黑" w:hAnsi="微软雅黑" w:cs="微软雅黑" w:hint="eastAsia"/>
+          <w:lang w:eastAsia="zh-CN"/>
+        </w:rPr>
+        <w:t>），打印机设置里确认选的是横向，直接打印或另存为</w:t>
       </w:r>
       <w:r>
         <w:t xml:space="preserve"> PDF</w:t>
@@ -6518,7 +6981,64 @@
           <w:rFonts w:ascii="微软雅黑" w:eastAsia="微软雅黑" w:hAnsi="微软雅黑" w:cs="微软雅黑" w:hint="eastAsia"/>
           <w:lang w:eastAsia="zh-CN"/>
         </w:rPr>
-        <w:t>，而是缩到右下角任务栏的系统托盘继续运行。左键单击托盘图标唤回窗口；右键菜单里有「退出」。</w:t>
+        <w:t>，而是缩到系统托盘继续运行</w:t>
+      </w:r>
+    </w:p>
+    <w:p>
+      <w:pPr>
+        <w:jc w:val="left"/>
+      </w:pPr>
+      <w:r>
+        <w:rPr>
+          <w:rFonts w:ascii="微软雅黑" w:eastAsia="微软雅黑" w:hAnsi="微软雅黑" w:cs="微软雅黑" w:hint="eastAsia"/>
+          <w:lang w:eastAsia="zh-CN"/>
+        </w:rPr>
+        <w:t>（</w:t>
+      </w:r>
+      <w:r>
+        <w:t xml:space="preserve">Windows </w:t>
+      </w:r>
+      <w:r>
+        <w:rPr>
+          <w:rFonts w:ascii="微软雅黑" w:eastAsia="微软雅黑" w:hAnsi="微软雅黑" w:cs="微软雅黑" w:hint="eastAsia"/>
+          <w:lang w:eastAsia="zh-CN"/>
+        </w:rPr>
+        <w:t>在右下角任务栏；</w:t>
+      </w:r>
+      <w:r>
+        <w:t xml:space="preserve">macOS </w:t>
+      </w:r>
+      <w:r>
+        <w:rPr>
+          <w:rFonts w:ascii="微软雅黑" w:eastAsia="微软雅黑" w:hAnsi="微软雅黑" w:cs="微软雅黑" w:hint="eastAsia"/>
+          <w:lang w:eastAsia="zh-CN"/>
+        </w:rPr>
+        <w:t>在屏幕右上角的</w:t>
+      </w:r>
+      <w:r>
+        <w:rPr>
+          <w:rFonts w:ascii="微软雅黑" w:eastAsia="微软雅黑" w:hAnsi="微软雅黑" w:cs="微软雅黑" w:hint="eastAsia"/>
+          <w:b/>
+          <w:lang w:eastAsia="zh-CN"/>
+        </w:rPr>
+        <w:t>菜单栏</w:t>
+      </w:r>
+      <w:r>
+        <w:rPr>
+          <w:rFonts w:ascii="微软雅黑" w:eastAsia="微软雅黑" w:hAnsi="微软雅黑" w:cs="微软雅黑" w:hint="eastAsia"/>
+          <w:lang w:eastAsia="zh-CN"/>
+        </w:rPr>
+        <w:t>）。点一下托盘</w:t>
+      </w:r>
+      <w:r>
+        <w:t xml:space="preserve"> / </w:t>
+      </w:r>
+      <w:r>
+        <w:rPr>
+          <w:rFonts w:ascii="微软雅黑" w:eastAsia="微软雅黑" w:hAnsi="微软雅黑" w:cs="微软雅黑" w:hint="eastAsia"/>
+          <w:lang w:eastAsia="zh-CN"/>
+        </w:rPr>
+        <w:t>菜单栏图标唤回窗口；右键菜单里有「退出」。</w:t>
       </w:r>
     </w:p>
     <w:p>
@@ -6577,7 +7097,76 @@
           <w:rFonts w:ascii="微软雅黑" w:eastAsia="微软雅黑" w:hAnsi="微软雅黑" w:cs="微软雅黑" w:hint="eastAsia"/>
           <w:lang w:eastAsia="zh-CN"/>
         </w:rPr>
-        <w:t>「开机自动启动」开启后，开机登录时安静启动在托盘里、不弹窗；它只写入当前用户的「启动」目录，不需要管理员权限，随时可关。</w:t>
+        <w:t>「开机自动启动」开启后，开机登录时安静启动在后台、不弹窗。</w:t>
+      </w:r>
+    </w:p>
+    <w:p>
+      <w:pPr>
+        <w:jc w:val="left"/>
+      </w:pPr>
+      <w:r>
+        <w:rPr>
+          <w:rFonts w:ascii="微软雅黑" w:eastAsia="微软雅黑" w:hAnsi="微软雅黑" w:cs="微软雅黑" w:hint="eastAsia"/>
+          <w:lang w:eastAsia="zh-CN"/>
+        </w:rPr>
+        <w:t>两个平台都</w:t>
+      </w:r>
+      <w:r>
+        <w:rPr>
+          <w:rFonts w:ascii="微软雅黑" w:eastAsia="微软雅黑" w:hAnsi="微软雅黑" w:cs="微软雅黑" w:hint="eastAsia"/>
+          <w:b/>
+          <w:lang w:eastAsia="zh-CN"/>
+        </w:rPr>
+        <w:t>只写当前用户自己的设置</w:t>
+      </w:r>
+      <w:r>
+        <w:rPr>
+          <w:rFonts w:ascii="微软雅黑" w:eastAsia="微软雅黑" w:hAnsi="微软雅黑" w:cs="微软雅黑" w:hint="eastAsia"/>
+          <w:lang w:eastAsia="zh-CN"/>
+        </w:rPr>
+        <w:t>（</w:t>
+      </w:r>
+      <w:r>
+        <w:t xml:space="preserve">Windows </w:t>
+      </w:r>
+      <w:r>
+        <w:rPr>
+          <w:rFonts w:ascii="微软雅黑" w:eastAsia="微软雅黑" w:hAnsi="微软雅黑" w:cs="微软雅黑" w:hint="eastAsia"/>
+          <w:lang w:eastAsia="zh-CN"/>
+        </w:rPr>
+        <w:t>写「启动」目录、</w:t>
+      </w:r>
+      <w:r>
+        <w:t xml:space="preserve">macOS </w:t>
+      </w:r>
+      <w:r>
+        <w:rPr>
+          <w:rFonts w:ascii="微软雅黑" w:eastAsia="微软雅黑" w:hAnsi="微软雅黑" w:cs="微软雅黑" w:hint="eastAsia"/>
+          <w:lang w:eastAsia="zh-CN"/>
+        </w:rPr>
+        <w:t>写</w:t>
+      </w:r>
+      <w:r>
+        <w:t xml:space="preserve"> LaunchAgent</w:t>
+      </w:r>
+      <w:r>
+        <w:rPr>
+          <w:rFonts w:ascii="微软雅黑" w:eastAsia="微软雅黑" w:hAnsi="微软雅黑" w:cs="微软雅黑" w:hint="eastAsia"/>
+          <w:lang w:eastAsia="zh-CN"/>
+        </w:rPr>
+        <w:t>），</w:t>
+      </w:r>
+    </w:p>
+    <w:p>
+      <w:pPr>
+        <w:jc w:val="left"/>
+      </w:pPr>
+      <w:r>
+        <w:rPr>
+          <w:rFonts w:ascii="微软雅黑" w:eastAsia="微软雅黑" w:hAnsi="微软雅黑" w:cs="微软雅黑" w:hint="eastAsia"/>
+          <w:lang w:eastAsia="zh-CN"/>
+        </w:rPr>
+        <w:t>都不需要管理员权限，随时可关。</w:t>
       </w:r>
     </w:p>
     <w:p>
@@ -6591,7 +7180,7 @@
           <w:rFonts w:ascii="微软雅黑" w:eastAsia="微软雅黑" w:hAnsi="微软雅黑" w:cs="微软雅黑" w:hint="eastAsia"/>
           <w:lang w:eastAsia="zh-CN"/>
         </w:rPr>
-        <w:t>程序只允许运行一个：已经在后台（托盘）时，再次双击图标不会开出第二个窗口，而是把原来那个叫回前台。</w:t>
+        <w:t>程序只允许运行一个：已经在后台时，再次双击图标不会开出第二个窗口，而是把原来那个叫回前台。</w:t>
       </w:r>
     </w:p>
     <w:p>
@@ -6626,7 +7215,17 @@
           <w:rFonts w:ascii="微软雅黑" w:eastAsia="微软雅黑" w:hAnsi="微软雅黑" w:cs="微软雅黑" w:hint="eastAsia"/>
           <w:lang w:eastAsia="zh-CN"/>
         </w:rPr>
-        <w:t>（绿色版</w:t>
+        <w:t>（</w:t>
+      </w:r>
+      <w:r>
+        <w:t xml:space="preserve">Windows </w:t>
+      </w:r>
+      <w:r>
+        <w:rPr>
+          <w:rFonts w:ascii="微软雅黑" w:eastAsia="微软雅黑" w:hAnsi="微软雅黑" w:cs="微软雅黑" w:hint="eastAsia"/>
+          <w:lang w:eastAsia="zh-CN"/>
+        </w:rPr>
+        <w:t>安装版</w:t>
       </w:r>
       <w:r>
         <w:t xml:space="preserve"> / </w:t>
@@ -6636,7 +7235,17 @@
           <w:rFonts w:ascii="微软雅黑" w:eastAsia="微软雅黑" w:hAnsi="微软雅黑" w:cs="微软雅黑" w:hint="eastAsia"/>
           <w:lang w:eastAsia="zh-CN"/>
         </w:rPr>
-        <w:t>安装版）有效。若在浏览器里直接打开</w:t>
+        <w:t>绿色版，</w:t>
+      </w:r>
+      <w:r>
+        <w:t>macOS dmg</w:t>
+      </w:r>
+      <w:r>
+        <w:rPr>
+          <w:rFonts w:ascii="微软雅黑" w:eastAsia="微软雅黑" w:hAnsi="微软雅黑" w:cs="微软雅黑" w:hint="eastAsia"/>
+          <w:lang w:eastAsia="zh-CN"/>
+        </w:rPr>
+        <w:t>）有效。若在浏览器里直接打开</w:t>
       </w:r>
       <w:r>
         <w:t xml:space="preserve"> HTML</w:t>
@@ -6647,6 +7256,41 @@
           <w:lang w:eastAsia="zh-CN"/>
         </w:rPr>
         <w:t>，这两项会明确提示「需要桌面版」，不会静默无反应。</w:t>
+      </w:r>
+      <w:r>
+        <w:t xml:space="preserve"> </w:t>
+      </w:r>
+      <w:r>
+        <w:rPr>
+          <w:rFonts w:ascii="微软雅黑" w:eastAsia="微软雅黑" w:hAnsi="微软雅黑" w:cs="微软雅黑" w:hint="eastAsia"/>
+          <w:lang w:eastAsia="zh-CN"/>
+        </w:rPr>
+        <w:t>另外提醒一句：</w:t>
+      </w:r>
+      <w:r>
+        <w:rPr>
+          <w:rFonts w:ascii="微软雅黑" w:eastAsia="微软雅黑" w:hAnsi="微软雅黑" w:cs="微软雅黑" w:hint="eastAsia"/>
+          <w:b/>
+          <w:lang w:eastAsia="zh-CN"/>
+        </w:rPr>
+        <w:t>在 macOS 上「⌘ + Q」是直接退出</w:t>
+      </w:r>
+      <w:r>
+        <w:rPr>
+          <w:rFonts w:ascii="微软雅黑" w:eastAsia="微软雅黑" w:hAnsi="微软雅黑" w:cs="微软雅黑" w:hint="eastAsia"/>
+          <w:lang w:eastAsia="zh-CN"/>
+        </w:rPr>
+        <w:t>（这是</w:t>
+      </w:r>
+      <w:r>
+        <w:t xml:space="preserve"> Mac </w:t>
+      </w:r>
+      <w:r>
+        <w:rPr>
+          <w:rFonts w:ascii="微软雅黑" w:eastAsia="微软雅黑" w:hAnsi="微软雅黑" w:cs="微软雅黑" w:hint="eastAsia"/>
+          <w:lang w:eastAsia="zh-CN"/>
+        </w:rPr>
+        <w:t>的通用习惯，不走上面那个「缩到托盘」的开关）。想让它在后台常驻，请点窗口左上角的红色按钮。</w:t>
       </w:r>
     </w:p>
     <w:p>
@@ -6722,41 +7366,245 @@
       <w:r>
         <w:rPr>
           <w:rFonts w:ascii="微软雅黑" w:eastAsia="微软雅黑" w:hAnsi="微软雅黑" w:cs="微软雅黑" w:hint="eastAsia"/>
-          <w:lang w:eastAsia="zh-CN"/>
-        </w:rPr>
-        <w:t>主存储：</w:t>
+          <w:b/>
+          <w:lang w:eastAsia="zh-CN"/>
+        </w:rPr>
+        <w:t>主存储</w:t>
+      </w:r>
+      <w:r>
+        <w:rPr>
+          <w:rFonts w:ascii="微软雅黑" w:eastAsia="微软雅黑" w:hAnsi="微软雅黑" w:cs="微软雅黑" w:hint="eastAsia"/>
+          <w:lang w:eastAsia="zh-CN"/>
+        </w:rPr>
+        <w:t>：程序自己的网页数据目录（</w:t>
+      </w:r>
+      <w:r>
+        <w:t xml:space="preserve">Windows </w:t>
+      </w:r>
+      <w:r>
+        <w:rPr>
+          <w:rFonts w:ascii="微软雅黑" w:eastAsia="微软雅黑" w:hAnsi="微软雅黑" w:cs="微软雅黑" w:hint="eastAsia"/>
+          <w:lang w:eastAsia="zh-CN"/>
+        </w:rPr>
+        <w:t>在</w:t>
+      </w:r>
+      <w:r>
+        <w:t xml:space="preserve"> </w:t>
       </w:r>
       <w:r>
         <w:rPr>
           <w:rFonts w:ascii="Consolas" w:hAnsi="Consolas"/>
           <w:sz w:val="18"/>
         </w:rPr>
-        <w:t>%LOCALAPPDATA%\cn.edu.zuel.studentworkstation\...</w:t>
+        <w:t>%LOCALAPPDATA%\cn.edu.zuel.studentworkstation\</w:t>
+      </w:r>
+      <w:r>
+        <w:rPr>
+          <w:rFonts w:ascii="微软雅黑" w:eastAsia="微软雅黑" w:hAnsi="微软雅黑" w:cs="微软雅黑" w:hint="eastAsia"/>
+          <w:lang w:eastAsia="zh-CN"/>
+        </w:rPr>
+        <w:t xml:space="preserve"> 下，</w:t>
+      </w:r>
+    </w:p>
+    <w:p>
+      <w:pPr>
+        <w:jc w:val="left"/>
+      </w:pPr>
+      <w:r>
+        <w:t xml:space="preserve">macOS </w:t>
+      </w:r>
+      <w:r>
+        <w:rPr>
+          <w:rFonts w:ascii="微软雅黑" w:eastAsia="微软雅黑" w:hAnsi="微软雅黑" w:cs="微软雅黑" w:hint="eastAsia"/>
+          <w:lang w:eastAsia="zh-CN"/>
+        </w:rPr>
+        <w:t>在用户资源库</w:t>
       </w:r>
       <w:r>
         <w:t xml:space="preserve"> </w:t>
       </w:r>
       <w:r>
         <w:rPr>
-          <w:rFonts w:ascii="微软雅黑" w:eastAsia="微软雅黑" w:hAnsi="微软雅黑" w:cs="微软雅黑" w:hint="eastAsia"/>
-          <w:lang w:eastAsia="zh-CN"/>
-        </w:rPr>
-        <w:t>的</w:t>
-      </w:r>
-      <w:r>
-        <w:t xml:space="preserve"> Local Storage</w:t>
-      </w:r>
-      <w:r>
-        <w:rPr>
-          <w:rFonts w:ascii="微软雅黑" w:eastAsia="微软雅黑" w:hAnsi="微软雅黑" w:cs="微软雅黑" w:hint="eastAsia"/>
-          <w:lang w:eastAsia="zh-CN"/>
-        </w:rPr>
-        <w:t>（程序实际读写的地方）；</w:t>
+          <w:rFonts w:ascii="Consolas" w:hAnsi="Consolas"/>
+          <w:sz w:val="18"/>
+        </w:rPr>
+        <w:t>~/Library/</w:t>
+      </w:r>
+      <w:r>
+        <w:t xml:space="preserve"> </w:t>
+      </w:r>
+      <w:r>
+        <w:rPr>
+          <w:rFonts w:ascii="微软雅黑" w:eastAsia="微软雅黑" w:hAnsi="微软雅黑" w:cs="微软雅黑" w:hint="eastAsia"/>
+          <w:lang w:eastAsia="zh-CN"/>
+        </w:rPr>
+        <w:t>里）</w:t>
+      </w:r>
+      <w:r>
+        <w:t xml:space="preserve">—— </w:t>
+      </w:r>
+      <w:r>
+        <w:rPr>
+          <w:rFonts w:ascii="微软雅黑" w:eastAsia="微软雅黑" w:hAnsi="微软雅黑" w:cs="微软雅黑" w:hint="eastAsia"/>
+          <w:lang w:eastAsia="zh-CN"/>
+        </w:rPr>
+        <w:t>这是程序实际读写的地方；</w:t>
+      </w:r>
+    </w:p>
+    <w:p>
+      <w:pPr>
+        <w:pStyle w:val="ListBullet"/>
+        <w:spacing w:after="72"/>
+        <w:jc w:val="left"/>
+      </w:pPr>
+      <w:r>
+        <w:rPr>
+          <w:rFonts w:ascii="微软雅黑" w:eastAsia="微软雅黑" w:hAnsi="微软雅黑" w:cs="微软雅黑" w:hint="eastAsia"/>
+          <w:b/>
+          <w:lang w:eastAsia="zh-CN"/>
+        </w:rPr>
+        <w:t>磁盘镜像</w:t>
+      </w:r>
+      <w:r>
+        <w:rPr>
+          <w:rFonts w:ascii="微软雅黑" w:eastAsia="微软雅黑" w:hAnsi="微软雅黑" w:cs="微软雅黑" w:hint="eastAsia"/>
+          <w:lang w:eastAsia="zh-CN"/>
+        </w:rPr>
+        <w:t>：</w:t>
+      </w:r>
+      <w:r>
+        <w:rPr>
+          <w:rFonts w:ascii="Consolas" w:hAnsi="Consolas"/>
+          <w:sz w:val="18"/>
+        </w:rPr>
+        <w:t>workstation-data.json</w:t>
+      </w:r>
+      <w:r>
+        <w:rPr>
+          <w:rFonts w:ascii="微软雅黑" w:eastAsia="微软雅黑" w:hAnsi="微软雅黑" w:cs="微软雅黑" w:hint="eastAsia"/>
+          <w:lang w:eastAsia="zh-CN"/>
+        </w:rPr>
+        <w:t>，与主存储同一个应用数据目录</w:t>
+      </w:r>
+      <w:r>
+        <w:t xml:space="preserve"> —— </w:t>
+      </w:r>
+      <w:r>
+        <w:rPr>
+          <w:rFonts w:ascii="微软雅黑" w:eastAsia="微软雅黑" w:hAnsi="微软雅黑" w:cs="微软雅黑" w:hint="eastAsia"/>
+          <w:lang w:eastAsia="zh-CN"/>
+        </w:rPr>
+        <w:t>每次保存都会同时写一份。</w:t>
       </w:r>
       <w:r/>
     </w:p>
     <w:p>
       <w:pPr>
+        <w:jc w:val="left"/>
+      </w:pPr>
+      <w:r>
+        <w:rPr>
+          <w:rFonts w:ascii="微软雅黑" w:eastAsia="微软雅黑" w:hAnsi="微软雅黑" w:cs="微软雅黑" w:hint="eastAsia"/>
+          <w:lang w:eastAsia="zh-CN"/>
+        </w:rPr>
+        <w:t>在</w:t>
+      </w:r>
+      <w:r>
+        <w:t xml:space="preserve"> Windows </w:t>
+      </w:r>
+      <w:r>
+        <w:rPr>
+          <w:rFonts w:ascii="微软雅黑" w:eastAsia="微软雅黑" w:hAnsi="微软雅黑" w:cs="微软雅黑" w:hint="eastAsia"/>
+          <w:lang w:eastAsia="zh-CN"/>
+        </w:rPr>
+        <w:t>上是</w:t>
+      </w:r>
+      <w:r>
+        <w:t xml:space="preserve"> </w:t>
+      </w:r>
+      <w:r>
+        <w:rPr>
+          <w:rFonts w:ascii="Consolas" w:hAnsi="Consolas"/>
+          <w:sz w:val="18"/>
+        </w:rPr>
+        <w:t>%APPDATA%\cn.edu.zuel.studentworkstation\workstation-data.json</w:t>
+      </w:r>
+      <w:r>
+        <w:rPr>
+          <w:rFonts w:ascii="微软雅黑" w:eastAsia="微软雅黑" w:hAnsi="微软雅黑" w:cs="微软雅黑" w:hint="eastAsia"/>
+          <w:lang w:eastAsia="zh-CN"/>
+        </w:rPr>
+        <w:t>，</w:t>
+      </w:r>
+    </w:p>
+    <w:p>
+      <w:pPr>
+        <w:jc w:val="left"/>
+      </w:pPr>
+      <w:r>
+        <w:rPr>
+          <w:rFonts w:ascii="微软雅黑" w:eastAsia="微软雅黑" w:hAnsi="微软雅黑" w:cs="微软雅黑" w:hint="eastAsia"/>
+          <w:lang w:eastAsia="zh-CN"/>
+        </w:rPr>
+        <w:t>在</w:t>
+      </w:r>
+      <w:r>
+        <w:t xml:space="preserve"> macOS </w:t>
+      </w:r>
+      <w:r>
+        <w:rPr>
+          <w:rFonts w:ascii="微软雅黑" w:eastAsia="微软雅黑" w:hAnsi="微软雅黑" w:cs="微软雅黑" w:hint="eastAsia"/>
+          <w:lang w:eastAsia="zh-CN"/>
+        </w:rPr>
+        <w:t>上是</w:t>
+      </w:r>
+      <w:r>
+        <w:t xml:space="preserve"> </w:t>
+      </w:r>
+      <w:r>
+        <w:rPr>
+          <w:rFonts w:ascii="Consolas" w:hAnsi="Consolas"/>
+          <w:sz w:val="18"/>
+        </w:rPr>
+        <w:t>~/Library/Application Support/cn.edu.zuel.studentworkstation/workstation-data.json</w:t>
+      </w:r>
+      <w:r>
+        <w:rPr>
+          <w:rFonts w:ascii="微软雅黑" w:eastAsia="微软雅黑" w:hAnsi="微软雅黑" w:cs="微软雅黑" w:hint="eastAsia"/>
+          <w:lang w:eastAsia="zh-CN"/>
+        </w:rPr>
+        <w:t>。</w:t>
+      </w:r>
+    </w:p>
+    <w:p>
+      <w:pPr>
+        <w:jc w:val="left"/>
+      </w:pPr>
+      <w:r>
+        <w:rPr>
+          <w:rFonts w:ascii="微软雅黑" w:eastAsia="微软雅黑" w:hAnsi="微软雅黑" w:cs="微软雅黑" w:hint="eastAsia"/>
+          <w:lang w:eastAsia="zh-CN"/>
+        </w:rPr>
+        <w:t>清理浏览器缓存、重置网页数据或重装程序之后，</w:t>
+      </w:r>
+      <w:r>
+        <w:rPr>
+          <w:rFonts w:ascii="微软雅黑" w:eastAsia="微软雅黑" w:hAnsi="微软雅黑" w:cs="微软雅黑" w:hint="eastAsia"/>
+          <w:b/>
+          <w:lang w:eastAsia="zh-CN"/>
+        </w:rPr>
+        <w:t>下次打开会自动从这里恢复</w:t>
+      </w:r>
+      <w:r>
+        <w:rPr>
+          <w:rFonts w:ascii="微软雅黑" w:eastAsia="微软雅黑" w:hAnsi="微软雅黑" w:cs="微软雅黑" w:hint="eastAsia"/>
+          <w:lang w:eastAsia="zh-CN"/>
+        </w:rPr>
+        <w:t>。</w:t>
+      </w:r>
+    </w:p>
+    <w:p>
+      <w:pPr>
         <w:pStyle w:val="ListBullet"/>
         <w:spacing w:after="72"/>
         <w:jc w:val="left"/>
@@ -6764,59 +7612,46 @@
       <w:r>
         <w:rPr>
           <w:rFonts w:ascii="微软雅黑" w:eastAsia="微软雅黑" w:hAnsi="微软雅黑" w:cs="微软雅黑" w:hint="eastAsia"/>
+          <w:lang w:eastAsia="zh-CN"/>
+        </w:rPr>
+        <w:t>这两个目录都可以不记：</w:t>
+      </w:r>
+      <w:r>
+        <w:rPr>
+          <w:rFonts w:ascii="微软雅黑" w:eastAsia="微软雅黑" w:hAnsi="微软雅黑" w:cs="微软雅黑" w:hint="eastAsia"/>
           <w:b/>
           <w:lang w:eastAsia="zh-CN"/>
         </w:rPr>
-        <w:t>磁盘镜像</w:t>
-      </w:r>
-      <w:r>
-        <w:rPr>
-          <w:rFonts w:ascii="微软雅黑" w:eastAsia="微软雅黑" w:hAnsi="微软雅黑" w:cs="微软雅黑" w:hint="eastAsia"/>
-          <w:lang w:eastAsia="zh-CN"/>
-        </w:rPr>
-        <w:t>：</w:t>
-      </w:r>
-      <w:r>
-        <w:rPr>
-          <w:rFonts w:ascii="Consolas" w:hAnsi="Consolas"/>
-          <w:sz w:val="18"/>
-        </w:rPr>
-        <w:t>%APPDATA%\cn.edu.zuel.studentworkstation\workstation-data.json</w:t>
-      </w:r>
-      <w:r>
-        <w:t xml:space="preserve"> —— </w:t>
-      </w:r>
-      <w:r>
-        <w:rPr>
-          <w:rFonts w:ascii="微软雅黑" w:eastAsia="微软雅黑" w:hAnsi="微软雅黑" w:cs="微软雅黑" w:hint="eastAsia"/>
-          <w:lang w:eastAsia="zh-CN"/>
-        </w:rPr>
-        <w:t>每次保存都会同时写一份。清理浏览器缓存、重置</w:t>
-      </w:r>
-      <w:r>
-        <w:t xml:space="preserve"> WebView </w:t>
-      </w:r>
-      <w:r>
-        <w:rPr>
-          <w:rFonts w:ascii="微软雅黑" w:eastAsia="微软雅黑" w:hAnsi="微软雅黑" w:cs="微软雅黑" w:hint="eastAsia"/>
-          <w:lang w:eastAsia="zh-CN"/>
-        </w:rPr>
-        <w:t>或重装程序之后，</w:t>
-      </w:r>
-      <w:r>
-        <w:rPr>
-          <w:rFonts w:ascii="微软雅黑" w:eastAsia="微软雅黑" w:hAnsi="微软雅黑" w:cs="微软雅黑" w:hint="eastAsia"/>
-          <w:b/>
-          <w:lang w:eastAsia="zh-CN"/>
-        </w:rPr>
-        <w:t>下次打开会自动从这里恢复</w:t>
-      </w:r>
-      <w:r>
-        <w:rPr>
-          <w:rFonts w:ascii="微软雅黑" w:eastAsia="微软雅黑" w:hAnsi="微软雅黑" w:cs="微软雅黑" w:hint="eastAsia"/>
-          <w:lang w:eastAsia="zh-CN"/>
-        </w:rPr>
-        <w:t>。</w:t>
+        <w:t>换机 / 备份直接走「系统设置 → 📦 数据管理 → 导出完整备份」</w:t>
+      </w:r>
+      <w:r>
+        <w:rPr>
+          <w:rFonts w:ascii="微软雅黑" w:eastAsia="微软雅黑" w:hAnsi="微软雅黑" w:cs="微软雅黑" w:hint="eastAsia"/>
+          <w:lang w:eastAsia="zh-CN"/>
+        </w:rPr>
+        <w:t>，</w:t>
+      </w:r>
+    </w:p>
+    <w:p>
+      <w:pPr>
+        <w:jc w:val="left"/>
+      </w:pPr>
+      <w:r>
+        <w:rPr>
+          <w:rFonts w:ascii="微软雅黑" w:eastAsia="微软雅黑" w:hAnsi="微软雅黑" w:cs="微软雅黑" w:hint="eastAsia"/>
+          <w:lang w:eastAsia="zh-CN"/>
+        </w:rPr>
+        <w:t>导出的就是一个可随时导回的</w:t>
+      </w:r>
+      <w:r>
+        <w:t xml:space="preserve"> JSON</w:t>
+      </w:r>
+      <w:r>
+        <w:rPr>
+          <w:rFonts w:ascii="微软雅黑" w:eastAsia="微软雅黑" w:hAnsi="微软雅黑" w:cs="微软雅黑" w:hint="eastAsia"/>
+          <w:lang w:eastAsia="zh-CN"/>
+        </w:rPr>
+        <w:t>；「打开备份文件夹」按钮也能一键跳到导出的落点。</w:t>
       </w:r>
     </w:p>
     <w:p>
@@ -6870,17 +7705,50 @@
           <w:rFonts w:ascii="微软雅黑" w:eastAsia="微软雅黑" w:hAnsi="微软雅黑" w:cs="微软雅黑" w:hint="eastAsia"/>
           <w:lang w:eastAsia="zh-CN"/>
         </w:rPr>
-        <w:t>文件、备份文件、查寝打分表，默认保存到</w:t>
-      </w:r>
-      <w:r>
-        <w:t xml:space="preserve"> Windows</w:t>
-      </w:r>
-      <w:r>
-        <w:rPr>
-          <w:rFonts w:ascii="微软雅黑" w:eastAsia="微软雅黑" w:hAnsi="微软雅黑" w:cs="微软雅黑" w:hint="eastAsia"/>
-          <w:lang w:eastAsia="zh-CN"/>
-        </w:rPr>
-        <w:t>「下载」文件夹；「系统设置</w:t>
+        <w:t>文件、备份文件、查寝打分表，默认保存到当前用户的「下载」文件夹</w:t>
+      </w:r>
+      <w:r/>
+    </w:p>
+    <w:p>
+      <w:pPr>
+        <w:jc w:val="left"/>
+      </w:pPr>
+      <w:r>
+        <w:rPr>
+          <w:rFonts w:ascii="微软雅黑" w:eastAsia="微软雅黑" w:hAnsi="微软雅黑" w:cs="微软雅黑" w:hint="eastAsia"/>
+          <w:lang w:eastAsia="zh-CN"/>
+        </w:rPr>
+        <w:t>（</w:t>
+      </w:r>
+      <w:r>
+        <w:t xml:space="preserve">Windows </w:t>
+      </w:r>
+      <w:r>
+        <w:rPr>
+          <w:rFonts w:ascii="微软雅黑" w:eastAsia="微软雅黑" w:hAnsi="微软雅黑" w:cs="微软雅黑" w:hint="eastAsia"/>
+          <w:lang w:eastAsia="zh-CN"/>
+        </w:rPr>
+        <w:t>是「下载」，</w:t>
+      </w:r>
+      <w:r>
+        <w:t xml:space="preserve">macOS </w:t>
+      </w:r>
+      <w:r>
+        <w:rPr>
+          <w:rFonts w:ascii="微软雅黑" w:eastAsia="微软雅黑" w:hAnsi="微软雅黑" w:cs="微软雅黑" w:hint="eastAsia"/>
+          <w:lang w:eastAsia="zh-CN"/>
+        </w:rPr>
+        <w:t>是「下载」</w:t>
+      </w:r>
+      <w:r>
+        <w:t>/ Downloads</w:t>
+      </w:r>
+      <w:r>
+        <w:rPr>
+          <w:rFonts w:ascii="微软雅黑" w:eastAsia="微软雅黑" w:hAnsi="微软雅黑" w:cs="微软雅黑" w:hint="eastAsia"/>
+          <w:lang w:eastAsia="zh-CN"/>
+        </w:rPr>
+        <w:t>）；「系统设置</w:t>
       </w:r>
       <w:r>
         <w:t xml:space="preserve"> → 📦 </w:t>
@@ -6902,7 +7770,6 @@
         </w:rPr>
         <w:t>打开备份文件夹」可一键打开该目录。</w:t>
       </w:r>
-      <w:r/>
     </w:p>
     <w:p>
       <w:pPr>
@@ -6967,7 +7834,7 @@
           <w:b/>
           <w:lang w:eastAsia="zh-CN"/>
         </w:rPr>
-        <w:t>双击打开是空白 / 打不开？</w:t>
+        <w:t>双击打开是空白 / 打不开？（Windows）</w:t>
       </w:r>
     </w:p>
     <w:p>
@@ -7000,6 +7867,71 @@
           <w:lang w:eastAsia="zh-CN"/>
         </w:rPr>
         <w:t>离线运行时。</w:t>
+      </w:r>
+    </w:p>
+    <w:p>
+      <w:pPr>
+        <w:jc w:val="left"/>
+      </w:pPr>
+      <w:r>
+        <w:rPr>
+          <w:rFonts w:ascii="微软雅黑" w:eastAsia="微软雅黑" w:hAnsi="微软雅黑" w:cs="微软雅黑" w:hint="eastAsia"/>
+          <w:b/>
+          <w:lang w:eastAsia="zh-CN"/>
+        </w:rPr>
+        <w:t>Mac 上提示「无法打开，因为 Apple 无法检查是否包含恶意软件」？（macOS）</w:t>
+      </w:r>
+    </w:p>
+    <w:p>
+      <w:pPr>
+        <w:jc w:val="left"/>
+      </w:pPr>
+      <w:r>
+        <w:rPr>
+          <w:rFonts w:ascii="微软雅黑" w:eastAsia="微软雅黑" w:hAnsi="微软雅黑" w:cs="微软雅黑" w:hint="eastAsia"/>
+          <w:lang w:eastAsia="zh-CN"/>
+        </w:rPr>
+        <w:t>这是没买苹果开发者账号导致的，</w:t>
+      </w:r>
+      <w:r>
+        <w:rPr>
+          <w:rFonts w:ascii="微软雅黑" w:eastAsia="微软雅黑" w:hAnsi="微软雅黑" w:cs="微软雅黑" w:hint="eastAsia"/>
+          <w:b/>
+          <w:lang w:eastAsia="zh-CN"/>
+        </w:rPr>
+        <w:t>不是文件损坏</w:t>
+      </w:r>
+      <w:r>
+        <w:rPr>
+          <w:rFonts w:ascii="微软雅黑" w:eastAsia="微软雅黑" w:hAnsi="微软雅黑" w:cs="微软雅黑" w:hint="eastAsia"/>
+          <w:lang w:eastAsia="zh-CN"/>
+        </w:rPr>
+        <w:t>。放行办法：在「应用程序」里</w:t>
+      </w:r>
+      <w:r>
+        <w:rPr>
+          <w:rFonts w:ascii="微软雅黑" w:eastAsia="微软雅黑" w:hAnsi="微软雅黑" w:cs="微软雅黑" w:hint="eastAsia"/>
+          <w:b/>
+          <w:lang w:eastAsia="zh-CN"/>
+        </w:rPr>
+        <w:t>右键点它 → 选择「打开」→ 再点一次「打开」</w:t>
+      </w:r>
+      <w:r>
+        <w:rPr>
+          <w:rFonts w:ascii="微软雅黑" w:eastAsia="微软雅黑" w:hAnsi="微软雅黑" w:cs="微软雅黑" w:hint="eastAsia"/>
+          <w:lang w:eastAsia="zh-CN"/>
+        </w:rPr>
+        <w:t>，只需放行一次。如果右键里没有「打开」，去「系统设置</w:t>
+      </w:r>
+      <w:r>
+        <w:t xml:space="preserve"> → </w:t>
+      </w:r>
+      <w:r>
+        <w:rPr>
+          <w:rFonts w:ascii="微软雅黑" w:eastAsia="微软雅黑" w:hAnsi="微软雅黑" w:cs="微软雅黑" w:hint="eastAsia"/>
+          <w:lang w:eastAsia="zh-CN"/>
+        </w:rPr>
+        <w:t>隐私与安全性」，页面下方会有「仍要打开」的按钮。</w:t>
       </w:r>
     </w:p>
     <w:p>
@@ -7321,7 +8253,7 @@
         <w:rPr>
           <w:b/>
         </w:rPr>
-        <w:t>1.9.4</w:t>
+        <w:t>1.9.5</w:t>
       </w:r>
       <w:r>
         <w:rPr>
@@ -7331,17 +8263,27 @@
         <w:t>（</w:t>
       </w:r>
       <w:r>
-        <w:t>Windows x64</w:t>
-      </w:r>
-      <w:r>
-        <w:rPr>
-          <w:rFonts w:ascii="微软雅黑" w:eastAsia="微软雅黑" w:hAnsi="微软雅黑" w:cs="微软雅黑" w:hint="eastAsia"/>
-          <w:lang w:eastAsia="zh-CN"/>
-        </w:rPr>
-        <w:t>，</w:t>
-      </w:r>
-      <w:r>
-        <w:t xml:space="preserve">Tauri 2.x + WebView2 </w:t>
+        <w:t xml:space="preserve">Windows x64 </w:t>
+      </w:r>
+      <w:r>
+        <w:rPr>
+          <w:rFonts w:ascii="微软雅黑" w:eastAsia="微软雅黑" w:hAnsi="微软雅黑" w:cs="微软雅黑" w:hint="eastAsia"/>
+          <w:lang w:eastAsia="zh-CN"/>
+        </w:rPr>
+        <w:t>与</w:t>
+      </w:r>
+      <w:r>
+        <w:t xml:space="preserve"> macOS </w:t>
+      </w:r>
+      <w:r>
+        <w:rPr>
+          <w:rFonts w:ascii="微软雅黑" w:eastAsia="微软雅黑" w:hAnsi="微软雅黑" w:cs="微软雅黑" w:hint="eastAsia"/>
+          <w:lang w:eastAsia="zh-CN"/>
+        </w:rPr>
+        <w:t>通用版，</w:t>
+      </w:r>
+      <w:r>
+        <w:t xml:space="preserve">Tauri 2.x </w:t>
       </w:r>
       <w:r>
         <w:rPr>
@@ -7669,6 +8611,12 @@
   </w:num>
   <w:num w:numId="9">
     <w:abstractNumId w:val="0"/>
+  </w:num>
+  <w:num w:numId="10">
+    <w:abstractNumId w:val="7"/>
+    <w:lvlOverride w:ilvl="0">
+      <w:startOverride w:val="1"/>
+    </w:lvlOverride>
   </w:num>
 </w:numbering>
 </file>

--- a/中南大学生工作台-用户使用手册.docx
+++ b/中南大学生工作台-用户使用手册.docx
@@ -68,7 +68,7 @@
           <w:color w:val="6B7280"/>
           <w:sz w:val="18"/>
         </w:rPr>
-        <w:t xml:space="preserve"> 1.9.5 · </w:t>
+        <w:t xml:space="preserve"> 1.9.8 · </w:t>
       </w:r>
       <w:r>
         <w:rPr>
@@ -1102,7 +1102,7 @@
           <w:sz w:val="18"/>
           <w:lang w:eastAsia="zh-CN"/>
         </w:rPr>
-        <w:t>中南大学生工作台-v1.9.5-macOS.dmg</w:t>
+        <w:t>中南大学生工作台-v1.9.8-macOS.dmg</w:t>
       </w:r>
       <w:r>
         <w:rPr>
@@ -1836,17 +1836,7 @@
           <w:rFonts w:ascii="微软雅黑" w:eastAsia="微软雅黑" w:hAnsi="微软雅黑" w:cs="微软雅黑" w:hint="eastAsia"/>
           <w:lang w:eastAsia="zh-CN"/>
         </w:rPr>
-        <w:t>左侧栏的「取数</w:t>
-      </w:r>
-      <w:r>
-        <w:t xml:space="preserve"> · </w:t>
-      </w:r>
-      <w:r>
-        <w:rPr>
-          <w:rFonts w:ascii="微软雅黑" w:eastAsia="微软雅黑" w:hAnsi="微软雅黑" w:cs="微软雅黑" w:hint="eastAsia"/>
-          <w:lang w:eastAsia="zh-CN"/>
-        </w:rPr>
-        <w:t>导入指引」里永远留着这份说明，页面右上角有「</w:t>
+        <w:t>左侧栏的「导入指引」里永远留着这份说明，页面右上角有「</w:t>
       </w:r>
       <w:r>
         <w:t xml:space="preserve">🎬 </w:t>
@@ -1856,7 +1846,7 @@
           <w:rFonts w:ascii="微软雅黑" w:eastAsia="微软雅黑" w:hAnsi="微软雅黑" w:cs="微软雅黑" w:hint="eastAsia"/>
           <w:lang w:eastAsia="zh-CN"/>
         </w:rPr>
-        <w:t>从头看一遍新手引导」，个人中心里也有入口。</w:t>
+        <w:t>新手引导」，个人中心里也有入口。</w:t>
       </w:r>
     </w:p>
     <w:p>
@@ -2588,6 +2578,140 @@
     </w:p>
     <w:p>
       <w:pPr>
+        <w:jc w:val="left"/>
+      </w:pPr>
+      <w:r>
+        <w:rPr>
+          <w:rFonts w:ascii="微软雅黑" w:eastAsia="微软雅黑" w:hAnsi="微软雅黑" w:cs="微软雅黑" w:hint="eastAsia"/>
+          <w:b/>
+          <w:lang w:eastAsia="zh-CN"/>
+        </w:rPr>
+        <w:t>不想导的列可以去掉</w:t>
+      </w:r>
+      <w:r>
+        <w:rPr>
+          <w:rFonts w:ascii="微软雅黑" w:eastAsia="微软雅黑" w:hAnsi="微软雅黑" w:cs="微软雅黑" w:hint="eastAsia"/>
+          <w:lang w:eastAsia="zh-CN"/>
+        </w:rPr>
+        <w:t>：确认页那张表最右侧新加了一栏「</w:t>
+      </w:r>
+      <w:r>
+        <w:rPr>
+          <w:rFonts w:ascii="微软雅黑" w:eastAsia="微软雅黑" w:hAnsi="微软雅黑" w:cs="微软雅黑" w:hint="eastAsia"/>
+          <w:b/>
+          <w:lang w:eastAsia="zh-CN"/>
+        </w:rPr>
+        <w:t>导入</w:t>
+      </w:r>
+      <w:r>
+        <w:rPr>
+          <w:rFonts w:ascii="微软雅黑" w:eastAsia="微软雅黑" w:hAnsi="微软雅黑" w:cs="微软雅黑" w:hint="eastAsia"/>
+          <w:lang w:eastAsia="zh-CN"/>
+        </w:rPr>
+        <w:t>」，每一列一个勾选框，默认全勾上。</w:t>
+      </w:r>
+    </w:p>
+    <w:p>
+      <w:pPr>
+        <w:jc w:val="left"/>
+      </w:pPr>
+      <w:r>
+        <w:rPr>
+          <w:rFonts w:ascii="微软雅黑" w:eastAsia="微软雅黑" w:hAnsi="微软雅黑" w:cs="微软雅黑" w:hint="eastAsia"/>
+          <w:lang w:eastAsia="zh-CN"/>
+        </w:rPr>
+        <w:t>把某个勾去掉，那一列就不会进来（已在本机的数据也不受影响）。表格下方实时显示「本次将导入</w:t>
+      </w:r>
+      <w:r>
+        <w:t xml:space="preserve"> 7 / 8 </w:t>
+      </w:r>
+      <w:r>
+        <w:rPr>
+          <w:rFonts w:ascii="微软雅黑" w:eastAsia="微软雅黑" w:hAnsi="微软雅黑" w:cs="微软雅黑" w:hint="eastAsia"/>
+          <w:lang w:eastAsia="zh-CN"/>
+        </w:rPr>
+        <w:t>个字段」，</w:t>
+      </w:r>
+    </w:p>
+    <w:p>
+      <w:pPr>
+        <w:jc w:val="left"/>
+      </w:pPr>
+      <w:r>
+        <w:rPr>
+          <w:rFonts w:ascii="微软雅黑" w:eastAsia="微软雅黑" w:hAnsi="微软雅黑" w:cs="微软雅黑" w:hint="eastAsia"/>
+          <w:lang w:eastAsia="zh-CN"/>
+        </w:rPr>
+        <w:t>并列出被排除的列。</w:t>
+      </w:r>
+      <w:r>
+        <w:rPr>
+          <w:rFonts w:ascii="微软雅黑" w:eastAsia="微软雅黑" w:hAnsi="微软雅黑" w:cs="微软雅黑" w:hint="eastAsia"/>
+          <w:b/>
+          <w:lang w:eastAsia="zh-CN"/>
+        </w:rPr>
+        <w:t>学号那一栏标着「必导入」且不能取消</w:t>
+      </w:r>
+      <w:r>
+        <w:t xml:space="preserve"> —— </w:t>
+      </w:r>
+      <w:r>
+        <w:rPr>
+          <w:rFonts w:ascii="微软雅黑" w:eastAsia="微软雅黑" w:hAnsi="微软雅黑" w:cs="微软雅黑" w:hint="eastAsia"/>
+          <w:lang w:eastAsia="zh-CN"/>
+        </w:rPr>
+        <w:t>它是把所有数据串起来的主键。</w:t>
+      </w:r>
+    </w:p>
+    <w:p>
+      <w:pPr>
+        <w:jc w:val="left"/>
+      </w:pPr>
+      <w:r>
+        <w:rPr>
+          <w:rFonts w:ascii="微软雅黑" w:eastAsia="微软雅黑" w:hAnsi="微软雅黑" w:cs="微软雅黑" w:hint="eastAsia"/>
+          <w:lang w:eastAsia="zh-CN"/>
+        </w:rPr>
+        <w:t>另外：如果导的是入党积极分子名册、却把「政治面貌」的勾去掉了，页面会红字提醒你</w:t>
+      </w:r>
+    </w:p>
+    <w:p>
+      <w:pPr>
+        <w:jc w:val="left"/>
+      </w:pPr>
+      <w:r>
+        <w:t xml:space="preserve">—— </w:t>
+      </w:r>
+      <w:r>
+        <w:rPr>
+          <w:rFonts w:ascii="微软雅黑" w:eastAsia="微软雅黑" w:hAnsi="微软雅黑" w:cs="微软雅黑" w:hint="eastAsia"/>
+          <w:lang w:eastAsia="zh-CN"/>
+        </w:rPr>
+        <w:t>否则</w:t>
+      </w:r>
+      <w:r>
+        <w:t>"</w:t>
+      </w:r>
+      <w:r>
+        <w:rPr>
+          <w:rFonts w:ascii="微软雅黑" w:eastAsia="微软雅黑" w:hAnsi="微软雅黑" w:cs="微软雅黑" w:hint="eastAsia"/>
+          <w:lang w:eastAsia="zh-CN"/>
+        </w:rPr>
+        <w:t>自动同步为入党积极分子</w:t>
+      </w:r>
+      <w:r>
+        <w:t>"</w:t>
+      </w:r>
+      <w:r>
+        <w:rPr>
+          <w:rFonts w:ascii="微软雅黑" w:eastAsia="微软雅黑" w:hAnsi="微软雅黑" w:cs="微软雅黑" w:hint="eastAsia"/>
+          <w:lang w:eastAsia="zh-CN"/>
+        </w:rPr>
+        <w:t>这一步会静悄悄地不发生。</w:t>
+      </w:r>
+    </w:p>
+    <w:p>
+      <w:pPr>
         <w:spacing w:after="192"/>
         <w:jc w:val="left"/>
         <w:pBdr>
@@ -2715,7 +2839,7 @@
           <w:rFonts w:ascii="微软雅黑" w:eastAsia="微软雅黑" w:hAnsi="微软雅黑" w:cs="微软雅黑" w:hint="eastAsia"/>
           <w:lang w:eastAsia="zh-CN"/>
         </w:rPr>
-        <w:t>，逐块点给你看：批次条、导入按钮、左侧栏、取数指引，以及</w:t>
+        <w:t>，逐块点给你看：批次条、导入按钮、左侧栏、导入指引，以及</w:t>
       </w:r>
       <w:r>
         <w:rPr>
@@ -2818,19 +2942,8 @@
           <w:rFonts w:ascii="微软雅黑" w:eastAsia="微软雅黑" w:hAnsi="微软雅黑" w:cs="微软雅黑" w:hint="eastAsia"/>
           <w:lang w:eastAsia="zh-CN"/>
         </w:rPr>
-        <w:t>，或「取数</w:t>
-      </w:r>
-      <w:r>
-        <w:t xml:space="preserve"> · </w:t>
-      </w:r>
-      <w:r>
-        <w:rPr>
-          <w:rFonts w:ascii="微软雅黑" w:eastAsia="微软雅黑" w:hAnsi="微软雅黑" w:cs="微软雅黑" w:hint="eastAsia"/>
-          <w:lang w:eastAsia="zh-CN"/>
-        </w:rPr>
-        <w:t>导入指引」页右上角。</w:t>
-      </w:r>
-      <w:r/>
+        <w:t>，或「导入指引」页右上角。</w:t>
+      </w:r>
     </w:p>
     <w:p>
       <w:bookmarkStart w:id="16" w:name="_Toc_section_5"/>
@@ -3160,6 +3273,61 @@
     </w:p>
     <w:p>
       <w:pPr>
+        <w:pStyle w:val="ListBullet"/>
+        <w:spacing w:after="72"/>
+        <w:jc w:val="left"/>
+      </w:pPr>
+      <w:r>
+        <w:rPr>
+          <w:rFonts w:ascii="微软雅黑" w:eastAsia="微软雅黑" w:hAnsi="微软雅黑" w:cs="微软雅黑" w:hint="eastAsia"/>
+          <w:b/>
+          <w:lang w:eastAsia="zh-CN"/>
+        </w:rPr>
+        <w:t>关注标签</w:t>
+      </w:r>
+      <w:r>
+        <w:rPr>
+          <w:rFonts w:ascii="微软雅黑" w:eastAsia="微软雅黑" w:hAnsi="微软雅黑" w:cs="微软雅黑" w:hint="eastAsia"/>
+          <w:lang w:eastAsia="zh-CN"/>
+        </w:rPr>
+        <w:t>：姓名后面可能出现</w:t>
+      </w:r>
+      <w:r>
+        <w:t xml:space="preserve"> 🎭 ⛄ </w:t>
+      </w:r>
+      <w:r>
+        <w:rPr>
+          <w:rFonts w:ascii="微软雅黑" w:eastAsia="微软雅黑" w:hAnsi="微软雅黑" w:cs="微软雅黑" w:hint="eastAsia"/>
+          <w:lang w:eastAsia="zh-CN"/>
+        </w:rPr>
+        <w:t>这样的小图标</w:t>
+      </w:r>
+      <w:r>
+        <w:t xml:space="preserve"> —— </w:t>
+      </w:r>
+      <w:r>
+        <w:rPr>
+          <w:rFonts w:ascii="微软雅黑" w:eastAsia="微软雅黑" w:hAnsi="微软雅黑" w:cs="微软雅黑" w:hint="eastAsia"/>
+          <w:lang w:eastAsia="zh-CN"/>
+        </w:rPr>
+        <w:t>那是你自己给这个学生打的关注标记（见下一节）。</w:t>
+      </w:r>
+      <w:r/>
+    </w:p>
+    <w:p>
+      <w:pPr>
+        <w:jc w:val="left"/>
+      </w:pPr>
+      <w:r>
+        <w:rPr>
+          <w:rFonts w:ascii="微软雅黑" w:eastAsia="微软雅黑" w:hAnsi="微软雅黑" w:cs="微软雅黑" w:hint="eastAsia"/>
+          <w:lang w:eastAsia="zh-CN"/>
+        </w:rPr>
+        <w:t>图标只显示「样子」不显示文字，鼠标停上去会告诉你它是什么。</w:t>
+      </w:r>
+    </w:p>
+    <w:p>
+      <w:pPr>
         <w:pStyle w:val="Heading3"/>
         <w:spacing w:line="312" w:lineRule="auto"/>
         <w:jc w:val="left"/>
@@ -3191,7 +3359,7 @@
           <w:b/>
           <w:lang w:eastAsia="zh-CN"/>
         </w:rPr>
-        <w:t>需重点关注、有不及格、绩点偏低、暂无成绩、未写备注、已写备注、团员/党员、班委成员</w:t>
+        <w:t>需重点关注、带标签学生、有不及格、绩点偏低、暂无成绩、未写备注、已写备注、团员/党员、班委成员</w:t>
       </w:r>
       <w:r>
         <w:rPr>
@@ -3213,6 +3381,272 @@
         <w:t>列表上方的统计条数字（已写备注、需重点关注、有不及格等）也可以直接点，点了就跳到对应名单。</w:t>
       </w:r>
     </w:p>
+    <w:p>
+      <w:pPr>
+        <w:jc w:val="left"/>
+      </w:pPr>
+      <w:r>
+        <w:rPr>
+          <w:rFonts w:ascii="微软雅黑" w:eastAsia="微软雅黑" w:hAnsi="微软雅黑" w:cs="微软雅黑" w:hint="eastAsia"/>
+          <w:b/>
+          <w:lang w:eastAsia="zh-CN"/>
+        </w:rPr>
+        <w:t>「需重点关注」是怎么算出来的？</w:t>
+      </w:r>
+      <w:r>
+        <w:rPr>
+          <w:rFonts w:ascii="微软雅黑" w:eastAsia="微软雅黑" w:hAnsi="微软雅黑" w:cs="微软雅黑" w:hint="eastAsia"/>
+          <w:lang w:eastAsia="zh-CN"/>
+        </w:rPr>
+        <w:t xml:space="preserve"> 满足任一条就算：</w:t>
+      </w:r>
+    </w:p>
+    <w:tbl>
+      <w:tblPr>
+        <w:tblW w:type="pct" w:w="5000"/>
+        <w:tblLook w:firstColumn="1" w:firstRow="1" w:lastColumn="0" w:lastRow="0" w:noHBand="0" w:noVBand="1" w:val="04A0"/>
+        <w:tblLayout w:type="autofit"/>
+      </w:tblPr>
+      <w:tblGrid>
+        <w:gridCol w:w="4320"/>
+        <w:gridCol w:w="4320"/>
+      </w:tblGrid>
+      <w:tr>
+        <w:tc>
+          <w:tcPr>
+            <w:tcW w:type="dxa" w:w="4320"/>
+            <w:vAlign w:val="center"/>
+            <w:tcBorders>
+              <w:top w:val="single" w:sz="6" w:space="0" w:color="D8DEE6"/>
+              <w:bottom w:val="single" w:sz="6" w:space="0" w:color="D8DEE6"/>
+              <w:left w:val="single" w:sz="6" w:space="0" w:color="D8DEE6"/>
+              <w:right w:val="single" w:sz="6" w:space="0" w:color="D8DEE6"/>
+            </w:tcBorders>
+            <w:shd w:val="clear" w:color="auto" w:fill="F5F7FA"/>
+            <w:tcMar>
+              <w:top w:w="108" w:type="dxa"/>
+              <w:bottom w:w="108" w:type="dxa"/>
+              <w:left w:w="168" w:type="dxa"/>
+              <w:right w:w="168" w:type="dxa"/>
+            </w:tcMar>
+          </w:tcPr>
+          <w:p>
+            <w:pPr>
+              <w:jc w:val="left"/>
+              <w:spacing w:line="240" w:lineRule="auto" w:before="60" w:after="60"/>
+            </w:pPr>
+            <w:r>
+              <w:rPr>
+                <w:b/>
+              </w:rPr>
+              <w:t>判据</w:t>
+            </w:r>
+          </w:p>
+        </w:tc>
+        <w:tc>
+          <w:tcPr>
+            <w:tcW w:type="dxa" w:w="4320"/>
+            <w:vAlign w:val="center"/>
+            <w:tcBorders>
+              <w:top w:val="single" w:sz="6" w:space="0" w:color="D8DEE6"/>
+              <w:bottom w:val="single" w:sz="6" w:space="0" w:color="D8DEE6"/>
+              <w:left w:val="single" w:sz="6" w:space="0" w:color="D8DEE6"/>
+              <w:right w:val="single" w:sz="6" w:space="0" w:color="D8DEE6"/>
+            </w:tcBorders>
+            <w:shd w:val="clear" w:color="auto" w:fill="F5F7FA"/>
+            <w:tcMar>
+              <w:top w:w="108" w:type="dxa"/>
+              <w:bottom w:w="108" w:type="dxa"/>
+              <w:left w:w="168" w:type="dxa"/>
+              <w:right w:w="168" w:type="dxa"/>
+            </w:tcMar>
+          </w:tcPr>
+          <w:p>
+            <w:pPr>
+              <w:jc w:val="left"/>
+              <w:spacing w:line="240" w:lineRule="auto" w:before="60" w:after="60"/>
+            </w:pPr>
+            <w:r>
+              <w:rPr>
+                <w:b/>
+              </w:rPr>
+              <w:t>数据来源</w:t>
+            </w:r>
+          </w:p>
+        </w:tc>
+      </w:tr>
+      <w:tr>
+        <w:tc>
+          <w:tcPr>
+            <w:tcW w:type="dxa" w:w="4320"/>
+            <w:vAlign w:val="center"/>
+            <w:tcBorders>
+              <w:top w:val="single" w:sz="6" w:space="0" w:color="D8DEE6"/>
+              <w:bottom w:val="single" w:sz="6" w:space="0" w:color="D8DEE6"/>
+              <w:left w:val="single" w:sz="6" w:space="0" w:color="D8DEE6"/>
+              <w:right w:val="single" w:sz="6" w:space="0" w:color="D8DEE6"/>
+            </w:tcBorders>
+            <w:tcMar>
+              <w:top w:w="108" w:type="dxa"/>
+              <w:bottom w:w="108" w:type="dxa"/>
+              <w:left w:w="168" w:type="dxa"/>
+              <w:right w:w="168" w:type="dxa"/>
+            </w:tcMar>
+          </w:tcPr>
+          <w:p>
+            <w:pPr>
+              <w:jc w:val="left"/>
+              <w:spacing w:line="240" w:lineRule="auto" w:before="60" w:after="60"/>
+            </w:pPr>
+            <w:r>
+              <w:t>有不及格的科目</w:t>
+            </w:r>
+          </w:p>
+        </w:tc>
+        <w:tc>
+          <w:tcPr>
+            <w:tcW w:type="dxa" w:w="4320"/>
+            <w:vAlign w:val="center"/>
+            <w:tcBorders>
+              <w:top w:val="single" w:sz="6" w:space="0" w:color="D8DEE6"/>
+              <w:bottom w:val="single" w:sz="6" w:space="0" w:color="D8DEE6"/>
+              <w:left w:val="single" w:sz="6" w:space="0" w:color="D8DEE6"/>
+              <w:right w:val="single" w:sz="6" w:space="0" w:color="D8DEE6"/>
+            </w:tcBorders>
+            <w:tcMar>
+              <w:top w:w="108" w:type="dxa"/>
+              <w:bottom w:w="108" w:type="dxa"/>
+              <w:left w:w="168" w:type="dxa"/>
+              <w:right w:w="168" w:type="dxa"/>
+            </w:tcMar>
+          </w:tcPr>
+          <w:p>
+            <w:pPr>
+              <w:jc w:val="left"/>
+              <w:spacing w:line="240" w:lineRule="auto" w:before="60" w:after="60"/>
+            </w:pPr>
+            <w:r>
+              <w:t>成绩单的「不及格门数」</w:t>
+            </w:r>
+          </w:p>
+        </w:tc>
+      </w:tr>
+      <w:tr>
+        <w:tc>
+          <w:tcPr>
+            <w:tcW w:type="dxa" w:w="4320"/>
+            <w:vAlign w:val="center"/>
+            <w:tcBorders>
+              <w:top w:val="single" w:sz="6" w:space="0" w:color="D8DEE6"/>
+              <w:bottom w:val="single" w:sz="6" w:space="0" w:color="D8DEE6"/>
+              <w:left w:val="single" w:sz="6" w:space="0" w:color="D8DEE6"/>
+              <w:right w:val="single" w:sz="6" w:space="0" w:color="D8DEE6"/>
+            </w:tcBorders>
+            <w:tcMar>
+              <w:top w:w="108" w:type="dxa"/>
+              <w:bottom w:w="108" w:type="dxa"/>
+              <w:left w:w="168" w:type="dxa"/>
+              <w:right w:w="168" w:type="dxa"/>
+            </w:tcMar>
+          </w:tcPr>
+          <w:p>
+            <w:pPr>
+              <w:jc w:val="left"/>
+              <w:spacing w:line="240" w:lineRule="auto" w:before="60" w:after="60"/>
+            </w:pPr>
+            <w:r>
+              <w:t>学生表里「挂科情况」或「军训备注」有内容</w:t>
+            </w:r>
+          </w:p>
+        </w:tc>
+        <w:tc>
+          <w:tcPr>
+            <w:tcW w:type="dxa" w:w="4320"/>
+            <w:vAlign w:val="center"/>
+            <w:tcBorders>
+              <w:top w:val="single" w:sz="6" w:space="0" w:color="D8DEE6"/>
+              <w:bottom w:val="single" w:sz="6" w:space="0" w:color="D8DEE6"/>
+              <w:left w:val="single" w:sz="6" w:space="0" w:color="D8DEE6"/>
+              <w:right w:val="single" w:sz="6" w:space="0" w:color="D8DEE6"/>
+            </w:tcBorders>
+            <w:tcMar>
+              <w:top w:w="108" w:type="dxa"/>
+              <w:bottom w:w="108" w:type="dxa"/>
+              <w:left w:w="168" w:type="dxa"/>
+              <w:right w:w="168" w:type="dxa"/>
+            </w:tcMar>
+          </w:tcPr>
+          <w:p>
+            <w:pPr>
+              <w:jc w:val="left"/>
+              <w:spacing w:line="240" w:lineRule="auto" w:before="60" w:after="60"/>
+            </w:pPr>
+            <w:r>
+              <w:t>学生信息表</w:t>
+            </w:r>
+          </w:p>
+        </w:tc>
+      </w:tr>
+      <w:tr>
+        <w:tc>
+          <w:tcPr>
+            <w:tcW w:type="dxa" w:w="4320"/>
+            <w:vAlign w:val="center"/>
+            <w:tcBorders>
+              <w:top w:val="single" w:sz="6" w:space="0" w:color="D8DEE6"/>
+              <w:bottom w:val="single" w:sz="6" w:space="0" w:color="D8DEE6"/>
+              <w:left w:val="single" w:sz="6" w:space="0" w:color="D8DEE6"/>
+              <w:right w:val="single" w:sz="6" w:space="0" w:color="D8DEE6"/>
+            </w:tcBorders>
+            <w:tcMar>
+              <w:top w:w="108" w:type="dxa"/>
+              <w:bottom w:w="108" w:type="dxa"/>
+              <w:left w:w="168" w:type="dxa"/>
+              <w:right w:w="168" w:type="dxa"/>
+            </w:tcMar>
+          </w:tcPr>
+          <w:p>
+            <w:pPr>
+              <w:jc w:val="left"/>
+              <w:spacing w:line="240" w:lineRule="auto" w:before="60" w:after="60"/>
+            </w:pPr>
+            <w:r>
+              <w:rPr>
+                <w:b/>
+              </w:rPr>
+              <w:t>你给他打了关注标签</w:t>
+            </w:r>
+          </w:p>
+        </w:tc>
+        <w:tc>
+          <w:tcPr>
+            <w:tcW w:type="dxa" w:w="4320"/>
+            <w:vAlign w:val="center"/>
+            <w:tcBorders>
+              <w:top w:val="single" w:sz="6" w:space="0" w:color="D8DEE6"/>
+              <w:bottom w:val="single" w:sz="6" w:space="0" w:color="D8DEE6"/>
+              <w:left w:val="single" w:sz="6" w:space="0" w:color="D8DEE6"/>
+              <w:right w:val="single" w:sz="6" w:space="0" w:color="D8DEE6"/>
+            </w:tcBorders>
+            <w:tcMar>
+              <w:top w:w="108" w:type="dxa"/>
+              <w:bottom w:w="108" w:type="dxa"/>
+              <w:left w:w="168" w:type="dxa"/>
+              <w:right w:w="168" w:type="dxa"/>
+            </w:tcMar>
+          </w:tcPr>
+          <w:p>
+            <w:pPr>
+              <w:jc w:val="left"/>
+              <w:spacing w:line="240" w:lineRule="auto" w:before="60" w:after="60"/>
+            </w:pPr>
+            <w:r>
+              <w:t>你自己标的（见下）</w:t>
+            </w:r>
+          </w:p>
+        </w:tc>
+      </w:tr>
+    </w:tbl>
     <w:p>
       <w:pPr>
         <w:spacing w:after="192"/>
@@ -3251,6 +3685,320 @@
           <w:lang w:eastAsia="zh-CN"/>
         </w:rPr>
         <w:t>来骗你，缺数据它会明说。</w:t>
+      </w:r>
+    </w:p>
+    <w:p>
+      <w:pPr>
+        <w:pStyle w:val="Heading4"/>
+        <w:spacing w:line="312" w:lineRule="auto"/>
+        <w:jc w:val="left"/>
+      </w:pPr>
+      <w:r>
+        <w:rPr>
+          <w:rFonts w:ascii="微软雅黑" w:hAnsi="微软雅黑" w:eastAsia="微软雅黑" w:cs="微软雅黑" w:hint="eastAsia"/>
+          <w:b/>
+          <w:sz w:val="24"/>
+          <w:lang w:eastAsia="zh-CN"/>
+        </w:rPr>
+        <w:t>关注标签：给"没有数据来源"的事留个位置</w:t>
+      </w:r>
+    </w:p>
+    <w:p>
+      <w:pPr>
+        <w:jc w:val="left"/>
+      </w:pPr>
+      <w:r>
+        <w:rPr>
+          <w:rFonts w:ascii="微软雅黑" w:eastAsia="微软雅黑" w:hAnsi="微软雅黑" w:cs="微软雅黑" w:hint="eastAsia"/>
+          <w:lang w:eastAsia="zh-CN"/>
+        </w:rPr>
+        <w:t>挂科、绩点这些能算出来，但</w:t>
+      </w:r>
+      <w:r>
+        <w:rPr>
+          <w:rFonts w:ascii="微软雅黑" w:eastAsia="微软雅黑" w:hAnsi="微软雅黑" w:cs="微软雅黑" w:hint="eastAsia"/>
+          <w:b/>
+          <w:lang w:eastAsia="zh-CN"/>
+        </w:rPr>
+        <w:t>心理状态、单亲、人际紧张</w:t>
+      </w:r>
+      <w:r>
+        <w:rPr>
+          <w:rFonts w:ascii="微软雅黑" w:eastAsia="微软雅黑" w:hAnsi="微软雅黑" w:cs="微软雅黑" w:hint="eastAsia"/>
+          <w:lang w:eastAsia="zh-CN"/>
+        </w:rPr>
+        <w:t>这类只有你知道的事，系统里没有、也算不出来。</w:t>
+      </w:r>
+    </w:p>
+    <w:p>
+      <w:pPr>
+        <w:jc w:val="left"/>
+      </w:pPr>
+      <w:r>
+        <w:rPr>
+          <w:rFonts w:ascii="微软雅黑" w:eastAsia="微软雅黑" w:hAnsi="微软雅黑" w:cs="微软雅黑" w:hint="eastAsia"/>
+          <w:lang w:eastAsia="zh-CN"/>
+        </w:rPr>
+        <w:t>所以加了一层可以自己定的标签：</w:t>
+      </w:r>
+    </w:p>
+    <w:p>
+      <w:pPr>
+        <w:pStyle w:val="ListBullet"/>
+        <w:spacing w:after="72"/>
+        <w:jc w:val="left"/>
+      </w:pPr>
+      <w:r>
+        <w:rPr>
+          <w:rFonts w:ascii="微软雅黑" w:eastAsia="微软雅黑" w:hAnsi="微软雅黑" w:cs="微软雅黑" w:hint="eastAsia"/>
+          <w:b/>
+          <w:lang w:eastAsia="zh-CN"/>
+        </w:rPr>
+        <w:t>预置三个</w:t>
+      </w:r>
+      <w:r>
+        <w:rPr>
+          <w:rFonts w:ascii="微软雅黑" w:eastAsia="微软雅黑" w:hAnsi="微软雅黑" w:cs="微软雅黑" w:hint="eastAsia"/>
+          <w:lang w:eastAsia="zh-CN"/>
+        </w:rPr>
+        <w:t>：</w:t>
+      </w:r>
+      <w:r>
+        <w:t xml:space="preserve">🎭 </w:t>
+      </w:r>
+      <w:r>
+        <w:rPr>
+          <w:rFonts w:ascii="微软雅黑" w:eastAsia="微软雅黑" w:hAnsi="微软雅黑" w:cs="微软雅黑" w:hint="eastAsia"/>
+          <w:lang w:eastAsia="zh-CN"/>
+        </w:rPr>
+        <w:t>心理、</w:t>
+      </w:r>
+      <w:r>
+        <w:t xml:space="preserve">👩‍👦 </w:t>
+      </w:r>
+      <w:r>
+        <w:rPr>
+          <w:rFonts w:ascii="微软雅黑" w:eastAsia="微软雅黑" w:hAnsi="微软雅黑" w:cs="微软雅黑" w:hint="eastAsia"/>
+          <w:lang w:eastAsia="zh-CN"/>
+        </w:rPr>
+        <w:t>单亲、</w:t>
+      </w:r>
+      <w:r>
+        <w:t xml:space="preserve">⛄ </w:t>
+      </w:r>
+      <w:r>
+        <w:rPr>
+          <w:rFonts w:ascii="微软雅黑" w:eastAsia="微软雅黑" w:hAnsi="微软雅黑" w:cs="微软雅黑" w:hint="eastAsia"/>
+          <w:lang w:eastAsia="zh-CN"/>
+        </w:rPr>
+        <w:t>人际。点学生详情里的标签行就能标记</w:t>
+      </w:r>
+      <w:r>
+        <w:t xml:space="preserve"> / </w:t>
+      </w:r>
+      <w:r>
+        <w:rPr>
+          <w:rFonts w:ascii="微软雅黑" w:eastAsia="微软雅黑" w:hAnsi="微软雅黑" w:cs="微软雅黑" w:hint="eastAsia"/>
+          <w:lang w:eastAsia="zh-CN"/>
+        </w:rPr>
+        <w:t>取消，一个人可以同时打多个。</w:t>
+      </w:r>
+      <w:r/>
+    </w:p>
+    <w:p>
+      <w:pPr>
+        <w:pStyle w:val="ListBullet"/>
+        <w:spacing w:after="72"/>
+        <w:jc w:val="left"/>
+      </w:pPr>
+      <w:r>
+        <w:rPr>
+          <w:rFonts w:ascii="微软雅黑" w:eastAsia="微软雅黑" w:hAnsi="微软雅黑" w:cs="微软雅黑" w:hint="eastAsia"/>
+          <w:b/>
+          <w:lang w:eastAsia="zh-CN"/>
+        </w:rPr>
+        <w:t>列表里只显示图标</w:t>
+      </w:r>
+      <w:r>
+        <w:rPr>
+          <w:rFonts w:ascii="微软雅黑" w:eastAsia="微软雅黑" w:hAnsi="微软雅黑" w:cs="微软雅黑" w:hint="eastAsia"/>
+          <w:lang w:eastAsia="zh-CN"/>
+        </w:rPr>
+        <w:t>（例如「方雨涵</w:t>
+      </w:r>
+      <w:r>
+        <w:t xml:space="preserve"> 🎭</w:t>
+      </w:r>
+      <w:r>
+        <w:rPr>
+          <w:rFonts w:ascii="微软雅黑" w:eastAsia="微软雅黑" w:hAnsi="微软雅黑" w:cs="微软雅黑" w:hint="eastAsia"/>
+          <w:lang w:eastAsia="zh-CN"/>
+        </w:rPr>
+        <w:t>」），鼠标停上去才显示名称</w:t>
+      </w:r>
+      <w:r>
+        <w:t xml:space="preserve"> —— </w:t>
+      </w:r>
+      <w:r>
+        <w:rPr>
+          <w:rFonts w:ascii="微软雅黑" w:eastAsia="微软雅黑" w:hAnsi="微软雅黑" w:cs="微软雅黑" w:hint="eastAsia"/>
+          <w:lang w:eastAsia="zh-CN"/>
+        </w:rPr>
+        <w:t>不占地方、也不扎眼。</w:t>
+      </w:r>
+      <w:r/>
+    </w:p>
+    <w:p>
+      <w:pPr>
+        <w:pStyle w:val="ListBullet"/>
+        <w:spacing w:after="72"/>
+        <w:jc w:val="left"/>
+      </w:pPr>
+      <w:r>
+        <w:rPr>
+          <w:rFonts w:ascii="微软雅黑" w:eastAsia="微软雅黑" w:hAnsi="微软雅黑" w:cs="微软雅黑" w:hint="eastAsia"/>
+          <w:b/>
+          <w:lang w:eastAsia="zh-CN"/>
+        </w:rPr>
+        <w:t>可自定义</w:t>
+      </w:r>
+      <w:r>
+        <w:rPr>
+          <w:rFonts w:ascii="微软雅黑" w:eastAsia="微软雅黑" w:hAnsi="微软雅黑" w:cs="微软雅黑" w:hint="eastAsia"/>
+          <w:lang w:eastAsia="zh-CN"/>
+        </w:rPr>
+        <w:t>：详情页点「＋</w:t>
+      </w:r>
+      <w:r>
+        <w:t xml:space="preserve"> </w:t>
+      </w:r>
+      <w:r>
+        <w:rPr>
+          <w:rFonts w:ascii="微软雅黑" w:eastAsia="微软雅黑" w:hAnsi="微软雅黑" w:cs="微软雅黑" w:hint="eastAsia"/>
+          <w:lang w:eastAsia="zh-CN"/>
+        </w:rPr>
+        <w:t>自定义标签」，或标签行里的入口，可新增（填一个</w:t>
+      </w:r>
+      <w:r>
+        <w:t xml:space="preserve"> emoji + </w:t>
+      </w:r>
+      <w:r>
+        <w:rPr>
+          <w:rFonts w:ascii="微软雅黑" w:eastAsia="微软雅黑" w:hAnsi="微软雅黑" w:cs="微软雅黑" w:hint="eastAsia"/>
+          <w:lang w:eastAsia="zh-CN"/>
+        </w:rPr>
+        <w:t>名称）、改名、删除。</w:t>
+      </w:r>
+      <w:r/>
+    </w:p>
+    <w:p>
+      <w:pPr>
+        <w:jc w:val="left"/>
+      </w:pPr>
+      <w:r>
+        <w:rPr>
+          <w:rFonts w:ascii="微软雅黑" w:eastAsia="微软雅黑" w:hAnsi="微软雅黑" w:cs="微软雅黑" w:hint="eastAsia"/>
+          <w:lang w:eastAsia="zh-CN"/>
+        </w:rPr>
+        <w:t>删除某个标签时，已经打过它的学生会一并去掉该标记（会先告诉你影响几个人）。</w:t>
+      </w:r>
+    </w:p>
+    <w:p>
+      <w:pPr>
+        <w:pStyle w:val="ListBullet"/>
+        <w:spacing w:after="72"/>
+        <w:jc w:val="left"/>
+      </w:pPr>
+      <w:r>
+        <w:rPr>
+          <w:rFonts w:ascii="微软雅黑" w:eastAsia="微软雅黑" w:hAnsi="微软雅黑" w:cs="微软雅黑" w:hint="eastAsia"/>
+          <w:b/>
+          <w:lang w:eastAsia="zh-CN"/>
+        </w:rPr>
+        <w:t>按标签筛选</w:t>
+      </w:r>
+      <w:r>
+        <w:rPr>
+          <w:rFonts w:ascii="微软雅黑" w:eastAsia="微软雅黑" w:hAnsi="微软雅黑" w:cs="微软雅黑" w:hint="eastAsia"/>
+          <w:lang w:eastAsia="zh-CN"/>
+        </w:rPr>
+        <w:t>：学生列表的筛选条里有「关注标签」下拉，勾一个或几个即可。</w:t>
+      </w:r>
+    </w:p>
+    <w:p>
+      <w:pPr>
+        <w:pStyle w:val="ListBullet"/>
+        <w:spacing w:after="72"/>
+        <w:jc w:val="left"/>
+      </w:pPr>
+      <w:r>
+        <w:rPr>
+          <w:rFonts w:ascii="微软雅黑" w:eastAsia="微软雅黑" w:hAnsi="微软雅黑" w:cs="微软雅黑" w:hint="eastAsia"/>
+          <w:lang w:eastAsia="zh-CN"/>
+        </w:rPr>
+        <w:t>标签</w:t>
+      </w:r>
+      <w:r>
+        <w:rPr>
+          <w:rFonts w:ascii="微软雅黑" w:eastAsia="微软雅黑" w:hAnsi="微软雅黑" w:cs="微软雅黑" w:hint="eastAsia"/>
+          <w:b/>
+          <w:lang w:eastAsia="zh-CN"/>
+        </w:rPr>
+        <w:t>存在学生档案里</w:t>
+      </w:r>
+      <w:r>
+        <w:rPr>
+          <w:rFonts w:ascii="微软雅黑" w:eastAsia="微软雅黑" w:hAnsi="微软雅黑" w:cs="微软雅黑" w:hint="eastAsia"/>
+          <w:lang w:eastAsia="zh-CN"/>
+        </w:rPr>
+        <w:t>（存的是图标本身），所以</w:t>
+      </w:r>
+      <w:r>
+        <w:rPr>
+          <w:rFonts w:ascii="微软雅黑" w:eastAsia="微软雅黑" w:hAnsi="微软雅黑" w:cs="微软雅黑" w:hint="eastAsia"/>
+          <w:b/>
+          <w:lang w:eastAsia="zh-CN"/>
+        </w:rPr>
+        <w:t>导出的 Excel 里就是这些图标</w:t>
+      </w:r>
+      <w:r>
+        <w:rPr>
+          <w:rFonts w:ascii="微软雅黑" w:eastAsia="微软雅黑" w:hAnsi="微软雅黑" w:cs="微软雅黑" w:hint="eastAsia"/>
+          <w:lang w:eastAsia="zh-CN"/>
+        </w:rPr>
+        <w:t>，</w:t>
+      </w:r>
+    </w:p>
+    <w:p>
+      <w:pPr>
+        <w:jc w:val="left"/>
+      </w:pPr>
+      <w:r>
+        <w:rPr>
+          <w:rFonts w:ascii="微软雅黑" w:eastAsia="微软雅黑" w:hAnsi="微软雅黑" w:cs="微软雅黑" w:hint="eastAsia"/>
+          <w:lang w:eastAsia="zh-CN"/>
+        </w:rPr>
+        <w:t>你也可以直接在</w:t>
+      </w:r>
+      <w:r>
+        <w:t xml:space="preserve"> Excel </w:t>
+      </w:r>
+      <w:r>
+        <w:rPr>
+          <w:rFonts w:ascii="微软雅黑" w:eastAsia="微软雅黑" w:hAnsi="微软雅黑" w:cs="微软雅黑" w:hint="eastAsia"/>
+          <w:lang w:eastAsia="zh-CN"/>
+        </w:rPr>
+        <w:t>里手写图标、再导回来</w:t>
+      </w:r>
+      <w:r>
+        <w:t xml:space="preserve"> —— </w:t>
+      </w:r>
+      <w:r>
+        <w:rPr>
+          <w:rFonts w:ascii="微软雅黑" w:eastAsia="微软雅黑" w:hAnsi="微软雅黑" w:cs="微软雅黑" w:hint="eastAsia"/>
+          <w:lang w:eastAsia="zh-CN"/>
+        </w:rPr>
+        <w:t>一样认。</w:t>
       </w:r>
     </w:p>
     <w:p>
@@ -4911,6 +5659,548 @@
     </w:p>
     <w:p>
       <w:pPr>
+        <w:pStyle w:val="Heading4"/>
+        <w:spacing w:line="312" w:lineRule="auto"/>
+        <w:jc w:val="left"/>
+      </w:pPr>
+      <w:r>
+        <w:rPr>
+          <w:rFonts w:ascii="微软雅黑" w:hAnsi="微软雅黑" w:eastAsia="微软雅黑" w:cs="微软雅黑" w:hint="eastAsia"/>
+          <w:b/>
+          <w:sz w:val="24"/>
+          <w:lang w:eastAsia="zh-CN"/>
+        </w:rPr>
+        <w:t>内置的表单模板（8 份，随程序打包）</w:t>
+      </w:r>
+    </w:p>
+    <w:p>
+      <w:pPr>
+        <w:jc w:val="left"/>
+      </w:pPr>
+      <w:r>
+        <w:rPr>
+          <w:rFonts w:ascii="微软雅黑" w:eastAsia="微软雅黑" w:hAnsi="微软雅黑" w:cs="微软雅黑" w:hint="eastAsia"/>
+          <w:lang w:eastAsia="zh-CN"/>
+        </w:rPr>
+        <w:t>上面那</w:t>
+      </w:r>
+      <w:r>
+        <w:t xml:space="preserve"> 12 </w:t>
+      </w:r>
+      <w:r>
+        <w:rPr>
+          <w:rFonts w:ascii="微软雅黑" w:eastAsia="微软雅黑" w:hAnsi="微软雅黑" w:cs="微软雅黑" w:hint="eastAsia"/>
+          <w:lang w:eastAsia="zh-CN"/>
+        </w:rPr>
+        <w:t>条是「</w:t>
+      </w:r>
+      <w:r>
+        <w:rPr>
+          <w:rFonts w:ascii="微软雅黑" w:eastAsia="微软雅黑" w:hAnsi="微软雅黑" w:cs="微软雅黑" w:hint="eastAsia"/>
+          <w:b/>
+          <w:lang w:eastAsia="zh-CN"/>
+        </w:rPr>
+        <w:t>文字稿</w:t>
+      </w:r>
+      <w:r>
+        <w:rPr>
+          <w:rFonts w:ascii="微软雅黑" w:eastAsia="微软雅黑" w:hAnsi="微软雅黑" w:cs="微软雅黑" w:hint="eastAsia"/>
+          <w:lang w:eastAsia="zh-CN"/>
+        </w:rPr>
+        <w:t>」（复制文字去改）。另有一批是「</w:t>
+      </w:r>
+      <w:r>
+        <w:rPr>
+          <w:rFonts w:ascii="微软雅黑" w:eastAsia="微软雅黑" w:hAnsi="微软雅黑" w:cs="微软雅黑" w:hint="eastAsia"/>
+          <w:b/>
+          <w:lang w:eastAsia="zh-CN"/>
+        </w:rPr>
+        <w:t>有固定版式的表单</w:t>
+      </w:r>
+      <w:r>
+        <w:rPr>
+          <w:rFonts w:ascii="微软雅黑" w:eastAsia="微软雅黑" w:hAnsi="微软雅黑" w:cs="微软雅黑" w:hint="eastAsia"/>
+          <w:lang w:eastAsia="zh-CN"/>
+        </w:rPr>
+        <w:t>」</w:t>
+      </w:r>
+      <w:r>
+        <w:t>——</w:t>
+      </w:r>
+    </w:p>
+    <w:p>
+      <w:pPr>
+        <w:jc w:val="left"/>
+      </w:pPr>
+      <w:r>
+        <w:rPr>
+          <w:rFonts w:ascii="微软雅黑" w:eastAsia="微软雅黑" w:hAnsi="微软雅黑" w:cs="微软雅黑" w:hint="eastAsia"/>
+          <w:lang w:eastAsia="zh-CN"/>
+        </w:rPr>
+        <w:t>这类东西复制文字没用，要的是原件的格式，所以直接把</w:t>
+      </w:r>
+      <w:r>
+        <w:rPr>
+          <w:rFonts w:ascii="微软雅黑" w:eastAsia="微软雅黑" w:hAnsi="微软雅黑" w:cs="微软雅黑" w:hint="eastAsia"/>
+          <w:b/>
+          <w:lang w:eastAsia="zh-CN"/>
+        </w:rPr>
+        <w:t>文件本身</w:t>
+      </w:r>
+      <w:r>
+        <w:rPr>
+          <w:rFonts w:ascii="微软雅黑" w:eastAsia="微软雅黑" w:hAnsi="微软雅黑" w:cs="微软雅黑" w:hint="eastAsia"/>
+          <w:lang w:eastAsia="zh-CN"/>
+        </w:rPr>
+        <w:t>打包进了程序：</w:t>
+      </w:r>
+    </w:p>
+    <w:tbl>
+      <w:tblPr>
+        <w:tblW w:type="pct" w:w="5000"/>
+        <w:tblLook w:firstColumn="1" w:firstRow="1" w:lastColumn="0" w:lastRow="0" w:noHBand="0" w:noVBand="1" w:val="04A0"/>
+        <w:tblLayout w:type="autofit"/>
+      </w:tblPr>
+      <w:tblGrid>
+        <w:gridCol w:w="4320"/>
+        <w:gridCol w:w="4320"/>
+      </w:tblGrid>
+      <w:tr>
+        <w:tc>
+          <w:tcPr>
+            <w:tcW w:type="dxa" w:w="4320"/>
+            <w:vAlign w:val="center"/>
+            <w:tcBorders>
+              <w:top w:val="single" w:sz="6" w:space="0" w:color="D8DEE6"/>
+              <w:bottom w:val="single" w:sz="6" w:space="0" w:color="D8DEE6"/>
+              <w:left w:val="single" w:sz="6" w:space="0" w:color="D8DEE6"/>
+              <w:right w:val="single" w:sz="6" w:space="0" w:color="D8DEE6"/>
+            </w:tcBorders>
+            <w:shd w:val="clear" w:color="auto" w:fill="F5F7FA"/>
+            <w:tcMar>
+              <w:top w:w="108" w:type="dxa"/>
+              <w:bottom w:w="108" w:type="dxa"/>
+              <w:left w:w="168" w:type="dxa"/>
+              <w:right w:w="168" w:type="dxa"/>
+            </w:tcMar>
+          </w:tcPr>
+          <w:p>
+            <w:pPr>
+              <w:jc w:val="left"/>
+              <w:spacing w:line="240" w:lineRule="auto" w:before="60" w:after="60"/>
+            </w:pPr>
+            <w:r>
+              <w:rPr>
+                <w:b/>
+              </w:rPr>
+              <w:t>分组</w:t>
+            </w:r>
+          </w:p>
+        </w:tc>
+        <w:tc>
+          <w:tcPr>
+            <w:tcW w:type="dxa" w:w="4320"/>
+            <w:vAlign w:val="center"/>
+            <w:tcBorders>
+              <w:top w:val="single" w:sz="6" w:space="0" w:color="D8DEE6"/>
+              <w:bottom w:val="single" w:sz="6" w:space="0" w:color="D8DEE6"/>
+              <w:left w:val="single" w:sz="6" w:space="0" w:color="D8DEE6"/>
+              <w:right w:val="single" w:sz="6" w:space="0" w:color="D8DEE6"/>
+            </w:tcBorders>
+            <w:shd w:val="clear" w:color="auto" w:fill="F5F7FA"/>
+            <w:tcMar>
+              <w:top w:w="108" w:type="dxa"/>
+              <w:bottom w:w="108" w:type="dxa"/>
+              <w:left w:w="168" w:type="dxa"/>
+              <w:right w:w="168" w:type="dxa"/>
+            </w:tcMar>
+          </w:tcPr>
+          <w:p>
+            <w:pPr>
+              <w:jc w:val="left"/>
+              <w:spacing w:line="240" w:lineRule="auto" w:before="60" w:after="60"/>
+            </w:pPr>
+            <w:r>
+              <w:rPr>
+                <w:b/>
+              </w:rPr>
+              <w:t>包含</w:t>
+            </w:r>
+          </w:p>
+        </w:tc>
+      </w:tr>
+      <w:tr>
+        <w:tc>
+          <w:tcPr>
+            <w:tcW w:type="dxa" w:w="4320"/>
+            <w:vAlign w:val="center"/>
+            <w:tcBorders>
+              <w:top w:val="single" w:sz="6" w:space="0" w:color="D8DEE6"/>
+              <w:bottom w:val="single" w:sz="6" w:space="0" w:color="D8DEE6"/>
+              <w:left w:val="single" w:sz="6" w:space="0" w:color="D8DEE6"/>
+              <w:right w:val="single" w:sz="6" w:space="0" w:color="D8DEE6"/>
+            </w:tcBorders>
+            <w:tcMar>
+              <w:top w:w="108" w:type="dxa"/>
+              <w:bottom w:w="108" w:type="dxa"/>
+              <w:left w:w="168" w:type="dxa"/>
+              <w:right w:w="168" w:type="dxa"/>
+            </w:tcMar>
+          </w:tcPr>
+          <w:p>
+            <w:pPr>
+              <w:jc w:val="left"/>
+              <w:spacing w:line="240" w:lineRule="auto" w:before="60" w:after="60"/>
+            </w:pPr>
+            <w:r>
+              <w:t>证明</w:t>
+            </w:r>
+            <w:r>
+              <w:t xml:space="preserve"> </w:t>
+            </w:r>
+            <w:r>
+              <w:t xml:space="preserve"> · </w:t>
+            </w:r>
+            <w:r>
+              <w:t xml:space="preserve"> </w:t>
+            </w:r>
+            <w:r>
+              <w:t>推荐</w:t>
+            </w:r>
+          </w:p>
+        </w:tc>
+        <w:tc>
+          <w:tcPr>
+            <w:tcW w:type="dxa" w:w="4320"/>
+            <w:vAlign w:val="center"/>
+            <w:tcBorders>
+              <w:top w:val="single" w:sz="6" w:space="0" w:color="D8DEE6"/>
+              <w:bottom w:val="single" w:sz="6" w:space="0" w:color="D8DEE6"/>
+              <w:left w:val="single" w:sz="6" w:space="0" w:color="D8DEE6"/>
+              <w:right w:val="single" w:sz="6" w:space="0" w:color="D8DEE6"/>
+            </w:tcBorders>
+            <w:tcMar>
+              <w:top w:w="108" w:type="dxa"/>
+              <w:bottom w:w="108" w:type="dxa"/>
+              <w:left w:w="168" w:type="dxa"/>
+              <w:right w:w="168" w:type="dxa"/>
+            </w:tcMar>
+          </w:tcPr>
+          <w:p>
+            <w:pPr>
+              <w:jc w:val="left"/>
+              <w:spacing w:line="240" w:lineRule="auto" w:before="60" w:after="60"/>
+            </w:pPr>
+            <w:r>
+              <w:t>党员证明</w:t>
+            </w:r>
+            <w:r>
+              <w:t xml:space="preserve"> </w:t>
+            </w:r>
+            <w:r>
+              <w:t>+</w:t>
+            </w:r>
+            <w:r>
+              <w:t xml:space="preserve"> </w:t>
+            </w:r>
+            <w:r>
+              <w:t>学生干部证明（模板）、在校表现证明（无犯罪记录）、优秀共青团员作为党的培养对象推荐表</w:t>
+            </w:r>
+          </w:p>
+        </w:tc>
+      </w:tr>
+      <w:tr>
+        <w:tc>
+          <w:tcPr>
+            <w:tcW w:type="dxa" w:w="4320"/>
+            <w:vAlign w:val="center"/>
+            <w:tcBorders>
+              <w:top w:val="single" w:sz="6" w:space="0" w:color="D8DEE6"/>
+              <w:bottom w:val="single" w:sz="6" w:space="0" w:color="D8DEE6"/>
+              <w:left w:val="single" w:sz="6" w:space="0" w:color="D8DEE6"/>
+              <w:right w:val="single" w:sz="6" w:space="0" w:color="D8DEE6"/>
+            </w:tcBorders>
+            <w:tcMar>
+              <w:top w:w="108" w:type="dxa"/>
+              <w:bottom w:w="108" w:type="dxa"/>
+              <w:left w:w="168" w:type="dxa"/>
+              <w:right w:w="168" w:type="dxa"/>
+            </w:tcMar>
+          </w:tcPr>
+          <w:p>
+            <w:pPr>
+              <w:jc w:val="left"/>
+              <w:spacing w:line="240" w:lineRule="auto" w:before="60" w:after="60"/>
+            </w:pPr>
+            <w:r>
+              <w:t>介绍信</w:t>
+            </w:r>
+          </w:p>
+        </w:tc>
+        <w:tc>
+          <w:tcPr>
+            <w:tcW w:type="dxa" w:w="4320"/>
+            <w:vAlign w:val="center"/>
+            <w:tcBorders>
+              <w:top w:val="single" w:sz="6" w:space="0" w:color="D8DEE6"/>
+              <w:bottom w:val="single" w:sz="6" w:space="0" w:color="D8DEE6"/>
+              <w:left w:val="single" w:sz="6" w:space="0" w:color="D8DEE6"/>
+              <w:right w:val="single" w:sz="6" w:space="0" w:color="D8DEE6"/>
+            </w:tcBorders>
+            <w:tcMar>
+              <w:top w:w="108" w:type="dxa"/>
+              <w:bottom w:w="108" w:type="dxa"/>
+              <w:left w:w="168" w:type="dxa"/>
+              <w:right w:w="168" w:type="dxa"/>
+            </w:tcMar>
+          </w:tcPr>
+          <w:p>
+            <w:pPr>
+              <w:jc w:val="left"/>
+              <w:spacing w:line="240" w:lineRule="auto" w:before="60" w:after="60"/>
+            </w:pPr>
+            <w:r>
+              <w:t>团组织关系介绍信</w:t>
+            </w:r>
+          </w:p>
+        </w:tc>
+      </w:tr>
+      <w:tr>
+        <w:tc>
+          <w:tcPr>
+            <w:tcW w:type="dxa" w:w="4320"/>
+            <w:vAlign w:val="center"/>
+            <w:tcBorders>
+              <w:top w:val="single" w:sz="6" w:space="0" w:color="D8DEE6"/>
+              <w:bottom w:val="single" w:sz="6" w:space="0" w:color="D8DEE6"/>
+              <w:left w:val="single" w:sz="6" w:space="0" w:color="D8DEE6"/>
+              <w:right w:val="single" w:sz="6" w:space="0" w:color="D8DEE6"/>
+            </w:tcBorders>
+            <w:tcMar>
+              <w:top w:w="108" w:type="dxa"/>
+              <w:bottom w:w="108" w:type="dxa"/>
+              <w:left w:w="168" w:type="dxa"/>
+              <w:right w:w="168" w:type="dxa"/>
+            </w:tcMar>
+          </w:tcPr>
+          <w:p>
+            <w:pPr>
+              <w:jc w:val="left"/>
+              <w:spacing w:line="240" w:lineRule="auto" w:before="60" w:after="60"/>
+            </w:pPr>
+            <w:r>
+              <w:t>登记表</w:t>
+            </w:r>
+          </w:p>
+        </w:tc>
+        <w:tc>
+          <w:tcPr>
+            <w:tcW w:type="dxa" w:w="4320"/>
+            <w:vAlign w:val="center"/>
+            <w:tcBorders>
+              <w:top w:val="single" w:sz="6" w:space="0" w:color="D8DEE6"/>
+              <w:bottom w:val="single" w:sz="6" w:space="0" w:color="D8DEE6"/>
+              <w:left w:val="single" w:sz="6" w:space="0" w:color="D8DEE6"/>
+              <w:right w:val="single" w:sz="6" w:space="0" w:color="D8DEE6"/>
+            </w:tcBorders>
+            <w:tcMar>
+              <w:top w:w="108" w:type="dxa"/>
+              <w:bottom w:w="108" w:type="dxa"/>
+              <w:left w:w="168" w:type="dxa"/>
+              <w:right w:w="168" w:type="dxa"/>
+            </w:tcMar>
+          </w:tcPr>
+          <w:p>
+            <w:pPr>
+              <w:jc w:val="left"/>
+              <w:spacing w:line="240" w:lineRule="auto" w:before="60" w:after="60"/>
+            </w:pPr>
+            <w:r>
+              <w:t>学籍登记表（模板）</w:t>
+            </w:r>
+          </w:p>
+        </w:tc>
+      </w:tr>
+      <w:tr>
+        <w:tc>
+          <w:tcPr>
+            <w:tcW w:type="dxa" w:w="4320"/>
+            <w:vAlign w:val="center"/>
+            <w:tcBorders>
+              <w:top w:val="single" w:sz="6" w:space="0" w:color="D8DEE6"/>
+              <w:bottom w:val="single" w:sz="6" w:space="0" w:color="D8DEE6"/>
+              <w:left w:val="single" w:sz="6" w:space="0" w:color="D8DEE6"/>
+              <w:right w:val="single" w:sz="6" w:space="0" w:color="D8DEE6"/>
+            </w:tcBorders>
+            <w:tcMar>
+              <w:top w:w="108" w:type="dxa"/>
+              <w:bottom w:w="108" w:type="dxa"/>
+              <w:left w:w="168" w:type="dxa"/>
+              <w:right w:w="168" w:type="dxa"/>
+            </w:tcMar>
+          </w:tcPr>
+          <w:p>
+            <w:pPr>
+              <w:jc w:val="left"/>
+              <w:spacing w:line="240" w:lineRule="auto" w:before="60" w:after="60"/>
+            </w:pPr>
+            <w:r>
+              <w:t>报销</w:t>
+            </w:r>
+          </w:p>
+        </w:tc>
+        <w:tc>
+          <w:tcPr>
+            <w:tcW w:type="dxa" w:w="4320"/>
+            <w:vAlign w:val="center"/>
+            <w:tcBorders>
+              <w:top w:val="single" w:sz="6" w:space="0" w:color="D8DEE6"/>
+              <w:bottom w:val="single" w:sz="6" w:space="0" w:color="D8DEE6"/>
+              <w:left w:val="single" w:sz="6" w:space="0" w:color="D8DEE6"/>
+              <w:right w:val="single" w:sz="6" w:space="0" w:color="D8DEE6"/>
+            </w:tcBorders>
+            <w:tcMar>
+              <w:top w:w="108" w:type="dxa"/>
+              <w:bottom w:w="108" w:type="dxa"/>
+              <w:left w:w="168" w:type="dxa"/>
+              <w:right w:w="168" w:type="dxa"/>
+            </w:tcMar>
+          </w:tcPr>
+          <w:p>
+            <w:pPr>
+              <w:jc w:val="left"/>
+              <w:spacing w:line="240" w:lineRule="auto" w:before="60" w:after="60"/>
+            </w:pPr>
+            <w:r>
+              <w:t>报账签收表、酬金发放明细表、工作简餐申请审批表</w:t>
+            </w:r>
+          </w:p>
+        </w:tc>
+      </w:tr>
+    </w:tbl>
+    <w:p>
+      <w:pPr>
+        <w:jc w:val="left"/>
+      </w:pPr>
+      <w:r>
+        <w:rPr>
+          <w:rFonts w:ascii="微软雅黑" w:eastAsia="微软雅黑" w:hAnsi="微软雅黑" w:cs="微软雅黑" w:hint="eastAsia"/>
+          <w:lang w:eastAsia="zh-CN"/>
+        </w:rPr>
+        <w:t>用法：点「</w:t>
+      </w:r>
+      <w:r>
+        <w:rPr>
+          <w:rFonts w:ascii="微软雅黑" w:eastAsia="微软雅黑" w:hAnsi="微软雅黑" w:cs="微软雅黑" w:hint="eastAsia"/>
+          <w:b/>
+          <w:lang w:eastAsia="zh-CN"/>
+        </w:rPr>
+        <w:t>另存到下载</w:t>
+      </w:r>
+      <w:r>
+        <w:rPr>
+          <w:rFonts w:ascii="微软雅黑" w:eastAsia="微软雅黑" w:hAnsi="微软雅黑" w:cs="微软雅黑" w:hint="eastAsia"/>
+          <w:lang w:eastAsia="zh-CN"/>
+        </w:rPr>
+        <w:t>」</w:t>
+      </w:r>
+      <w:r>
+        <w:t xml:space="preserve">→ </w:t>
+      </w:r>
+      <w:r>
+        <w:rPr>
+          <w:rFonts w:ascii="微软雅黑" w:eastAsia="微软雅黑" w:hAnsi="微软雅黑" w:cs="微软雅黑" w:hint="eastAsia"/>
+          <w:lang w:eastAsia="zh-CN"/>
+        </w:rPr>
+        <w:t>会在你的「下载」文件夹里放一份（桌面版随后自动打开），</w:t>
+      </w:r>
+    </w:p>
+    <w:p>
+      <w:pPr>
+        <w:jc w:val="left"/>
+      </w:pPr>
+      <w:r>
+        <w:rPr>
+          <w:rFonts w:ascii="微软雅黑" w:eastAsia="微软雅黑" w:hAnsi="微软雅黑" w:cs="微软雅黑" w:hint="eastAsia"/>
+          <w:lang w:eastAsia="zh-CN"/>
+        </w:rPr>
+        <w:t>在</w:t>
+      </w:r>
+      <w:r>
+        <w:t xml:space="preserve"> Word / Excel / PDF </w:t>
+      </w:r>
+      <w:r>
+        <w:rPr>
+          <w:rFonts w:ascii="微软雅黑" w:eastAsia="微软雅黑" w:hAnsi="微软雅黑" w:cs="微软雅黑" w:hint="eastAsia"/>
+          <w:lang w:eastAsia="zh-CN"/>
+        </w:rPr>
+        <w:t>阅读器里填好、打印或盖章即可。</w:t>
+      </w:r>
+      <w:r>
+        <w:rPr>
+          <w:rFonts w:ascii="微软雅黑" w:eastAsia="微软雅黑" w:hAnsi="微软雅黑" w:cs="微软雅黑" w:hint="eastAsia"/>
+          <w:b/>
+          <w:lang w:eastAsia="zh-CN"/>
+        </w:rPr>
+        <w:t>程序里的原件永远不会被改动</w:t>
+      </w:r>
+      <w:r>
+        <w:rPr>
+          <w:rFonts w:ascii="微软雅黑" w:eastAsia="微软雅黑" w:hAnsi="微软雅黑" w:cs="微软雅黑" w:hint="eastAsia"/>
+          <w:lang w:eastAsia="zh-CN"/>
+        </w:rPr>
+        <w:t>，</w:t>
+      </w:r>
+    </w:p>
+    <w:p>
+      <w:pPr>
+        <w:jc w:val="left"/>
+      </w:pPr>
+      <w:r>
+        <w:rPr>
+          <w:rFonts w:ascii="微软雅黑" w:eastAsia="微软雅黑" w:hAnsi="微软雅黑" w:cs="微软雅黑" w:hint="eastAsia"/>
+          <w:lang w:eastAsia="zh-CN"/>
+        </w:rPr>
+        <w:t>下次要用再点一次就是干净的一份。</w:t>
+      </w:r>
+    </w:p>
+    <w:p>
+      <w:pPr>
+        <w:spacing w:after="192"/>
+        <w:jc w:val="left"/>
+        <w:pBdr>
+          <w:left w:val="single" w:sz="18" w:space="0" w:color="2F6BFF"/>
+        </w:pBdr>
+        <w:shd w:val="clear" w:color="auto" w:fill="F5F7FA"/>
+      </w:pPr>
+      <w:r>
+        <w:t xml:space="preserve">  </w:t>
+      </w:r>
+      <w:r>
+        <w:rPr>
+          <w:rFonts w:ascii="微软雅黑" w:eastAsia="微软雅黑" w:hAnsi="微软雅黑" w:cs="微软雅黑" w:hint="eastAsia"/>
+          <w:lang w:eastAsia="zh-CN"/>
+        </w:rPr>
+        <w:t>这一批是</w:t>
+      </w:r>
+      <w:r>
+        <w:rPr>
+          <w:rFonts w:ascii="微软雅黑" w:eastAsia="微软雅黑" w:hAnsi="微软雅黑" w:cs="微软雅黑" w:hint="eastAsia"/>
+          <w:b/>
+          <w:lang w:eastAsia="zh-CN"/>
+        </w:rPr>
+        <w:t>内置进程序</w:t>
+      </w:r>
+      <w:r>
+        <w:rPr>
+          <w:rFonts w:ascii="微软雅黑" w:eastAsia="微软雅黑" w:hAnsi="微软雅黑" w:cs="微软雅黑" w:hint="eastAsia"/>
+          <w:lang w:eastAsia="zh-CN"/>
+        </w:rPr>
+        <w:t>的，所以不管你电脑上的文件夹怎么挪、怎么改名都不影响。 想加新表单或替换某一版，告诉我即可。</w:t>
+      </w:r>
+    </w:p>
+    <w:p>
+      <w:pPr>
         <w:spacing w:after="192"/>
         <w:jc w:val="left"/>
         <w:pBdr>
@@ -5240,15 +6530,8 @@
           <w:rFonts w:ascii="微软雅黑" w:eastAsia="微软雅黑" w:hAnsi="微软雅黑" w:cs="微软雅黑" w:hint="eastAsia"/>
           <w:lang w:eastAsia="zh-CN"/>
         </w:rPr>
-        <w:t>每张码下面有两个按钮：</w:t>
-      </w:r>
-    </w:p>
-    <w:p>
-      <w:pPr>
-        <w:pStyle w:val="ListBullet"/>
-        <w:spacing w:after="72"/>
-        <w:jc w:val="left"/>
-      </w:pPr>
+        <w:t>每张码下面有一个「</w:t>
+      </w:r>
       <w:r>
         <w:rPr>
           <w:rFonts w:ascii="微软雅黑" w:eastAsia="微软雅黑" w:hAnsi="微软雅黑" w:cs="微软雅黑" w:hint="eastAsia"/>
@@ -5262,7 +6545,7 @@
           <w:rFonts w:ascii="微软雅黑" w:eastAsia="微软雅黑" w:hAnsi="微软雅黑" w:cs="微软雅黑" w:hint="eastAsia"/>
           <w:lang w:eastAsia="zh-CN"/>
         </w:rPr>
-        <w:t>：把该机器人的企业微信链接复制到剪贴板，可直接粘进企业微信群</w:t>
+        <w:t>」按钮：把该机器人的企业微信链接复制到剪贴板，可直接粘进企业微信群</w:t>
       </w:r>
       <w:r>
         <w:t xml:space="preserve"> / </w:t>
@@ -5273,29 +6556,6 @@
           <w:lang w:eastAsia="zh-CN"/>
         </w:rPr>
         <w:t>班级群，学生点开即用。</w:t>
-      </w:r>
-      <w:r/>
-    </w:p>
-    <w:p>
-      <w:pPr>
-        <w:pStyle w:val="ListBullet"/>
-        <w:spacing w:after="72"/>
-        <w:jc w:val="left"/>
-      </w:pPr>
-      <w:r>
-        <w:rPr>
-          <w:rFonts w:ascii="微软雅黑" w:eastAsia="微软雅黑" w:hAnsi="微软雅黑" w:cs="微软雅黑" w:hint="eastAsia"/>
-          <w:b/>
-          <w:lang w:eastAsia="zh-CN"/>
-        </w:rPr>
-        <w:t>在浏览器打开</w:t>
-      </w:r>
-      <w:r>
-        <w:rPr>
-          <w:rFonts w:ascii="微软雅黑" w:eastAsia="微软雅黑" w:hAnsi="微软雅黑" w:cs="微软雅黑" w:hint="eastAsia"/>
-          <w:lang w:eastAsia="zh-CN"/>
-        </w:rPr>
-        <w:t>：自己先看一眼点开是什么样。</w:t>
       </w:r>
     </w:p>
     <w:p>
@@ -5315,6 +6575,61 @@
           <w:rFonts w:ascii="微软雅黑" w:eastAsia="微软雅黑" w:hAnsi="微软雅黑" w:cs="微软雅黑" w:hint="eastAsia"/>
           <w:lang w:eastAsia="zh-CN"/>
         </w:rPr>
+        <w:t>这两个入口都是</w:t>
+      </w:r>
+      <w:r>
+        <w:rPr>
+          <w:rFonts w:ascii="微软雅黑" w:eastAsia="微软雅黑" w:hAnsi="微软雅黑" w:cs="微软雅黑" w:hint="eastAsia"/>
+          <w:b/>
+          <w:lang w:eastAsia="zh-CN"/>
+        </w:rPr>
+        <w:t>企业微信内</w:t>
+      </w:r>
+      <w:r>
+        <w:rPr>
+          <w:rFonts w:ascii="微软雅黑" w:eastAsia="微软雅黑" w:hAnsi="微软雅黑" w:cs="微软雅黑" w:hint="eastAsia"/>
+          <w:lang w:eastAsia="zh-CN"/>
+        </w:rPr>
+        <w:t>的，所以页面里不再提供「在浏览器打开」</w:t>
+      </w:r>
+      <w:r>
+        <w:t xml:space="preserve">—— </w:t>
+      </w:r>
+      <w:r>
+        <w:rPr>
+          <w:rFonts w:ascii="微软雅黑" w:eastAsia="微软雅黑" w:hAnsi="微软雅黑" w:cs="微软雅黑" w:hint="eastAsia"/>
+          <w:lang w:eastAsia="zh-CN"/>
+        </w:rPr>
+        <w:t>在普通浏览器里打开没有意义。</w:t>
+      </w:r>
+      <w:r>
+        <w:t xml:space="preserve"> </w:t>
+      </w:r>
+      <w:r>
+        <w:rPr>
+          <w:rFonts w:ascii="微软雅黑" w:eastAsia="微软雅黑" w:hAnsi="微软雅黑" w:cs="微软雅黑" w:hint="eastAsia"/>
+          <w:lang w:eastAsia="zh-CN"/>
+        </w:rPr>
+        <w:t>要邀人进来，扫码、或把「复制链接」得到的链接粘进群里，这两条路就够了。</w:t>
+      </w:r>
+    </w:p>
+    <w:p>
+      <w:pPr>
+        <w:spacing w:after="192"/>
+        <w:jc w:val="left"/>
+        <w:pBdr>
+          <w:left w:val="single" w:sz="18" w:space="0" w:color="2F6BFF"/>
+        </w:pBdr>
+        <w:shd w:val="clear" w:color="auto" w:fill="F5F7FA"/>
+      </w:pPr>
+      <w:r>
+        <w:t xml:space="preserve">  </w:t>
+      </w:r>
+      <w:r>
+        <w:rPr>
+          <w:rFonts w:ascii="微软雅黑" w:eastAsia="微软雅黑" w:hAnsi="微软雅黑" w:cs="微软雅黑" w:hint="eastAsia"/>
+          <w:lang w:eastAsia="zh-CN"/>
+        </w:rPr>
         <w:t>工作台内不再内置制度条文，以机器人的实时解答和学校最新文件为准。</w:t>
       </w:r>
     </w:p>
@@ -5495,7 +6810,17 @@
           <w:rFonts w:ascii="微软雅黑" w:eastAsia="微软雅黑" w:hAnsi="微软雅黑" w:cs="微软雅黑" w:hint="eastAsia"/>
           <w:lang w:eastAsia="zh-CN"/>
         </w:rPr>
-        <w:t>工作台按「批次」管理每一份导入的数据。每次导入可以形成一个批次，顶栏下方的批次条按导入时间排列，点一下就能切回去，上一批的数据还在。批次可以重命名、导出、删除；</w:t>
+        <w:t>工作台按「批次」管理每一份导入的数据。每次导入可以形成一个批次，顶栏下方的批次条按导入时间排列，点一下就能切回去，上一批的数据还在。批次可以重命名、导出（</w:t>
+      </w:r>
+      <w:r>
+        <w:t>CSV / Excel</w:t>
+      </w:r>
+      <w:r>
+        <w:rPr>
+          <w:rFonts w:ascii="微软雅黑" w:eastAsia="微软雅黑" w:hAnsi="微软雅黑" w:cs="微软雅黑" w:hint="eastAsia"/>
+          <w:lang w:eastAsia="zh-CN"/>
+        </w:rPr>
+        <w:t>）、删除；</w:t>
       </w:r>
       <w:r>
         <w:rPr>
@@ -5511,6 +6836,76 @@
           <w:lang w:eastAsia="zh-CN"/>
         </w:rPr>
         <w:t>，并要求二次确认。</w:t>
+      </w:r>
+    </w:p>
+    <w:p>
+      <w:pPr>
+        <w:spacing w:after="192"/>
+        <w:jc w:val="left"/>
+        <w:pBdr>
+          <w:left w:val="single" w:sz="18" w:space="0" w:color="2F6BFF"/>
+        </w:pBdr>
+        <w:shd w:val="clear" w:color="auto" w:fill="F5F7FA"/>
+      </w:pPr>
+      <w:r>
+        <w:t xml:space="preserve">  </w:t>
+      </w:r>
+      <w:r>
+        <w:rPr>
+          <w:rFonts w:ascii="微软雅黑" w:eastAsia="微软雅黑" w:hAnsi="微软雅黑" w:cs="微软雅黑" w:hint="eastAsia"/>
+          <w:lang w:eastAsia="zh-CN"/>
+        </w:rPr>
+        <w:t>一个容易被忽略的情形：如果你把批次</w:t>
+      </w:r>
+      <w:r>
+        <w:rPr>
+          <w:rFonts w:ascii="微软雅黑" w:eastAsia="微软雅黑" w:hAnsi="微软雅黑" w:cs="微软雅黑" w:hint="eastAsia"/>
+          <w:b/>
+          <w:lang w:eastAsia="zh-CN"/>
+        </w:rPr>
+        <w:t>全删光了</w:t>
+      </w:r>
+      <w:r>
+        <w:rPr>
+          <w:rFonts w:ascii="微软雅黑" w:eastAsia="微软雅黑" w:hAnsi="微软雅黑" w:cs="微软雅黑" w:hint="eastAsia"/>
+          <w:lang w:eastAsia="zh-CN"/>
+        </w:rPr>
+        <w:t>，然后又选「新增</w:t>
+      </w:r>
+      <w:r>
+        <w:t xml:space="preserve"> / </w:t>
+      </w:r>
+      <w:r>
+        <w:rPr>
+          <w:rFonts w:ascii="微软雅黑" w:eastAsia="微软雅黑" w:hAnsi="微软雅黑" w:cs="微软雅黑" w:hint="eastAsia"/>
+          <w:lang w:eastAsia="zh-CN"/>
+        </w:rPr>
+        <w:t>合并」导入</w:t>
+      </w:r>
+      <w:r>
+        <w:t xml:space="preserve"> —— </w:t>
+      </w:r>
+      <w:r>
+        <w:rPr>
+          <w:rFonts w:ascii="微软雅黑" w:eastAsia="微软雅黑" w:hAnsi="微软雅黑" w:cs="微软雅黑" w:hint="eastAsia"/>
+          <w:lang w:eastAsia="zh-CN"/>
+        </w:rPr>
+        <w:t>软件会</w:t>
+      </w:r>
+      <w:r>
+        <w:rPr>
+          <w:rFonts w:ascii="微软雅黑" w:eastAsia="微软雅黑" w:hAnsi="微软雅黑" w:cs="微软雅黑" w:hint="eastAsia"/>
+          <w:b/>
+          <w:lang w:eastAsia="zh-CN"/>
+        </w:rPr>
+        <w:t>自动建一个批次</w:t>
+      </w:r>
+      <w:r>
+        <w:rPr>
+          <w:rFonts w:ascii="微软雅黑" w:eastAsia="微软雅黑" w:hAnsi="微软雅黑" w:cs="微软雅黑" w:hint="eastAsia"/>
+          <w:lang w:eastAsia="zh-CN"/>
+        </w:rPr>
+        <w:t>（用你的文件名命名）并把数据放进去，结果页会明确告诉你这件事。 这是防丢数据的保护动作：以前这种情况数据只存在内存里，关掉再打开就没了。</w:t>
       </w:r>
     </w:p>
     <w:p>
@@ -5929,6 +7324,54 @@
     </w:tbl>
     <w:p>
       <w:pPr>
+        <w:spacing w:after="192"/>
+        <w:jc w:val="left"/>
+        <w:pBdr>
+          <w:left w:val="single" w:sz="18" w:space="0" w:color="2F6BFF"/>
+        </w:pBdr>
+        <w:shd w:val="clear" w:color="auto" w:fill="F5F7FA"/>
+      </w:pPr>
+      <w:r>
+        <w:t xml:space="preserve">  </w:t>
+      </w:r>
+      <w:r>
+        <w:rPr>
+          <w:rFonts w:ascii="微软雅黑" w:eastAsia="微软雅黑" w:hAnsi="微软雅黑" w:cs="微软雅黑" w:hint="eastAsia"/>
+          <w:b/>
+          <w:lang w:eastAsia="zh-CN"/>
+        </w:rPr>
+        <w:t>一个学号只会出现一次</w:t>
+      </w:r>
+      <w:r>
+        <w:rPr>
+          <w:rFonts w:ascii="微软雅黑" w:eastAsia="微软雅黑" w:hAnsi="微软雅黑" w:cs="微软雅黑" w:hint="eastAsia"/>
+          <w:lang w:eastAsia="zh-CN"/>
+        </w:rPr>
+        <w:t>：如果一份表里同一个学号出现了好几行（系统导出偶尔会这样），</w:t>
+      </w:r>
+      <w:r>
+        <w:t xml:space="preserve"> </w:t>
+      </w:r>
+      <w:r>
+        <w:rPr>
+          <w:rFonts w:ascii="微软雅黑" w:eastAsia="微软雅黑" w:hAnsi="微软雅黑" w:cs="微软雅黑" w:hint="eastAsia"/>
+          <w:lang w:eastAsia="zh-CN"/>
+        </w:rPr>
+        <w:t>软件会自动按学号合并、并在结果里提示合并了几行</w:t>
+      </w:r>
+      <w:r>
+        <w:t xml:space="preserve"> —— </w:t>
+      </w:r>
+      <w:r>
+        <w:rPr>
+          <w:rFonts w:ascii="微软雅黑" w:eastAsia="微软雅黑" w:hAnsi="微软雅黑" w:cs="微软雅黑" w:hint="eastAsia"/>
+          <w:lang w:eastAsia="zh-CN"/>
+        </w:rPr>
+        <w:t>不会给你造出重复的人。三种模式都适用。</w:t>
+      </w:r>
+    </w:p>
+    <w:p>
+      <w:pPr>
         <w:pStyle w:val="Heading3"/>
         <w:spacing w:line="312" w:lineRule="auto"/>
         <w:jc w:val="left"/>
@@ -6151,6 +7594,634 @@
           <w:lang w:eastAsia="zh-CN"/>
         </w:rPr>
         <w:t>。</w:t>
+      </w:r>
+    </w:p>
+    <w:p>
+      <w:pPr>
+        <w:spacing w:after="192"/>
+        <w:jc w:val="left"/>
+        <w:pBdr>
+          <w:left w:val="single" w:sz="18" w:space="0" w:color="2F6BFF"/>
+        </w:pBdr>
+        <w:shd w:val="clear" w:color="auto" w:fill="F5F7FA"/>
+      </w:pPr>
+      <w:r>
+        <w:t xml:space="preserve">  </w:t>
+      </w:r>
+      <w:r>
+        <w:rPr>
+          <w:rFonts w:ascii="微软雅黑" w:eastAsia="微软雅黑" w:hAnsi="微软雅黑" w:cs="微软雅黑" w:hint="eastAsia"/>
+          <w:lang w:eastAsia="zh-CN"/>
+        </w:rPr>
+        <w:t>本机最多保留最近</w:t>
+      </w:r>
+      <w:r>
+        <w:t xml:space="preserve"> </w:t>
+      </w:r>
+      <w:r>
+        <w:rPr>
+          <w:rFonts w:ascii="微软雅黑" w:eastAsia="微软雅黑" w:hAnsi="微软雅黑" w:cs="微软雅黑" w:hint="eastAsia"/>
+          <w:b/>
+          <w:lang w:eastAsia="zh-CN"/>
+        </w:rPr>
+        <w:t>20 份</w:t>
+      </w:r>
+      <w:r>
+        <w:rPr>
+          <w:rFonts w:ascii="微软雅黑" w:eastAsia="微软雅黑" w:hAnsi="微软雅黑" w:cs="微软雅黑" w:hint="eastAsia"/>
+          <w:lang w:eastAsia="zh-CN"/>
+        </w:rPr>
+        <w:t>回退点（每份都是完整的当时数据）；更早的会自动清理，不占你磁盘。 注意：这些回退点存在本机应用数据目录里，</w:t>
+      </w:r>
+      <w:r>
+        <w:rPr>
+          <w:rFonts w:ascii="微软雅黑" w:eastAsia="微软雅黑" w:hAnsi="微软雅黑" w:cs="微软雅黑" w:hint="eastAsia"/>
+          <w:b/>
+          <w:lang w:eastAsia="zh-CN"/>
+        </w:rPr>
+        <w:t>换电脑带不走</w:t>
+      </w:r>
+      <w:r>
+        <w:t xml:space="preserve"> —— </w:t>
+      </w:r>
+      <w:r>
+        <w:rPr>
+          <w:rFonts w:ascii="微软雅黑" w:eastAsia="微软雅黑" w:hAnsi="微软雅黑" w:cs="微软雅黑" w:hint="eastAsia"/>
+          <w:lang w:eastAsia="zh-CN"/>
+        </w:rPr>
+        <w:t>要带走请用「备份与恢复」。</w:t>
+      </w:r>
+    </w:p>
+    <w:p>
+      <w:pPr>
+        <w:pStyle w:val="Heading3"/>
+        <w:spacing w:line="312" w:lineRule="auto"/>
+        <w:jc w:val="left"/>
+      </w:pPr>
+      <w:r>
+        <w:rPr>
+          <w:rFonts w:ascii="微软雅黑" w:hAnsi="微软雅黑" w:eastAsia="微软雅黑" w:cs="微软雅黑" w:hint="eastAsia"/>
+          <w:b/>
+          <w:sz w:val="26"/>
+          <w:lang w:eastAsia="zh-CN"/>
+        </w:rPr>
+        <w:t>（五）导出 Excel（维护用）：在 Excel 里大批量改，再导回来</w:t>
+      </w:r>
+    </w:p>
+    <w:p>
+      <w:pPr>
+        <w:jc w:val="left"/>
+      </w:pPr>
+      <w:r>
+        <w:rPr>
+          <w:rFonts w:ascii="微软雅黑" w:eastAsia="微软雅黑" w:hAnsi="微软雅黑" w:cs="微软雅黑" w:hint="eastAsia"/>
+          <w:lang w:eastAsia="zh-CN"/>
+        </w:rPr>
+        <w:t>要给一批人统一改宿舍、补家长电话、调政治面貌？逐个点开详情太慢</w:t>
+      </w:r>
+      <w:r>
+        <w:t xml:space="preserve"> —— </w:t>
+      </w:r>
+      <w:r>
+        <w:rPr>
+          <w:rFonts w:ascii="微软雅黑" w:eastAsia="微软雅黑" w:hAnsi="微软雅黑" w:cs="微软雅黑" w:hint="eastAsia"/>
+          <w:lang w:eastAsia="zh-CN"/>
+        </w:rPr>
+        <w:t>用这个闭环：</w:t>
+      </w:r>
+    </w:p>
+    <w:p>
+      <w:pPr>
+        <w:pStyle w:val="ListNumber"/>
+        <w:numPr>
+          <w:ilvl w:val="0"/>
+          <w:numId w:val="11"/>
+        </w:numPr>
+        <w:spacing w:after="72"/>
+        <w:jc w:val="left"/>
+      </w:pPr>
+      <w:r>
+        <w:rPr>
+          <w:rFonts w:ascii="微软雅黑" w:eastAsia="微软雅黑" w:hAnsi="微软雅黑" w:cs="微软雅黑" w:hint="eastAsia"/>
+          <w:b/>
+          <w:lang w:eastAsia="zh-CN"/>
+        </w:rPr>
+        <w:t>导出</w:t>
+      </w:r>
+      <w:r>
+        <w:rPr>
+          <w:rFonts w:ascii="微软雅黑" w:eastAsia="微软雅黑" w:hAnsi="微软雅黑" w:cs="微软雅黑" w:hint="eastAsia"/>
+          <w:lang w:eastAsia="zh-CN"/>
+        </w:rPr>
+        <w:t>：顶栏「导出</w:t>
+      </w:r>
+      <w:r>
+        <w:t xml:space="preserve"> Excel</w:t>
+      </w:r>
+      <w:r>
+        <w:rPr>
+          <w:rFonts w:ascii="微软雅黑" w:eastAsia="微软雅黑" w:hAnsi="微软雅黑" w:cs="微软雅黑" w:hint="eastAsia"/>
+          <w:lang w:eastAsia="zh-CN"/>
+        </w:rPr>
+        <w:t>」（或</w:t>
+      </w:r>
+      <w:r>
+        <w:t xml:space="preserve"> </w:t>
+      </w:r>
+      <w:r>
+        <w:rPr>
+          <w:rFonts w:ascii="微软雅黑" w:eastAsia="微软雅黑" w:hAnsi="微软雅黑" w:cs="微软雅黑" w:hint="eastAsia"/>
+          <w:lang w:eastAsia="zh-CN"/>
+        </w:rPr>
+        <w:t>批次管理</w:t>
+      </w:r>
+      <w:r>
+        <w:t xml:space="preserve"> </w:t>
+      </w:r>
+      <w:r>
+        <w:rPr>
+          <w:rFonts w:ascii="微软雅黑" w:eastAsia="微软雅黑" w:hAnsi="微软雅黑" w:cs="微软雅黑" w:hint="eastAsia"/>
+          <w:lang w:eastAsia="zh-CN"/>
+        </w:rPr>
+        <w:t>里每个批次的「</w:t>
+      </w:r>
+      <w:r>
+        <w:t>Excel</w:t>
+      </w:r>
+      <w:r>
+        <w:rPr>
+          <w:rFonts w:ascii="微软雅黑" w:eastAsia="微软雅黑" w:hAnsi="微软雅黑" w:cs="微软雅黑" w:hint="eastAsia"/>
+          <w:lang w:eastAsia="zh-CN"/>
+        </w:rPr>
+        <w:t>」按钮，或</w:t>
+      </w:r>
+      <w:r>
+        <w:t xml:space="preserve"> </w:t>
+      </w:r>
+      <w:r>
+        <w:rPr>
+          <w:rFonts w:ascii="微软雅黑" w:eastAsia="微软雅黑" w:hAnsi="微软雅黑" w:cs="微软雅黑" w:hint="eastAsia"/>
+          <w:lang w:eastAsia="zh-CN"/>
+        </w:rPr>
+        <w:t>系统设置</w:t>
+      </w:r>
+      <w:r>
+        <w:t xml:space="preserve"> → 📦 </w:t>
+      </w:r>
+      <w:r>
+        <w:rPr>
+          <w:rFonts w:ascii="微软雅黑" w:eastAsia="微软雅黑" w:hAnsi="微软雅黑" w:cs="微软雅黑" w:hint="eastAsia"/>
+          <w:lang w:eastAsia="zh-CN"/>
+        </w:rPr>
+        <w:t>数据管理</w:t>
+      </w:r>
+      <w:r>
+        <w:t xml:space="preserve"> → </w:t>
+      </w:r>
+      <w:r>
+        <w:rPr>
+          <w:rFonts w:ascii="微软雅黑" w:eastAsia="微软雅黑" w:hAnsi="微软雅黑" w:cs="微软雅黑" w:hint="eastAsia"/>
+          <w:lang w:eastAsia="zh-CN"/>
+        </w:rPr>
+        <w:t>导出</w:t>
+      </w:r>
+      <w:r>
+        <w:t xml:space="preserve"> Excel</w:t>
+      </w:r>
+      <w:r>
+        <w:rPr>
+          <w:rFonts w:ascii="微软雅黑" w:eastAsia="微软雅黑" w:hAnsi="微软雅黑" w:cs="微软雅黑" w:hint="eastAsia"/>
+          <w:lang w:eastAsia="zh-CN"/>
+        </w:rPr>
+        <w:t>）。</w:t>
+      </w:r>
+      <w:r/>
+    </w:p>
+    <w:p>
+      <w:pPr>
+        <w:pStyle w:val="ListNumber"/>
+        <w:numPr>
+          <w:ilvl w:val="0"/>
+          <w:numId w:val="11"/>
+        </w:numPr>
+        <w:spacing w:after="72"/>
+        <w:jc w:val="left"/>
+      </w:pPr>
+      <w:r>
+        <w:rPr>
+          <w:rFonts w:ascii="微软雅黑" w:eastAsia="微软雅黑" w:hAnsi="微软雅黑" w:cs="微软雅黑" w:hint="eastAsia"/>
+          <w:lang w:eastAsia="zh-CN"/>
+        </w:rPr>
+        <w:t>得到</w:t>
+      </w:r>
+      <w:r>
+        <w:rPr>
+          <w:rFonts w:ascii="微软雅黑" w:eastAsia="微软雅黑" w:hAnsi="微软雅黑" w:cs="微软雅黑" w:hint="eastAsia"/>
+          <w:b/>
+          <w:lang w:eastAsia="zh-CN"/>
+        </w:rPr>
+        <w:t>一个 .xlsx，里面两张工作表</w:t>
+      </w:r>
+      <w:r>
+        <w:rPr>
+          <w:rFonts w:ascii="微软雅黑" w:eastAsia="微软雅黑" w:hAnsi="微软雅黑" w:cs="微软雅黑" w:hint="eastAsia"/>
+          <w:lang w:eastAsia="zh-CN"/>
+        </w:rPr>
+        <w:t>：</w:t>
+      </w:r>
+    </w:p>
+    <w:p>
+      <w:pPr>
+        <w:pStyle w:val="ListNumber"/>
+        <w:numPr>
+          <w:ilvl w:val="0"/>
+          <w:numId w:val="11"/>
+        </w:numPr>
+        <w:spacing w:after="72"/>
+        <w:jc w:val="left"/>
+      </w:pPr>
+      <w:r>
+        <w:rPr>
+          <w:rFonts w:ascii="微软雅黑" w:eastAsia="微软雅黑" w:hAnsi="微软雅黑" w:cs="微软雅黑" w:hint="eastAsia"/>
+          <w:b/>
+          <w:lang w:eastAsia="zh-CN"/>
+        </w:rPr>
+        <w:t>「学生信息」</w:t>
+      </w:r>
+      <w:r>
+        <w:rPr>
+          <w:rFonts w:ascii="微软雅黑" w:eastAsia="微软雅黑" w:hAnsi="微软雅黑" w:cs="微软雅黑" w:hint="eastAsia"/>
+          <w:lang w:eastAsia="zh-CN"/>
+        </w:rPr>
+        <w:t>：本批全部字段，一行一个学生；</w:t>
+      </w:r>
+    </w:p>
+    <w:p>
+      <w:pPr>
+        <w:pStyle w:val="ListNumber"/>
+        <w:numPr>
+          <w:ilvl w:val="0"/>
+          <w:numId w:val="11"/>
+        </w:numPr>
+        <w:spacing w:after="72"/>
+        <w:jc w:val="left"/>
+      </w:pPr>
+      <w:r>
+        <w:rPr>
+          <w:rFonts w:ascii="微软雅黑" w:eastAsia="微软雅黑" w:hAnsi="微软雅黑" w:cs="微软雅黑" w:hint="eastAsia"/>
+          <w:b/>
+          <w:lang w:eastAsia="zh-CN"/>
+        </w:rPr>
+        <w:t>「成绩」</w:t>
+      </w:r>
+      <w:r>
+        <w:rPr>
+          <w:rFonts w:ascii="微软雅黑" w:eastAsia="微软雅黑" w:hAnsi="微软雅黑" w:cs="微软雅黑" w:hint="eastAsia"/>
+          <w:lang w:eastAsia="zh-CN"/>
+        </w:rPr>
+        <w:t>：本批全部成绩（学号、姓名、班级、加权平均成绩、不及格门数</w:t>
+      </w:r>
+      <w:r>
+        <w:t>……</w:t>
+      </w:r>
+      <w:r>
+        <w:rPr>
+          <w:rFonts w:ascii="微软雅黑" w:eastAsia="微软雅黑" w:hAnsi="微软雅黑" w:cs="微软雅黑" w:hint="eastAsia"/>
+          <w:lang w:eastAsia="zh-CN"/>
+        </w:rPr>
+        <w:t>）。</w:t>
+      </w:r>
+      <w:r/>
+    </w:p>
+    <w:p>
+      <w:pPr>
+        <w:pStyle w:val="ListNumber"/>
+        <w:numPr>
+          <w:ilvl w:val="0"/>
+          <w:numId w:val="11"/>
+        </w:numPr>
+        <w:spacing w:after="72"/>
+        <w:jc w:val="left"/>
+      </w:pPr>
+      <w:r>
+        <w:rPr>
+          <w:rFonts w:ascii="微软雅黑" w:eastAsia="微软雅黑" w:hAnsi="微软雅黑" w:cs="微软雅黑" w:hint="eastAsia"/>
+          <w:lang w:eastAsia="zh-CN"/>
+        </w:rPr>
+        <w:t>在</w:t>
+      </w:r>
+      <w:r>
+        <w:t xml:space="preserve"> Excel </w:t>
+      </w:r>
+      <w:r>
+        <w:rPr>
+          <w:rFonts w:ascii="微软雅黑" w:eastAsia="微软雅黑" w:hAnsi="微软雅黑" w:cs="微软雅黑" w:hint="eastAsia"/>
+          <w:lang w:eastAsia="zh-CN"/>
+        </w:rPr>
+        <w:t>里随便改（改完存成</w:t>
+      </w:r>
+      <w:r>
+        <w:t xml:space="preserve"> .xlsx</w:t>
+      </w:r>
+      <w:r>
+        <w:rPr>
+          <w:rFonts w:ascii="微软雅黑" w:eastAsia="微软雅黑" w:hAnsi="微软雅黑" w:cs="微软雅黑" w:hint="eastAsia"/>
+          <w:lang w:eastAsia="zh-CN"/>
+        </w:rPr>
+        <w:t>）。</w:t>
+      </w:r>
+      <w:r/>
+    </w:p>
+    <w:p>
+      <w:pPr>
+        <w:pStyle w:val="ListNumber"/>
+        <w:numPr>
+          <w:ilvl w:val="0"/>
+          <w:numId w:val="11"/>
+        </w:numPr>
+        <w:spacing w:after="72"/>
+        <w:jc w:val="left"/>
+      </w:pPr>
+      <w:r>
+        <w:rPr>
+          <w:rFonts w:ascii="微软雅黑" w:eastAsia="微软雅黑" w:hAnsi="微软雅黑" w:cs="微软雅黑" w:hint="eastAsia"/>
+          <w:b/>
+          <w:lang w:eastAsia="zh-CN"/>
+        </w:rPr>
+        <w:t>导回去</w:t>
+      </w:r>
+      <w:r>
+        <w:rPr>
+          <w:rFonts w:ascii="微软雅黑" w:eastAsia="微软雅黑" w:hAnsi="微软雅黑" w:cs="微软雅黑" w:hint="eastAsia"/>
+          <w:lang w:eastAsia="zh-CN"/>
+        </w:rPr>
+        <w:t>：把「学生信息」这张表用「导入学生」导回，把「成绩」那张表用「导入成绩」导回。</w:t>
+      </w:r>
+    </w:p>
+    <w:p>
+      <w:pPr>
+        <w:jc w:val="left"/>
+      </w:pPr>
+      <w:r>
+        <w:rPr>
+          <w:rFonts w:ascii="微软雅黑" w:eastAsia="微软雅黑" w:hAnsi="微软雅黑" w:cs="微软雅黑" w:hint="eastAsia"/>
+          <w:lang w:eastAsia="zh-CN"/>
+        </w:rPr>
+        <w:t>几个贴心的地方：</w:t>
+      </w:r>
+    </w:p>
+    <w:p>
+      <w:pPr>
+        <w:pStyle w:val="ListBullet"/>
+        <w:spacing w:after="72"/>
+        <w:jc w:val="left"/>
+      </w:pPr>
+      <w:r>
+        <w:rPr>
+          <w:rFonts w:ascii="微软雅黑" w:eastAsia="微软雅黑" w:hAnsi="微软雅黑" w:cs="微软雅黑" w:hint="eastAsia"/>
+          <w:lang w:eastAsia="zh-CN"/>
+        </w:rPr>
+        <w:t>学号按</w:t>
+      </w:r>
+      <w:r>
+        <w:rPr>
+          <w:rFonts w:ascii="微软雅黑" w:eastAsia="微软雅黑" w:hAnsi="微软雅黑" w:cs="微软雅黑" w:hint="eastAsia"/>
+          <w:b/>
+          <w:lang w:eastAsia="zh-CN"/>
+        </w:rPr>
+        <w:t>文本</w:t>
+      </w:r>
+      <w:r>
+        <w:rPr>
+          <w:rFonts w:ascii="微软雅黑" w:eastAsia="微软雅黑" w:hAnsi="微软雅黑" w:cs="微软雅黑" w:hint="eastAsia"/>
+          <w:lang w:eastAsia="zh-CN"/>
+        </w:rPr>
+        <w:t xml:space="preserve">写，不会变成 </w:t>
+      </w:r>
+      <w:r>
+        <w:rPr>
+          <w:rFonts w:ascii="Consolas" w:hAnsi="Consolas"/>
+          <w:sz w:val="18"/>
+        </w:rPr>
+        <w:t>2.02E+11</w:t>
+      </w:r>
+      <w:r>
+        <w:rPr>
+          <w:rFonts w:ascii="微软雅黑" w:eastAsia="微软雅黑" w:hAnsi="微软雅黑" w:cs="微软雅黑" w:hint="eastAsia"/>
+          <w:lang w:eastAsia="zh-CN"/>
+        </w:rPr>
+        <w:t xml:space="preserve"> 那种科学计数法。</w:t>
+      </w:r>
+    </w:p>
+    <w:p>
+      <w:pPr>
+        <w:pStyle w:val="ListBullet"/>
+        <w:spacing w:after="72"/>
+        <w:jc w:val="left"/>
+      </w:pPr>
+      <w:r>
+        <w:rPr>
+          <w:rFonts w:ascii="微软雅黑" w:eastAsia="微软雅黑" w:hAnsi="微软雅黑" w:cs="微软雅黑" w:hint="eastAsia"/>
+          <w:lang w:eastAsia="zh-CN"/>
+        </w:rPr>
+        <w:t>只导出</w:t>
+      </w:r>
+      <w:r>
+        <w:rPr>
+          <w:rFonts w:ascii="微软雅黑" w:eastAsia="微软雅黑" w:hAnsi="微软雅黑" w:cs="微软雅黑" w:hint="eastAsia"/>
+          <w:b/>
+          <w:lang w:eastAsia="zh-CN"/>
+        </w:rPr>
+        <w:t>有内容</w:t>
+      </w:r>
+      <w:r>
+        <w:rPr>
+          <w:rFonts w:ascii="微软雅黑" w:eastAsia="微软雅黑" w:hAnsi="微软雅黑" w:cs="微软雅黑" w:hint="eastAsia"/>
+          <w:lang w:eastAsia="zh-CN"/>
+        </w:rPr>
+        <w:t>的列，不会给你几十个空列。</w:t>
+      </w:r>
+    </w:p>
+    <w:p>
+      <w:pPr>
+        <w:pStyle w:val="ListBullet"/>
+        <w:spacing w:after="72"/>
+        <w:jc w:val="left"/>
+      </w:pPr>
+      <w:r>
+        <w:rPr>
+          <w:rFonts w:ascii="微软雅黑" w:eastAsia="微软雅黑" w:hAnsi="微软雅黑" w:cs="微软雅黑" w:hint="eastAsia"/>
+          <w:lang w:eastAsia="zh-CN"/>
+        </w:rPr>
+        <w:t>两张表是分开的，所以</w:t>
+      </w:r>
+      <w:r>
+        <w:rPr>
+          <w:rFonts w:ascii="微软雅黑" w:eastAsia="微软雅黑" w:hAnsi="微软雅黑" w:cs="微软雅黑" w:hint="eastAsia"/>
+          <w:b/>
+          <w:lang w:eastAsia="zh-CN"/>
+        </w:rPr>
+        <w:t>各自都能被对应的导入入口直接吃回去</w:t>
+      </w:r>
+      <w:r>
+        <w:t xml:space="preserve"> —— </w:t>
+      </w:r>
+      <w:r>
+        <w:rPr>
+          <w:rFonts w:ascii="微软雅黑" w:eastAsia="微软雅黑" w:hAnsi="微软雅黑" w:cs="微软雅黑" w:hint="eastAsia"/>
+          <w:lang w:eastAsia="zh-CN"/>
+        </w:rPr>
+        <w:t>这是它跟</w:t>
+      </w:r>
+      <w:r>
+        <w:t>"</w:t>
+      </w:r>
+      <w:r>
+        <w:rPr>
+          <w:rFonts w:ascii="微软雅黑" w:eastAsia="微软雅黑" w:hAnsi="微软雅黑" w:cs="微软雅黑" w:hint="eastAsia"/>
+          <w:lang w:eastAsia="zh-CN"/>
+        </w:rPr>
+        <w:t>导出</w:t>
+      </w:r>
+      <w:r>
+        <w:t xml:space="preserve"> CSV </w:t>
+      </w:r>
+      <w:r>
+        <w:rPr>
+          <w:rFonts w:ascii="微软雅黑" w:eastAsia="微软雅黑" w:hAnsi="微软雅黑" w:cs="微软雅黑" w:hint="eastAsia"/>
+          <w:lang w:eastAsia="zh-CN"/>
+        </w:rPr>
+        <w:t>看一眼</w:t>
+      </w:r>
+      <w:r>
+        <w:t>"</w:t>
+      </w:r>
+      <w:r>
+        <w:rPr>
+          <w:rFonts w:ascii="微软雅黑" w:eastAsia="微软雅黑" w:hAnsi="微软雅黑" w:cs="微软雅黑" w:hint="eastAsia"/>
+          <w:lang w:eastAsia="zh-CN"/>
+        </w:rPr>
+        <w:t>的区别。</w:t>
+      </w:r>
+      <w:r/>
+    </w:p>
+    <w:p>
+      <w:pPr>
+        <w:pStyle w:val="ListBullet"/>
+        <w:spacing w:after="72"/>
+        <w:jc w:val="left"/>
+      </w:pPr>
+      <w:r>
+        <w:rPr>
+          <w:rFonts w:ascii="微软雅黑" w:eastAsia="微软雅黑" w:hAnsi="微软雅黑" w:cs="微软雅黑" w:hint="eastAsia"/>
+          <w:lang w:eastAsia="zh-CN"/>
+        </w:rPr>
+        <w:t>「学生信息」表里那张「成绩」工作表可以整张删掉再导，不影响。</w:t>
+      </w:r>
+    </w:p>
+    <w:p>
+      <w:pPr>
+        <w:spacing w:after="192"/>
+        <w:jc w:val="left"/>
+        <w:pBdr>
+          <w:left w:val="single" w:sz="18" w:space="0" w:color="2F6BFF"/>
+        </w:pBdr>
+        <w:shd w:val="clear" w:color="auto" w:fill="F5F7FA"/>
+      </w:pPr>
+      <w:r>
+        <w:t xml:space="preserve">  </w:t>
+      </w:r>
+      <w:r>
+        <w:rPr>
+          <w:rFonts w:ascii="微软雅黑" w:eastAsia="微软雅黑" w:hAnsi="微软雅黑" w:cs="微软雅黑" w:hint="eastAsia"/>
+          <w:lang w:eastAsia="zh-CN"/>
+        </w:rPr>
+        <w:t>顶栏还有一个「导出</w:t>
+      </w:r>
+      <w:r>
+        <w:t xml:space="preserve"> CSV</w:t>
+      </w:r>
+      <w:r>
+        <w:rPr>
+          <w:rFonts w:ascii="微软雅黑" w:eastAsia="微软雅黑" w:hAnsi="微软雅黑" w:cs="微软雅黑" w:hint="eastAsia"/>
+          <w:lang w:eastAsia="zh-CN"/>
+        </w:rPr>
+        <w:t>」按钮：那个是导</w:t>
+      </w:r>
+      <w:r>
+        <w:rPr>
+          <w:rFonts w:ascii="微软雅黑" w:eastAsia="微软雅黑" w:hAnsi="微软雅黑" w:cs="微软雅黑" w:hint="eastAsia"/>
+          <w:b/>
+          <w:lang w:eastAsia="zh-CN"/>
+        </w:rPr>
+        <w:t>当前筛选结果</w:t>
+      </w:r>
+      <w:r>
+        <w:rPr>
+          <w:rFonts w:ascii="微软雅黑" w:eastAsia="微软雅黑" w:hAnsi="微软雅黑" w:cs="微软雅黑" w:hint="eastAsia"/>
+          <w:lang w:eastAsia="zh-CN"/>
+        </w:rPr>
+        <w:t>（比如</w:t>
+      </w:r>
+      <w:r>
+        <w:t>"</w:t>
+      </w:r>
+      <w:r>
+        <w:rPr>
+          <w:rFonts w:ascii="微软雅黑" w:eastAsia="微软雅黑" w:hAnsi="微软雅黑" w:cs="微软雅黑" w:hint="eastAsia"/>
+          <w:lang w:eastAsia="zh-CN"/>
+        </w:rPr>
+        <w:t>只看英语</w:t>
+      </w:r>
+      <w:r>
+        <w:t>2401"</w:t>
+      </w:r>
+      <w:r>
+        <w:rPr>
+          <w:rFonts w:ascii="微软雅黑" w:eastAsia="微软雅黑" w:hAnsi="微软雅黑" w:cs="微软雅黑" w:hint="eastAsia"/>
+          <w:lang w:eastAsia="zh-CN"/>
+        </w:rPr>
+        <w:t>），</w:t>
+      </w:r>
+      <w:r>
+        <w:t xml:space="preserve"> </w:t>
+      </w:r>
+      <w:r>
+        <w:rPr>
+          <w:rFonts w:ascii="微软雅黑" w:eastAsia="微软雅黑" w:hAnsi="微软雅黑" w:cs="微软雅黑" w:hint="eastAsia"/>
+          <w:lang w:eastAsia="zh-CN"/>
+        </w:rPr>
+        <w:t>适合拿去发给人看；要</w:t>
+      </w:r>
+      <w:r>
+        <w:t>"</w:t>
+      </w:r>
+      <w:r>
+        <w:rPr>
+          <w:rFonts w:ascii="微软雅黑" w:eastAsia="微软雅黑" w:hAnsi="微软雅黑" w:cs="微软雅黑" w:hint="eastAsia"/>
+          <w:lang w:eastAsia="zh-CN"/>
+        </w:rPr>
+        <w:t>改了再导回来</w:t>
+      </w:r>
+      <w:r>
+        <w:t>"</w:t>
+      </w:r>
+      <w:r>
+        <w:rPr>
+          <w:rFonts w:ascii="微软雅黑" w:eastAsia="微软雅黑" w:hAnsi="微软雅黑" w:cs="微软雅黑" w:hint="eastAsia"/>
+          <w:lang w:eastAsia="zh-CN"/>
+        </w:rPr>
+        <w:t>请用</w:t>
+      </w:r>
+      <w:r>
+        <w:t xml:space="preserve"> Excel </w:t>
+      </w:r>
+      <w:r>
+        <w:rPr>
+          <w:rFonts w:ascii="微软雅黑" w:eastAsia="微软雅黑" w:hAnsi="微软雅黑" w:cs="微软雅黑" w:hint="eastAsia"/>
+          <w:lang w:eastAsia="zh-CN"/>
+        </w:rPr>
+        <w:t>那个。</w:t>
       </w:r>
     </w:p>
     <w:p>
@@ -6649,91 +8720,7 @@
               <w:spacing w:line="240" w:lineRule="auto" w:before="60" w:after="60"/>
             </w:pPr>
             <w:r>
-              <w:t>取数指引</w:t>
-            </w:r>
-            <w:r>
-              <w:t xml:space="preserve"> </w:t>
-            </w:r>
-            <w:r>
-              <w:t xml:space="preserve"> / </w:t>
-            </w:r>
-            <w:r>
-              <w:t xml:space="preserve"> </w:t>
-            </w:r>
-            <w:r>
-              <w:t>导入学生数据</w:t>
-            </w:r>
-            <w:r>
-              <w:t xml:space="preserve"> </w:t>
-            </w:r>
-            <w:r>
-              <w:t xml:space="preserve"> / </w:t>
-            </w:r>
-            <w:r>
-              <w:t xml:space="preserve"> </w:t>
-            </w:r>
-            <w:r>
-              <w:t>导入成绩</w:t>
-            </w:r>
-            <w:r>
-              <w:t xml:space="preserve"> </w:t>
-            </w:r>
-            <w:r>
-              <w:t xml:space="preserve"> / </w:t>
-            </w:r>
-            <w:r>
-              <w:t xml:space="preserve"> </w:t>
-            </w:r>
-            <w:r>
-              <w:t>导入历史</w:t>
-            </w:r>
-            <w:r>
-              <w:t xml:space="preserve"> </w:t>
-            </w:r>
-            <w:r>
-              <w:t xml:space="preserve"> / </w:t>
-            </w:r>
-            <w:r>
-              <w:t xml:space="preserve"> </w:t>
-            </w:r>
-            <w:r>
-              <w:t>备份与恢复</w:t>
-            </w:r>
-            <w:r>
-              <w:t xml:space="preserve"> </w:t>
-            </w:r>
-            <w:r>
-              <w:t xml:space="preserve"> / </w:t>
-            </w:r>
-            <w:r>
-              <w:t xml:space="preserve"> </w:t>
-            </w:r>
-            <w:r>
-              <w:t>打开备份文件夹，一排卡片一眼看全；底部常显「上次备份：</w:t>
-            </w:r>
-            <w:r>
-              <w:t xml:space="preserve"> </w:t>
-            </w:r>
-            <w:r>
-              <w:t xml:space="preserve">… · </w:t>
-            </w:r>
-            <w:r>
-              <w:t xml:space="preserve"> </w:t>
-            </w:r>
-            <w:r>
-              <w:t>已</w:t>
-            </w:r>
-            <w:r>
-              <w:t xml:space="preserve"> </w:t>
-            </w:r>
-            <w:r>
-              <w:t xml:space="preserve"> N </w:t>
-            </w:r>
-            <w:r>
-              <w:t xml:space="preserve"> </w:t>
-            </w:r>
-            <w:r>
-              <w:t>天未备份」</w:t>
+              <w:t>按「你要干什么」分三组，见下方说明</w:t>
             </w:r>
           </w:p>
         </w:tc>
@@ -6762,13 +8749,13 @@
               <w:spacing w:line="240" w:lineRule="auto" w:before="60" w:after="60"/>
             </w:pPr>
             <w:r>
-              <w:t xml:space="preserve">🔒 </w:t>
+              <w:t xml:space="preserve">🛡 </w:t>
             </w:r>
             <w:r>
               <w:t xml:space="preserve"> </w:t>
             </w:r>
             <w:r>
-              <w:t>数据固化</w:t>
+              <w:t>自动保护</w:t>
             </w:r>
           </w:p>
         </w:tc>
@@ -6795,7 +8782,19 @@
               <w:spacing w:line="240" w:lineRule="auto" w:before="60" w:after="60"/>
             </w:pPr>
             <w:r>
-              <w:t>显示磁盘镜像固化是否已开启，可「立即固化一份到磁盘」（桌面版专属）</w:t>
+              <w:t>（在数据管理卡片底部）显示自动保护是否已开启，可「立即固化一份」</w:t>
+            </w:r>
+            <w:r>
+              <w:t xml:space="preserve"> </w:t>
+            </w:r>
+            <w:r>
+              <w:t xml:space="preserve">—— </w:t>
+            </w:r>
+            <w:r>
+              <w:t xml:space="preserve"> </w:t>
+            </w:r>
+            <w:r>
+              <w:t>桌面版专属</w:t>
             </w:r>
           </w:p>
         </w:tc>
@@ -6935,6 +8934,576 @@
           <w:b/>
           <w:lang w:eastAsia="zh-CN"/>
         </w:rPr>
+        <w:t>📦 数据管理里的三组（v1.9.8 整理过，不再一堆按钮平铺）：</w:t>
+      </w:r>
+    </w:p>
+    <w:tbl>
+      <w:tblPr>
+        <w:tblW w:type="pct" w:w="5000"/>
+        <w:tblLook w:firstColumn="1" w:firstRow="1" w:lastColumn="0" w:lastRow="0" w:noHBand="0" w:noVBand="1" w:val="04A0"/>
+        <w:tblLayout w:type="autofit"/>
+      </w:tblPr>
+      <w:tblGrid>
+        <w:gridCol w:w="2880"/>
+        <w:gridCol w:w="2880"/>
+        <w:gridCol w:w="2880"/>
+      </w:tblGrid>
+      <w:tr>
+        <w:tc>
+          <w:tcPr>
+            <w:tcW w:type="dxa" w:w="2880"/>
+            <w:vAlign w:val="center"/>
+            <w:tcBorders>
+              <w:top w:val="single" w:sz="6" w:space="0" w:color="D8DEE6"/>
+              <w:bottom w:val="single" w:sz="6" w:space="0" w:color="D8DEE6"/>
+              <w:left w:val="single" w:sz="6" w:space="0" w:color="D8DEE6"/>
+              <w:right w:val="single" w:sz="6" w:space="0" w:color="D8DEE6"/>
+            </w:tcBorders>
+            <w:shd w:val="clear" w:color="auto" w:fill="F5F7FA"/>
+            <w:tcMar>
+              <w:top w:w="108" w:type="dxa"/>
+              <w:bottom w:w="108" w:type="dxa"/>
+              <w:left w:w="168" w:type="dxa"/>
+              <w:right w:w="168" w:type="dxa"/>
+            </w:tcMar>
+          </w:tcPr>
+          <w:p>
+            <w:pPr>
+              <w:jc w:val="left"/>
+              <w:spacing w:line="240" w:lineRule="auto" w:before="60" w:after="60"/>
+            </w:pPr>
+            <w:r>
+              <w:rPr>
+                <w:b/>
+              </w:rPr>
+              <w:t>分组</w:t>
+            </w:r>
+          </w:p>
+        </w:tc>
+        <w:tc>
+          <w:tcPr>
+            <w:tcW w:type="dxa" w:w="2880"/>
+            <w:vAlign w:val="center"/>
+            <w:tcBorders>
+              <w:top w:val="single" w:sz="6" w:space="0" w:color="D8DEE6"/>
+              <w:bottom w:val="single" w:sz="6" w:space="0" w:color="D8DEE6"/>
+              <w:left w:val="single" w:sz="6" w:space="0" w:color="D8DEE6"/>
+              <w:right w:val="single" w:sz="6" w:space="0" w:color="D8DEE6"/>
+            </w:tcBorders>
+            <w:shd w:val="clear" w:color="auto" w:fill="F5F7FA"/>
+            <w:tcMar>
+              <w:top w:w="108" w:type="dxa"/>
+              <w:bottom w:w="108" w:type="dxa"/>
+              <w:left w:w="168" w:type="dxa"/>
+              <w:right w:w="168" w:type="dxa"/>
+            </w:tcMar>
+          </w:tcPr>
+          <w:p>
+            <w:pPr>
+              <w:jc w:val="left"/>
+              <w:spacing w:line="240" w:lineRule="auto" w:before="60" w:after="60"/>
+            </w:pPr>
+            <w:r>
+              <w:rPr>
+                <w:b/>
+              </w:rPr>
+              <w:t>里面有什么</w:t>
+            </w:r>
+          </w:p>
+        </w:tc>
+        <w:tc>
+          <w:tcPr>
+            <w:tcW w:type="dxa" w:w="2880"/>
+            <w:vAlign w:val="center"/>
+            <w:tcBorders>
+              <w:top w:val="single" w:sz="6" w:space="0" w:color="D8DEE6"/>
+              <w:bottom w:val="single" w:sz="6" w:space="0" w:color="D8DEE6"/>
+              <w:left w:val="single" w:sz="6" w:space="0" w:color="D8DEE6"/>
+              <w:right w:val="single" w:sz="6" w:space="0" w:color="D8DEE6"/>
+            </w:tcBorders>
+            <w:shd w:val="clear" w:color="auto" w:fill="F5F7FA"/>
+            <w:tcMar>
+              <w:top w:w="108" w:type="dxa"/>
+              <w:bottom w:w="108" w:type="dxa"/>
+              <w:left w:w="168" w:type="dxa"/>
+              <w:right w:w="168" w:type="dxa"/>
+            </w:tcMar>
+          </w:tcPr>
+          <w:p>
+            <w:pPr>
+              <w:jc w:val="left"/>
+              <w:spacing w:line="240" w:lineRule="auto" w:before="60" w:after="60"/>
+            </w:pPr>
+            <w:r>
+              <w:rPr>
+                <w:b/>
+              </w:rPr>
+              <w:t>什么时候用</w:t>
+            </w:r>
+          </w:p>
+        </w:tc>
+      </w:tr>
+      <w:tr>
+        <w:tc>
+          <w:tcPr>
+            <w:tcW w:type="dxa" w:w="2880"/>
+            <w:vAlign w:val="center"/>
+            <w:tcBorders>
+              <w:top w:val="single" w:sz="6" w:space="0" w:color="D8DEE6"/>
+              <w:bottom w:val="single" w:sz="6" w:space="0" w:color="D8DEE6"/>
+              <w:left w:val="single" w:sz="6" w:space="0" w:color="D8DEE6"/>
+              <w:right w:val="single" w:sz="6" w:space="0" w:color="D8DEE6"/>
+            </w:tcBorders>
+            <w:tcMar>
+              <w:top w:w="108" w:type="dxa"/>
+              <w:bottom w:w="108" w:type="dxa"/>
+              <w:left w:w="168" w:type="dxa"/>
+              <w:right w:w="168" w:type="dxa"/>
+            </w:tcMar>
+          </w:tcPr>
+          <w:p>
+            <w:pPr>
+              <w:jc w:val="left"/>
+              <w:spacing w:line="240" w:lineRule="auto" w:before="60" w:after="60"/>
+            </w:pPr>
+            <w:r>
+              <w:t xml:space="preserve">① </w:t>
+            </w:r>
+            <w:r>
+              <w:t xml:space="preserve"> </w:t>
+            </w:r>
+            <w:r>
+              <w:t>把数据取进来</w:t>
+            </w:r>
+          </w:p>
+        </w:tc>
+        <w:tc>
+          <w:tcPr>
+            <w:tcW w:type="dxa" w:w="2880"/>
+            <w:vAlign w:val="center"/>
+            <w:tcBorders>
+              <w:top w:val="single" w:sz="6" w:space="0" w:color="D8DEE6"/>
+              <w:bottom w:val="single" w:sz="6" w:space="0" w:color="D8DEE6"/>
+              <w:left w:val="single" w:sz="6" w:space="0" w:color="D8DEE6"/>
+              <w:right w:val="single" w:sz="6" w:space="0" w:color="D8DEE6"/>
+            </w:tcBorders>
+            <w:tcMar>
+              <w:top w:w="108" w:type="dxa"/>
+              <w:bottom w:w="108" w:type="dxa"/>
+              <w:left w:w="168" w:type="dxa"/>
+              <w:right w:w="168" w:type="dxa"/>
+            </w:tcMar>
+          </w:tcPr>
+          <w:p>
+            <w:pPr>
+              <w:jc w:val="left"/>
+              <w:spacing w:line="240" w:lineRule="auto" w:before="60" w:after="60"/>
+            </w:pPr>
+            <w:r>
+              <w:t>导入指引</w:t>
+            </w:r>
+            <w:r>
+              <w:t xml:space="preserve"> </w:t>
+            </w:r>
+            <w:r>
+              <w:t xml:space="preserve"> / </w:t>
+            </w:r>
+            <w:r>
+              <w:t xml:space="preserve"> </w:t>
+            </w:r>
+            <w:r>
+              <w:t>导入学生</w:t>
+            </w:r>
+            <w:r>
+              <w:t xml:space="preserve"> </w:t>
+            </w:r>
+            <w:r>
+              <w:t xml:space="preserve"> / </w:t>
+            </w:r>
+            <w:r>
+              <w:t xml:space="preserve"> </w:t>
+            </w:r>
+            <w:r>
+              <w:t>导入成绩</w:t>
+            </w:r>
+          </w:p>
+        </w:tc>
+        <w:tc>
+          <w:tcPr>
+            <w:tcW w:type="dxa" w:w="2880"/>
+            <w:vAlign w:val="center"/>
+            <w:tcBorders>
+              <w:top w:val="single" w:sz="6" w:space="0" w:color="D8DEE6"/>
+              <w:bottom w:val="single" w:sz="6" w:space="0" w:color="D8DEE6"/>
+              <w:left w:val="single" w:sz="6" w:space="0" w:color="D8DEE6"/>
+              <w:right w:val="single" w:sz="6" w:space="0" w:color="D8DEE6"/>
+            </w:tcBorders>
+            <w:tcMar>
+              <w:top w:w="108" w:type="dxa"/>
+              <w:bottom w:w="108" w:type="dxa"/>
+              <w:left w:w="168" w:type="dxa"/>
+              <w:right w:w="168" w:type="dxa"/>
+            </w:tcMar>
+          </w:tcPr>
+          <w:p>
+            <w:pPr>
+              <w:jc w:val="left"/>
+              <w:spacing w:line="240" w:lineRule="auto" w:before="60" w:after="60"/>
+            </w:pPr>
+            <w:r>
+              <w:t>学期初、成绩出来后</w:t>
+            </w:r>
+          </w:p>
+        </w:tc>
+      </w:tr>
+      <w:tr>
+        <w:tc>
+          <w:tcPr>
+            <w:tcW w:type="dxa" w:w="2880"/>
+            <w:vAlign w:val="center"/>
+            <w:tcBorders>
+              <w:top w:val="single" w:sz="6" w:space="0" w:color="D8DEE6"/>
+              <w:bottom w:val="single" w:sz="6" w:space="0" w:color="D8DEE6"/>
+              <w:left w:val="single" w:sz="6" w:space="0" w:color="D8DEE6"/>
+              <w:right w:val="single" w:sz="6" w:space="0" w:color="D8DEE6"/>
+            </w:tcBorders>
+            <w:tcMar>
+              <w:top w:w="108" w:type="dxa"/>
+              <w:bottom w:w="108" w:type="dxa"/>
+              <w:left w:w="168" w:type="dxa"/>
+              <w:right w:w="168" w:type="dxa"/>
+            </w:tcMar>
+          </w:tcPr>
+          <w:p>
+            <w:pPr>
+              <w:jc w:val="left"/>
+              <w:spacing w:line="240" w:lineRule="auto" w:before="60" w:after="60"/>
+            </w:pPr>
+            <w:r>
+              <w:t xml:space="preserve">② </w:t>
+            </w:r>
+            <w:r>
+              <w:t xml:space="preserve"> </w:t>
+            </w:r>
+            <w:r>
+              <w:t>备份与搬运</w:t>
+            </w:r>
+          </w:p>
+        </w:tc>
+        <w:tc>
+          <w:tcPr>
+            <w:tcW w:type="dxa" w:w="2880"/>
+            <w:vAlign w:val="center"/>
+            <w:tcBorders>
+              <w:top w:val="single" w:sz="6" w:space="0" w:color="D8DEE6"/>
+              <w:bottom w:val="single" w:sz="6" w:space="0" w:color="D8DEE6"/>
+              <w:left w:val="single" w:sz="6" w:space="0" w:color="D8DEE6"/>
+              <w:right w:val="single" w:sz="6" w:space="0" w:color="D8DEE6"/>
+            </w:tcBorders>
+            <w:tcMar>
+              <w:top w:w="108" w:type="dxa"/>
+              <w:bottom w:w="108" w:type="dxa"/>
+              <w:left w:w="168" w:type="dxa"/>
+              <w:right w:w="168" w:type="dxa"/>
+            </w:tcMar>
+          </w:tcPr>
+          <w:p>
+            <w:pPr>
+              <w:jc w:val="left"/>
+              <w:spacing w:line="240" w:lineRule="auto" w:before="60" w:after="60"/>
+            </w:pPr>
+            <w:r>
+              <w:rPr>
+                <w:b/>
+              </w:rPr>
+              <w:t>备份与恢复</w:t>
+            </w:r>
+            <w:r>
+              <w:t xml:space="preserve"> </w:t>
+            </w:r>
+            <w:r>
+              <w:t>（一个弹窗里含：导出完整备份、从备份文件还原、打开备份文件夹、我导出的备份文件清单）</w:t>
+            </w:r>
+            <w:r>
+              <w:t xml:space="preserve"> </w:t>
+            </w:r>
+            <w:r>
+              <w:t xml:space="preserve">/ </w:t>
+            </w:r>
+            <w:r>
+              <w:t xml:space="preserve"> </w:t>
+            </w:r>
+            <w:r>
+              <w:t>导出</w:t>
+            </w:r>
+            <w:r>
+              <w:t xml:space="preserve"> </w:t>
+            </w:r>
+            <w:r>
+              <w:t xml:space="preserve"> Excel</w:t>
+            </w:r>
+          </w:p>
+        </w:tc>
+        <w:tc>
+          <w:tcPr>
+            <w:tcW w:type="dxa" w:w="2880"/>
+            <w:vAlign w:val="center"/>
+            <w:tcBorders>
+              <w:top w:val="single" w:sz="6" w:space="0" w:color="D8DEE6"/>
+              <w:bottom w:val="single" w:sz="6" w:space="0" w:color="D8DEE6"/>
+              <w:left w:val="single" w:sz="6" w:space="0" w:color="D8DEE6"/>
+              <w:right w:val="single" w:sz="6" w:space="0" w:color="D8DEE6"/>
+            </w:tcBorders>
+            <w:tcMar>
+              <w:top w:w="108" w:type="dxa"/>
+              <w:bottom w:w="108" w:type="dxa"/>
+              <w:left w:w="168" w:type="dxa"/>
+              <w:right w:w="168" w:type="dxa"/>
+            </w:tcMar>
+          </w:tcPr>
+          <w:p>
+            <w:pPr>
+              <w:jc w:val="left"/>
+              <w:spacing w:line="240" w:lineRule="auto" w:before="60" w:after="60"/>
+            </w:pPr>
+            <w:r>
+              <w:t>换电脑、留底、批量改数据</w:t>
+            </w:r>
+          </w:p>
+        </w:tc>
+      </w:tr>
+      <w:tr>
+        <w:tc>
+          <w:tcPr>
+            <w:tcW w:type="dxa" w:w="2880"/>
+            <w:vAlign w:val="center"/>
+            <w:tcBorders>
+              <w:top w:val="single" w:sz="6" w:space="0" w:color="D8DEE6"/>
+              <w:bottom w:val="single" w:sz="6" w:space="0" w:color="D8DEE6"/>
+              <w:left w:val="single" w:sz="6" w:space="0" w:color="D8DEE6"/>
+              <w:right w:val="single" w:sz="6" w:space="0" w:color="D8DEE6"/>
+            </w:tcBorders>
+            <w:tcMar>
+              <w:top w:w="108" w:type="dxa"/>
+              <w:bottom w:w="108" w:type="dxa"/>
+              <w:left w:w="168" w:type="dxa"/>
+              <w:right w:w="168" w:type="dxa"/>
+            </w:tcMar>
+          </w:tcPr>
+          <w:p>
+            <w:pPr>
+              <w:jc w:val="left"/>
+              <w:spacing w:line="240" w:lineRule="auto" w:before="60" w:after="60"/>
+            </w:pPr>
+            <w:r>
+              <w:t xml:space="preserve">③ </w:t>
+            </w:r>
+            <w:r>
+              <w:t xml:space="preserve"> </w:t>
+            </w:r>
+            <w:r>
+              <w:t>出问题回退</w:t>
+            </w:r>
+          </w:p>
+        </w:tc>
+        <w:tc>
+          <w:tcPr>
+            <w:tcW w:type="dxa" w:w="2880"/>
+            <w:vAlign w:val="center"/>
+            <w:tcBorders>
+              <w:top w:val="single" w:sz="6" w:space="0" w:color="D8DEE6"/>
+              <w:bottom w:val="single" w:sz="6" w:space="0" w:color="D8DEE6"/>
+              <w:left w:val="single" w:sz="6" w:space="0" w:color="D8DEE6"/>
+              <w:right w:val="single" w:sz="6" w:space="0" w:color="D8DEE6"/>
+            </w:tcBorders>
+            <w:tcMar>
+              <w:top w:w="108" w:type="dxa"/>
+              <w:bottom w:w="108" w:type="dxa"/>
+              <w:left w:w="168" w:type="dxa"/>
+              <w:right w:w="168" w:type="dxa"/>
+            </w:tcMar>
+          </w:tcPr>
+          <w:p>
+            <w:pPr>
+              <w:jc w:val="left"/>
+              <w:spacing w:line="240" w:lineRule="auto" w:before="60" w:after="60"/>
+            </w:pPr>
+            <w:r>
+              <w:t>导入历史</w:t>
+            </w:r>
+            <w:r>
+              <w:t xml:space="preserve"> </w:t>
+            </w:r>
+            <w:r>
+              <w:t xml:space="preserve"> / </w:t>
+            </w:r>
+            <w:r>
+              <w:t xml:space="preserve"> </w:t>
+            </w:r>
+            <w:r>
+              <w:t>批次管理</w:t>
+            </w:r>
+          </w:p>
+        </w:tc>
+        <w:tc>
+          <w:tcPr>
+            <w:tcW w:type="dxa" w:w="2880"/>
+            <w:vAlign w:val="center"/>
+            <w:tcBorders>
+              <w:top w:val="single" w:sz="6" w:space="0" w:color="D8DEE6"/>
+              <w:bottom w:val="single" w:sz="6" w:space="0" w:color="D8DEE6"/>
+              <w:left w:val="single" w:sz="6" w:space="0" w:color="D8DEE6"/>
+              <w:right w:val="single" w:sz="6" w:space="0" w:color="D8DEE6"/>
+            </w:tcBorders>
+            <w:tcMar>
+              <w:top w:w="108" w:type="dxa"/>
+              <w:bottom w:w="108" w:type="dxa"/>
+              <w:left w:w="168" w:type="dxa"/>
+              <w:right w:w="168" w:type="dxa"/>
+            </w:tcMar>
+          </w:tcPr>
+          <w:p>
+            <w:pPr>
+              <w:jc w:val="left"/>
+              <w:spacing w:line="240" w:lineRule="auto" w:before="60" w:after="60"/>
+            </w:pPr>
+            <w:r>
+              <w:t>导错了想退回去</w:t>
+            </w:r>
+          </w:p>
+        </w:tc>
+      </w:tr>
+    </w:tbl>
+    <w:p>
+      <w:pPr>
+        <w:pStyle w:val="ListBullet"/>
+        <w:spacing w:after="72"/>
+        <w:jc w:val="left"/>
+      </w:pPr>
+      <w:r>
+        <w:rPr>
+          <w:rFonts w:ascii="微软雅黑" w:eastAsia="微软雅黑" w:hAnsi="微软雅黑" w:cs="微软雅黑" w:hint="eastAsia"/>
+          <w:b/>
+          <w:lang w:eastAsia="zh-CN"/>
+        </w:rPr>
+        <w:t>「备份与恢复」弹窗里还写了一段三种机制的区别</w:t>
+      </w:r>
+      <w:r>
+        <w:rPr>
+          <w:rFonts w:ascii="微软雅黑" w:eastAsia="微软雅黑" w:hAnsi="微软雅黑" w:cs="微软雅黑" w:hint="eastAsia"/>
+          <w:lang w:eastAsia="zh-CN"/>
+        </w:rPr>
+        <w:t>，看完就不会再搞混（见第十章）。</w:t>
+      </w:r>
+    </w:p>
+    <w:p>
+      <w:pPr>
+        <w:pStyle w:val="ListBullet"/>
+        <w:spacing w:after="72"/>
+        <w:jc w:val="left"/>
+      </w:pPr>
+      <w:r>
+        <w:rPr>
+          <w:rFonts w:ascii="微软雅黑" w:eastAsia="微软雅黑" w:hAnsi="微软雅黑" w:cs="微软雅黑" w:hint="eastAsia"/>
+          <w:lang w:eastAsia="zh-CN"/>
+        </w:rPr>
+        <w:t>卡片底部常显「上次备份：</w:t>
+      </w:r>
+      <w:r>
+        <w:t xml:space="preserve">… · </w:t>
+      </w:r>
+      <w:r>
+        <w:rPr>
+          <w:rFonts w:ascii="微软雅黑" w:eastAsia="微软雅黑" w:hAnsi="微软雅黑" w:cs="微软雅黑" w:hint="eastAsia"/>
+          <w:lang w:eastAsia="zh-CN"/>
+        </w:rPr>
+        <w:t>已</w:t>
+      </w:r>
+      <w:r>
+        <w:t xml:space="preserve"> N </w:t>
+      </w:r>
+      <w:r>
+        <w:rPr>
+          <w:rFonts w:ascii="微软雅黑" w:eastAsia="微软雅黑" w:hAnsi="微软雅黑" w:cs="微软雅黑" w:hint="eastAsia"/>
+          <w:lang w:eastAsia="zh-CN"/>
+        </w:rPr>
+        <w:t>天未备份」，以及一个「</w:t>
+      </w:r>
+      <w:r>
+        <w:rPr>
+          <w:rFonts w:ascii="微软雅黑" w:eastAsia="微软雅黑" w:hAnsi="微软雅黑" w:cs="微软雅黑" w:hint="eastAsia"/>
+          <w:b/>
+          <w:lang w:eastAsia="zh-CN"/>
+        </w:rPr>
+        <w:t>导入后提醒备份</w:t>
+      </w:r>
+      <w:r>
+        <w:rPr>
+          <w:rFonts w:ascii="微软雅黑" w:eastAsia="微软雅黑" w:hAnsi="微软雅黑" w:cs="微软雅黑" w:hint="eastAsia"/>
+          <w:lang w:eastAsia="zh-CN"/>
+        </w:rPr>
+        <w:t>」开关：</w:t>
+      </w:r>
+    </w:p>
+    <w:p>
+      <w:pPr>
+        <w:jc w:val="left"/>
+      </w:pPr>
+      <w:r>
+        <w:rPr>
+          <w:rFonts w:ascii="微软雅黑" w:eastAsia="微软雅黑" w:hAnsi="微软雅黑" w:cs="微软雅黑" w:hint="eastAsia"/>
+          <w:lang w:eastAsia="zh-CN"/>
+        </w:rPr>
+        <w:t>默认开启，</w:t>
+      </w:r>
+      <w:r>
+        <w:rPr>
+          <w:rFonts w:ascii="微软雅黑" w:eastAsia="微软雅黑" w:hAnsi="微软雅黑" w:cs="微软雅黑" w:hint="eastAsia"/>
+          <w:b/>
+          <w:lang w:eastAsia="zh-CN"/>
+        </w:rPr>
+        <w:t>最多每 7 天提醒一次</w:t>
+      </w:r>
+      <w:r>
+        <w:rPr>
+          <w:rFonts w:ascii="微软雅黑" w:eastAsia="微软雅黑" w:hAnsi="微软雅黑" w:cs="微软雅黑" w:hint="eastAsia"/>
+          <w:lang w:eastAsia="zh-CN"/>
+        </w:rPr>
+        <w:t>；不喜欢弹窗可以关掉，状态行照常显示。</w:t>
+      </w:r>
+    </w:p>
+    <w:p>
+      <w:pPr>
+        <w:pStyle w:val="ListBullet"/>
+        <w:spacing w:after="72"/>
+        <w:jc w:val="left"/>
+      </w:pPr>
+      <w:r>
+        <w:rPr>
+          <w:rFonts w:ascii="微软雅黑" w:eastAsia="微软雅黑" w:hAnsi="微软雅黑" w:cs="微软雅黑" w:hint="eastAsia"/>
+          <w:b/>
+          <w:lang w:eastAsia="zh-CN"/>
+        </w:rPr>
+        <w:t>自动保护</w:t>
+      </w:r>
+      <w:r>
+        <w:rPr>
+          <w:rFonts w:ascii="微软雅黑" w:eastAsia="微软雅黑" w:hAnsi="微软雅黑" w:cs="微软雅黑" w:hint="eastAsia"/>
+          <w:lang w:eastAsia="zh-CN"/>
+        </w:rPr>
+        <w:t>那一行是说明性的：告诉你本机有没有在自动留镜像（防清浏览器缓存、防重装程序）。</w:t>
+      </w:r>
+    </w:p>
+    <w:p>
+      <w:pPr>
+        <w:jc w:val="left"/>
+      </w:pPr>
+      <w:r>
+        <w:rPr>
+          <w:rFonts w:ascii="微软雅黑" w:eastAsia="微软雅黑" w:hAnsi="微软雅黑" w:cs="微软雅黑" w:hint="eastAsia"/>
+          <w:b/>
+          <w:lang w:eastAsia="zh-CN"/>
+        </w:rPr>
         <w:t>关于托盘与开机启动</w:t>
       </w:r>
       <w:r>
@@ -7337,6 +9906,752 @@
     </w:p>
     <w:p>
       <w:pPr>
+        <w:jc w:val="left"/>
+      </w:pPr>
+      <w:r>
+        <w:rPr>
+          <w:rFonts w:ascii="微软雅黑" w:eastAsia="微软雅黑" w:hAnsi="微软雅黑" w:cs="微软雅黑" w:hint="eastAsia"/>
+          <w:b/>
+          <w:lang w:eastAsia="zh-CN"/>
+        </w:rPr>
+        <w:t>三种"保命"机制有什么区别？</w:t>
+      </w:r>
+      <w:r>
+        <w:rPr>
+          <w:rFonts w:ascii="微软雅黑" w:eastAsia="微软雅黑" w:hAnsi="微软雅黑" w:cs="微软雅黑" w:hint="eastAsia"/>
+          <w:lang w:eastAsia="zh-CN"/>
+        </w:rPr>
+        <w:t>（这是最容易被搞混的地方，一次说清）</w:t>
+      </w:r>
+    </w:p>
+    <w:tbl>
+      <w:tblPr>
+        <w:tblW w:type="pct" w:w="5000"/>
+        <w:tblLook w:firstColumn="1" w:firstRow="1" w:lastColumn="0" w:lastRow="0" w:noHBand="0" w:noVBand="1" w:val="04A0"/>
+        <w:tblLayout w:type="autofit"/>
+      </w:tblPr>
+      <w:tblGrid>
+        <w:gridCol w:w="1728"/>
+        <w:gridCol w:w="1728"/>
+        <w:gridCol w:w="1728"/>
+        <w:gridCol w:w="1728"/>
+        <w:gridCol w:w="1728"/>
+      </w:tblGrid>
+      <w:tr>
+        <w:tc>
+          <w:tcPr>
+            <w:tcW w:type="dxa" w:w="1728"/>
+            <w:vAlign w:val="center"/>
+            <w:tcBorders>
+              <w:top w:val="single" w:sz="6" w:space="0" w:color="D8DEE6"/>
+              <w:bottom w:val="single" w:sz="6" w:space="0" w:color="D8DEE6"/>
+              <w:left w:val="single" w:sz="6" w:space="0" w:color="D8DEE6"/>
+              <w:right w:val="single" w:sz="6" w:space="0" w:color="D8DEE6"/>
+            </w:tcBorders>
+            <w:shd w:val="clear" w:color="auto" w:fill="F5F7FA"/>
+            <w:tcMar>
+              <w:top w:w="108" w:type="dxa"/>
+              <w:bottom w:w="108" w:type="dxa"/>
+              <w:left w:w="168" w:type="dxa"/>
+              <w:right w:w="168" w:type="dxa"/>
+            </w:tcMar>
+          </w:tcPr>
+          <w:p>
+            <w:pPr>
+              <w:jc w:val="left"/>
+              <w:spacing w:line="240" w:lineRule="auto" w:before="60" w:after="60"/>
+            </w:pPr>
+            <w:r>
+              <w:rPr>
+                <w:b/>
+              </w:rPr>
+              <w:t>机制</w:t>
+            </w:r>
+          </w:p>
+        </w:tc>
+        <w:tc>
+          <w:tcPr>
+            <w:tcW w:type="dxa" w:w="1728"/>
+            <w:vAlign w:val="center"/>
+            <w:tcBorders>
+              <w:top w:val="single" w:sz="6" w:space="0" w:color="D8DEE6"/>
+              <w:bottom w:val="single" w:sz="6" w:space="0" w:color="D8DEE6"/>
+              <w:left w:val="single" w:sz="6" w:space="0" w:color="D8DEE6"/>
+              <w:right w:val="single" w:sz="6" w:space="0" w:color="D8DEE6"/>
+            </w:tcBorders>
+            <w:shd w:val="clear" w:color="auto" w:fill="F5F7FA"/>
+            <w:tcMar>
+              <w:top w:w="108" w:type="dxa"/>
+              <w:bottom w:w="108" w:type="dxa"/>
+              <w:left w:w="168" w:type="dxa"/>
+              <w:right w:w="168" w:type="dxa"/>
+            </w:tcMar>
+          </w:tcPr>
+          <w:p>
+            <w:pPr>
+              <w:jc w:val="left"/>
+              <w:spacing w:line="240" w:lineRule="auto" w:before="60" w:after="60"/>
+            </w:pPr>
+            <w:r>
+              <w:rPr>
+                <w:b/>
+              </w:rPr>
+              <w:t>谁触发</w:t>
+            </w:r>
+          </w:p>
+        </w:tc>
+        <w:tc>
+          <w:tcPr>
+            <w:tcW w:type="dxa" w:w="1728"/>
+            <w:vAlign w:val="center"/>
+            <w:tcBorders>
+              <w:top w:val="single" w:sz="6" w:space="0" w:color="D8DEE6"/>
+              <w:bottom w:val="single" w:sz="6" w:space="0" w:color="D8DEE6"/>
+              <w:left w:val="single" w:sz="6" w:space="0" w:color="D8DEE6"/>
+              <w:right w:val="single" w:sz="6" w:space="0" w:color="D8DEE6"/>
+            </w:tcBorders>
+            <w:shd w:val="clear" w:color="auto" w:fill="F5F7FA"/>
+            <w:tcMar>
+              <w:top w:w="108" w:type="dxa"/>
+              <w:bottom w:w="108" w:type="dxa"/>
+              <w:left w:w="168" w:type="dxa"/>
+              <w:right w:w="168" w:type="dxa"/>
+            </w:tcMar>
+          </w:tcPr>
+          <w:p>
+            <w:pPr>
+              <w:jc w:val="left"/>
+              <w:spacing w:line="240" w:lineRule="auto" w:before="60" w:after="60"/>
+            </w:pPr>
+            <w:r>
+              <w:rPr>
+                <w:b/>
+              </w:rPr>
+              <w:t>存在哪</w:t>
+            </w:r>
+          </w:p>
+        </w:tc>
+        <w:tc>
+          <w:tcPr>
+            <w:tcW w:type="dxa" w:w="1728"/>
+            <w:vAlign w:val="center"/>
+            <w:tcBorders>
+              <w:top w:val="single" w:sz="6" w:space="0" w:color="D8DEE6"/>
+              <w:bottom w:val="single" w:sz="6" w:space="0" w:color="D8DEE6"/>
+              <w:left w:val="single" w:sz="6" w:space="0" w:color="D8DEE6"/>
+              <w:right w:val="single" w:sz="6" w:space="0" w:color="D8DEE6"/>
+            </w:tcBorders>
+            <w:shd w:val="clear" w:color="auto" w:fill="F5F7FA"/>
+            <w:tcMar>
+              <w:top w:w="108" w:type="dxa"/>
+              <w:bottom w:w="108" w:type="dxa"/>
+              <w:left w:w="168" w:type="dxa"/>
+              <w:right w:w="168" w:type="dxa"/>
+            </w:tcMar>
+          </w:tcPr>
+          <w:p>
+            <w:pPr>
+              <w:jc w:val="left"/>
+              <w:spacing w:line="240" w:lineRule="auto" w:before="60" w:after="60"/>
+            </w:pPr>
+            <w:r>
+              <w:rPr>
+                <w:b/>
+              </w:rPr>
+              <w:t>解决什么</w:t>
+            </w:r>
+          </w:p>
+        </w:tc>
+        <w:tc>
+          <w:tcPr>
+            <w:tcW w:type="dxa" w:w="1728"/>
+            <w:vAlign w:val="center"/>
+            <w:tcBorders>
+              <w:top w:val="single" w:sz="6" w:space="0" w:color="D8DEE6"/>
+              <w:bottom w:val="single" w:sz="6" w:space="0" w:color="D8DEE6"/>
+              <w:left w:val="single" w:sz="6" w:space="0" w:color="D8DEE6"/>
+              <w:right w:val="single" w:sz="6" w:space="0" w:color="D8DEE6"/>
+            </w:tcBorders>
+            <w:shd w:val="clear" w:color="auto" w:fill="F5F7FA"/>
+            <w:tcMar>
+              <w:top w:w="108" w:type="dxa"/>
+              <w:bottom w:w="108" w:type="dxa"/>
+              <w:left w:w="168" w:type="dxa"/>
+              <w:right w:w="168" w:type="dxa"/>
+            </w:tcMar>
+          </w:tcPr>
+          <w:p>
+            <w:pPr>
+              <w:jc w:val="left"/>
+              <w:spacing w:line="240" w:lineRule="auto" w:before="60" w:after="60"/>
+            </w:pPr>
+            <w:r>
+              <w:rPr>
+                <w:b/>
+              </w:rPr>
+              <w:t>换电脑能带走吗</w:t>
+            </w:r>
+          </w:p>
+        </w:tc>
+      </w:tr>
+      <w:tr>
+        <w:tc>
+          <w:tcPr>
+            <w:tcW w:type="dxa" w:w="1728"/>
+            <w:vAlign w:val="center"/>
+            <w:tcBorders>
+              <w:top w:val="single" w:sz="6" w:space="0" w:color="D8DEE6"/>
+              <w:bottom w:val="single" w:sz="6" w:space="0" w:color="D8DEE6"/>
+              <w:left w:val="single" w:sz="6" w:space="0" w:color="D8DEE6"/>
+              <w:right w:val="single" w:sz="6" w:space="0" w:color="D8DEE6"/>
+            </w:tcBorders>
+            <w:tcMar>
+              <w:top w:w="108" w:type="dxa"/>
+              <w:bottom w:w="108" w:type="dxa"/>
+              <w:left w:w="168" w:type="dxa"/>
+              <w:right w:w="168" w:type="dxa"/>
+            </w:tcMar>
+          </w:tcPr>
+          <w:p>
+            <w:pPr>
+              <w:jc w:val="left"/>
+              <w:spacing w:line="240" w:lineRule="auto" w:before="60" w:after="60"/>
+            </w:pPr>
+            <w:r>
+              <w:rPr>
+                <w:b/>
+              </w:rPr>
+              <w:t>备份</w:t>
+            </w:r>
+          </w:p>
+        </w:tc>
+        <w:tc>
+          <w:tcPr>
+            <w:tcW w:type="dxa" w:w="1728"/>
+            <w:vAlign w:val="center"/>
+            <w:tcBorders>
+              <w:top w:val="single" w:sz="6" w:space="0" w:color="D8DEE6"/>
+              <w:bottom w:val="single" w:sz="6" w:space="0" w:color="D8DEE6"/>
+              <w:left w:val="single" w:sz="6" w:space="0" w:color="D8DEE6"/>
+              <w:right w:val="single" w:sz="6" w:space="0" w:color="D8DEE6"/>
+            </w:tcBorders>
+            <w:tcMar>
+              <w:top w:w="108" w:type="dxa"/>
+              <w:bottom w:w="108" w:type="dxa"/>
+              <w:left w:w="168" w:type="dxa"/>
+              <w:right w:w="168" w:type="dxa"/>
+            </w:tcMar>
+          </w:tcPr>
+          <w:p>
+            <w:pPr>
+              <w:jc w:val="left"/>
+              <w:spacing w:line="240" w:lineRule="auto" w:before="60" w:after="60"/>
+            </w:pPr>
+            <w:r>
+              <w:t>你手动导出</w:t>
+            </w:r>
+          </w:p>
+        </w:tc>
+        <w:tc>
+          <w:tcPr>
+            <w:tcW w:type="dxa" w:w="1728"/>
+            <w:vAlign w:val="center"/>
+            <w:tcBorders>
+              <w:top w:val="single" w:sz="6" w:space="0" w:color="D8DEE6"/>
+              <w:bottom w:val="single" w:sz="6" w:space="0" w:color="D8DEE6"/>
+              <w:left w:val="single" w:sz="6" w:space="0" w:color="D8DEE6"/>
+              <w:right w:val="single" w:sz="6" w:space="0" w:color="D8DEE6"/>
+            </w:tcBorders>
+            <w:tcMar>
+              <w:top w:w="108" w:type="dxa"/>
+              <w:bottom w:w="108" w:type="dxa"/>
+              <w:left w:w="168" w:type="dxa"/>
+              <w:right w:w="168" w:type="dxa"/>
+            </w:tcMar>
+          </w:tcPr>
+          <w:p>
+            <w:pPr>
+              <w:jc w:val="left"/>
+              <w:spacing w:line="240" w:lineRule="auto" w:before="60" w:after="60"/>
+            </w:pPr>
+            <w:r>
+              <w:t>「下载」文件夹里的</w:t>
+            </w:r>
+            <w:r>
+              <w:t xml:space="preserve"> </w:t>
+            </w:r>
+            <w:r>
+              <w:t xml:space="preserve"> .json</w:t>
+            </w:r>
+          </w:p>
+        </w:tc>
+        <w:tc>
+          <w:tcPr>
+            <w:tcW w:type="dxa" w:w="1728"/>
+            <w:vAlign w:val="center"/>
+            <w:tcBorders>
+              <w:top w:val="single" w:sz="6" w:space="0" w:color="D8DEE6"/>
+              <w:bottom w:val="single" w:sz="6" w:space="0" w:color="D8DEE6"/>
+              <w:left w:val="single" w:sz="6" w:space="0" w:color="D8DEE6"/>
+              <w:right w:val="single" w:sz="6" w:space="0" w:color="D8DEE6"/>
+            </w:tcBorders>
+            <w:tcMar>
+              <w:top w:w="108" w:type="dxa"/>
+              <w:bottom w:w="108" w:type="dxa"/>
+              <w:left w:w="168" w:type="dxa"/>
+              <w:right w:w="168" w:type="dxa"/>
+            </w:tcMar>
+          </w:tcPr>
+          <w:p>
+            <w:pPr>
+              <w:jc w:val="left"/>
+              <w:spacing w:line="240" w:lineRule="auto" w:before="60" w:after="60"/>
+            </w:pPr>
+            <w:r>
+              <w:t>换电脑、磁盘坏、重装系统</w:t>
+            </w:r>
+          </w:p>
+        </w:tc>
+        <w:tc>
+          <w:tcPr>
+            <w:tcW w:type="dxa" w:w="1728"/>
+            <w:vAlign w:val="center"/>
+            <w:tcBorders>
+              <w:top w:val="single" w:sz="6" w:space="0" w:color="D8DEE6"/>
+              <w:bottom w:val="single" w:sz="6" w:space="0" w:color="D8DEE6"/>
+              <w:left w:val="single" w:sz="6" w:space="0" w:color="D8DEE6"/>
+              <w:right w:val="single" w:sz="6" w:space="0" w:color="D8DEE6"/>
+            </w:tcBorders>
+            <w:tcMar>
+              <w:top w:w="108" w:type="dxa"/>
+              <w:bottom w:w="108" w:type="dxa"/>
+              <w:left w:w="168" w:type="dxa"/>
+              <w:right w:w="168" w:type="dxa"/>
+            </w:tcMar>
+          </w:tcPr>
+          <w:p>
+            <w:pPr>
+              <w:jc w:val="left"/>
+              <w:spacing w:line="240" w:lineRule="auto" w:before="60" w:after="60"/>
+            </w:pPr>
+            <w:r>
+              <w:rPr>
+                <w:b/>
+              </w:rPr>
+              <w:t>✓ 能</w:t>
+            </w:r>
+          </w:p>
+        </w:tc>
+      </w:tr>
+      <w:tr>
+        <w:tc>
+          <w:tcPr>
+            <w:tcW w:type="dxa" w:w="1728"/>
+            <w:vAlign w:val="center"/>
+            <w:tcBorders>
+              <w:top w:val="single" w:sz="6" w:space="0" w:color="D8DEE6"/>
+              <w:bottom w:val="single" w:sz="6" w:space="0" w:color="D8DEE6"/>
+              <w:left w:val="single" w:sz="6" w:space="0" w:color="D8DEE6"/>
+              <w:right w:val="single" w:sz="6" w:space="0" w:color="D8DEE6"/>
+            </w:tcBorders>
+            <w:tcMar>
+              <w:top w:w="108" w:type="dxa"/>
+              <w:bottom w:w="108" w:type="dxa"/>
+              <w:left w:w="168" w:type="dxa"/>
+              <w:right w:w="168" w:type="dxa"/>
+            </w:tcMar>
+          </w:tcPr>
+          <w:p>
+            <w:pPr>
+              <w:jc w:val="left"/>
+              <w:spacing w:line="240" w:lineRule="auto" w:before="60" w:after="60"/>
+            </w:pPr>
+            <w:r>
+              <w:rPr>
+                <w:b/>
+              </w:rPr>
+              <w:t>自动保护</w:t>
+            </w:r>
+            <w:r>
+              <w:t xml:space="preserve"> （固化）</w:t>
+            </w:r>
+          </w:p>
+        </w:tc>
+        <w:tc>
+          <w:tcPr>
+            <w:tcW w:type="dxa" w:w="1728"/>
+            <w:vAlign w:val="center"/>
+            <w:tcBorders>
+              <w:top w:val="single" w:sz="6" w:space="0" w:color="D8DEE6"/>
+              <w:bottom w:val="single" w:sz="6" w:space="0" w:color="D8DEE6"/>
+              <w:left w:val="single" w:sz="6" w:space="0" w:color="D8DEE6"/>
+              <w:right w:val="single" w:sz="6" w:space="0" w:color="D8DEE6"/>
+            </w:tcBorders>
+            <w:tcMar>
+              <w:top w:w="108" w:type="dxa"/>
+              <w:bottom w:w="108" w:type="dxa"/>
+              <w:left w:w="168" w:type="dxa"/>
+              <w:right w:w="168" w:type="dxa"/>
+            </w:tcMar>
+          </w:tcPr>
+          <w:p>
+            <w:pPr>
+              <w:jc w:val="left"/>
+              <w:spacing w:line="240" w:lineRule="auto" w:before="60" w:after="60"/>
+            </w:pPr>
+            <w:r>
+              <w:t>每次保存自动</w:t>
+            </w:r>
+          </w:p>
+        </w:tc>
+        <w:tc>
+          <w:tcPr>
+            <w:tcW w:type="dxa" w:w="1728"/>
+            <w:vAlign w:val="center"/>
+            <w:tcBorders>
+              <w:top w:val="single" w:sz="6" w:space="0" w:color="D8DEE6"/>
+              <w:bottom w:val="single" w:sz="6" w:space="0" w:color="D8DEE6"/>
+              <w:left w:val="single" w:sz="6" w:space="0" w:color="D8DEE6"/>
+              <w:right w:val="single" w:sz="6" w:space="0" w:color="D8DEE6"/>
+            </w:tcBorders>
+            <w:tcMar>
+              <w:top w:w="108" w:type="dxa"/>
+              <w:bottom w:w="108" w:type="dxa"/>
+              <w:left w:w="168" w:type="dxa"/>
+              <w:right w:w="168" w:type="dxa"/>
+            </w:tcMar>
+          </w:tcPr>
+          <w:p>
+            <w:pPr>
+              <w:jc w:val="left"/>
+              <w:spacing w:line="240" w:lineRule="auto" w:before="60" w:after="60"/>
+            </w:pPr>
+            <w:r>
+              <w:t>本机应用数据目录，一份最新镜像</w:t>
+            </w:r>
+          </w:p>
+        </w:tc>
+        <w:tc>
+          <w:tcPr>
+            <w:tcW w:type="dxa" w:w="1728"/>
+            <w:vAlign w:val="center"/>
+            <w:tcBorders>
+              <w:top w:val="single" w:sz="6" w:space="0" w:color="D8DEE6"/>
+              <w:bottom w:val="single" w:sz="6" w:space="0" w:color="D8DEE6"/>
+              <w:left w:val="single" w:sz="6" w:space="0" w:color="D8DEE6"/>
+              <w:right w:val="single" w:sz="6" w:space="0" w:color="D8DEE6"/>
+            </w:tcBorders>
+            <w:tcMar>
+              <w:top w:w="108" w:type="dxa"/>
+              <w:bottom w:w="108" w:type="dxa"/>
+              <w:left w:w="168" w:type="dxa"/>
+              <w:right w:w="168" w:type="dxa"/>
+            </w:tcMar>
+          </w:tcPr>
+          <w:p>
+            <w:pPr>
+              <w:jc w:val="left"/>
+              <w:spacing w:line="240" w:lineRule="auto" w:before="60" w:after="60"/>
+            </w:pPr>
+            <w:r>
+              <w:t>清了浏览器缓存、重装程序后打开自动恢复</w:t>
+            </w:r>
+          </w:p>
+        </w:tc>
+        <w:tc>
+          <w:tcPr>
+            <w:tcW w:type="dxa" w:w="1728"/>
+            <w:vAlign w:val="center"/>
+            <w:tcBorders>
+              <w:top w:val="single" w:sz="6" w:space="0" w:color="D8DEE6"/>
+              <w:bottom w:val="single" w:sz="6" w:space="0" w:color="D8DEE6"/>
+              <w:left w:val="single" w:sz="6" w:space="0" w:color="D8DEE6"/>
+              <w:right w:val="single" w:sz="6" w:space="0" w:color="D8DEE6"/>
+            </w:tcBorders>
+            <w:tcMar>
+              <w:top w:w="108" w:type="dxa"/>
+              <w:bottom w:w="108" w:type="dxa"/>
+              <w:left w:w="168" w:type="dxa"/>
+              <w:right w:w="168" w:type="dxa"/>
+            </w:tcMar>
+          </w:tcPr>
+          <w:p>
+            <w:pPr>
+              <w:jc w:val="left"/>
+              <w:spacing w:line="240" w:lineRule="auto" w:before="60" w:after="60"/>
+            </w:pPr>
+            <w:r>
+              <w:t xml:space="preserve">✗ </w:t>
+            </w:r>
+            <w:r>
+              <w:t xml:space="preserve"> </w:t>
+            </w:r>
+            <w:r>
+              <w:t>带不走</w:t>
+            </w:r>
+          </w:p>
+        </w:tc>
+      </w:tr>
+      <w:tr>
+        <w:tc>
+          <w:tcPr>
+            <w:tcW w:type="dxa" w:w="1728"/>
+            <w:vAlign w:val="center"/>
+            <w:tcBorders>
+              <w:top w:val="single" w:sz="6" w:space="0" w:color="D8DEE6"/>
+              <w:bottom w:val="single" w:sz="6" w:space="0" w:color="D8DEE6"/>
+              <w:left w:val="single" w:sz="6" w:space="0" w:color="D8DEE6"/>
+              <w:right w:val="single" w:sz="6" w:space="0" w:color="D8DEE6"/>
+            </w:tcBorders>
+            <w:tcMar>
+              <w:top w:w="108" w:type="dxa"/>
+              <w:bottom w:w="108" w:type="dxa"/>
+              <w:left w:w="168" w:type="dxa"/>
+              <w:right w:w="168" w:type="dxa"/>
+            </w:tcMar>
+          </w:tcPr>
+          <w:p>
+            <w:pPr>
+              <w:jc w:val="left"/>
+              <w:spacing w:line="240" w:lineRule="auto" w:before="60" w:after="60"/>
+            </w:pPr>
+            <w:r>
+              <w:rPr>
+                <w:b/>
+              </w:rPr>
+              <w:t>回退点</w:t>
+            </w:r>
+            <w:r>
+              <w:t xml:space="preserve"> （导入历史）</w:t>
+            </w:r>
+          </w:p>
+        </w:tc>
+        <w:tc>
+          <w:tcPr>
+            <w:tcW w:type="dxa" w:w="1728"/>
+            <w:vAlign w:val="center"/>
+            <w:tcBorders>
+              <w:top w:val="single" w:sz="6" w:space="0" w:color="D8DEE6"/>
+              <w:bottom w:val="single" w:sz="6" w:space="0" w:color="D8DEE6"/>
+              <w:left w:val="single" w:sz="6" w:space="0" w:color="D8DEE6"/>
+              <w:right w:val="single" w:sz="6" w:space="0" w:color="D8DEE6"/>
+            </w:tcBorders>
+            <w:tcMar>
+              <w:top w:w="108" w:type="dxa"/>
+              <w:bottom w:w="108" w:type="dxa"/>
+              <w:left w:w="168" w:type="dxa"/>
+              <w:right w:w="168" w:type="dxa"/>
+            </w:tcMar>
+          </w:tcPr>
+          <w:p>
+            <w:pPr>
+              <w:jc w:val="left"/>
+              <w:spacing w:line="240" w:lineRule="auto" w:before="60" w:after="60"/>
+            </w:pPr>
+            <w:r>
+              <w:t>每次导入前自动</w:t>
+            </w:r>
+          </w:p>
+        </w:tc>
+        <w:tc>
+          <w:tcPr>
+            <w:tcW w:type="dxa" w:w="1728"/>
+            <w:vAlign w:val="center"/>
+            <w:tcBorders>
+              <w:top w:val="single" w:sz="6" w:space="0" w:color="D8DEE6"/>
+              <w:bottom w:val="single" w:sz="6" w:space="0" w:color="D8DEE6"/>
+              <w:left w:val="single" w:sz="6" w:space="0" w:color="D8DEE6"/>
+              <w:right w:val="single" w:sz="6" w:space="0" w:color="D8DEE6"/>
+            </w:tcBorders>
+            <w:tcMar>
+              <w:top w:w="108" w:type="dxa"/>
+              <w:bottom w:w="108" w:type="dxa"/>
+              <w:left w:w="168" w:type="dxa"/>
+              <w:right w:w="168" w:type="dxa"/>
+            </w:tcMar>
+          </w:tcPr>
+          <w:p>
+            <w:pPr>
+              <w:jc w:val="left"/>
+              <w:spacing w:line="240" w:lineRule="auto" w:before="60" w:after="60"/>
+            </w:pPr>
+            <w:r>
+              <w:t>同目录，最多留</w:t>
+            </w:r>
+            <w:r>
+              <w:t xml:space="preserve"> </w:t>
+            </w:r>
+            <w:r>
+              <w:t xml:space="preserve"> 20 </w:t>
+            </w:r>
+            <w:r>
+              <w:t xml:space="preserve"> </w:t>
+            </w:r>
+            <w:r>
+              <w:t>份</w:t>
+            </w:r>
+          </w:p>
+        </w:tc>
+        <w:tc>
+          <w:tcPr>
+            <w:tcW w:type="dxa" w:w="1728"/>
+            <w:vAlign w:val="center"/>
+            <w:tcBorders>
+              <w:top w:val="single" w:sz="6" w:space="0" w:color="D8DEE6"/>
+              <w:bottom w:val="single" w:sz="6" w:space="0" w:color="D8DEE6"/>
+              <w:left w:val="single" w:sz="6" w:space="0" w:color="D8DEE6"/>
+              <w:right w:val="single" w:sz="6" w:space="0" w:color="D8DEE6"/>
+            </w:tcBorders>
+            <w:tcMar>
+              <w:top w:w="108" w:type="dxa"/>
+              <w:bottom w:w="108" w:type="dxa"/>
+              <w:left w:w="168" w:type="dxa"/>
+              <w:right w:w="168" w:type="dxa"/>
+            </w:tcMar>
+          </w:tcPr>
+          <w:p>
+            <w:pPr>
+              <w:jc w:val="left"/>
+              <w:spacing w:line="240" w:lineRule="auto" w:before="60" w:after="60"/>
+            </w:pPr>
+            <w:r>
+              <w:t>"</w:t>
+            </w:r>
+            <w:r>
+              <w:t xml:space="preserve"> </w:t>
+            </w:r>
+            <w:r>
+              <w:t>这次导错了，退回去</w:t>
+            </w:r>
+            <w:r>
+              <w:t xml:space="preserve"> </w:t>
+            </w:r>
+            <w:r>
+              <w:t>"</w:t>
+            </w:r>
+          </w:p>
+        </w:tc>
+        <w:tc>
+          <w:tcPr>
+            <w:tcW w:type="dxa" w:w="1728"/>
+            <w:vAlign w:val="center"/>
+            <w:tcBorders>
+              <w:top w:val="single" w:sz="6" w:space="0" w:color="D8DEE6"/>
+              <w:bottom w:val="single" w:sz="6" w:space="0" w:color="D8DEE6"/>
+              <w:left w:val="single" w:sz="6" w:space="0" w:color="D8DEE6"/>
+              <w:right w:val="single" w:sz="6" w:space="0" w:color="D8DEE6"/>
+            </w:tcBorders>
+            <w:tcMar>
+              <w:top w:w="108" w:type="dxa"/>
+              <w:bottom w:w="108" w:type="dxa"/>
+              <w:left w:w="168" w:type="dxa"/>
+              <w:right w:w="168" w:type="dxa"/>
+            </w:tcMar>
+          </w:tcPr>
+          <w:p>
+            <w:pPr>
+              <w:jc w:val="left"/>
+              <w:spacing w:line="240" w:lineRule="auto" w:before="60" w:after="60"/>
+            </w:pPr>
+            <w:r>
+              <w:t xml:space="preserve">✗ </w:t>
+            </w:r>
+            <w:r>
+              <w:t xml:space="preserve"> </w:t>
+            </w:r>
+            <w:r>
+              <w:t>带不走</w:t>
+            </w:r>
+          </w:p>
+        </w:tc>
+      </w:tr>
+    </w:tbl>
+    <w:p>
+      <w:pPr>
+        <w:jc w:val="left"/>
+      </w:pPr>
+      <w:r>
+        <w:rPr>
+          <w:rFonts w:ascii="微软雅黑" w:eastAsia="微软雅黑" w:hAnsi="微软雅黑" w:cs="微软雅黑" w:hint="eastAsia"/>
+          <w:lang w:eastAsia="zh-CN"/>
+        </w:rPr>
+        <w:t>一句话记：</w:t>
+      </w:r>
+      <w:r>
+        <w:rPr>
+          <w:rFonts w:ascii="微软雅黑" w:eastAsia="微软雅黑" w:hAnsi="微软雅黑" w:cs="微软雅黑" w:hint="eastAsia"/>
+          <w:b/>
+          <w:lang w:eastAsia="zh-CN"/>
+        </w:rPr>
+        <w:t>只有"备份"能带走，另两个都是本机的安全带。</w:t>
+      </w:r>
+    </w:p>
+    <w:p>
+      <w:pPr>
+        <w:jc w:val="left"/>
+      </w:pPr>
+      <w:r>
+        <w:rPr>
+          <w:rFonts w:ascii="微软雅黑" w:eastAsia="微软雅黑" w:hAnsi="微软雅黑" w:cs="微软雅黑" w:hint="eastAsia"/>
+          <w:lang w:eastAsia="zh-CN"/>
+        </w:rPr>
+        <w:t>所以「系统设置</w:t>
+      </w:r>
+      <w:r>
+        <w:t xml:space="preserve"> → 📦 </w:t>
+      </w:r>
+      <w:r>
+        <w:rPr>
+          <w:rFonts w:ascii="微软雅黑" w:eastAsia="微软雅黑" w:hAnsi="微软雅黑" w:cs="微软雅黑" w:hint="eastAsia"/>
+          <w:lang w:eastAsia="zh-CN"/>
+        </w:rPr>
+        <w:t>数据管理</w:t>
+      </w:r>
+      <w:r>
+        <w:t xml:space="preserve"> → </w:t>
+      </w:r>
+      <w:r>
+        <w:rPr>
+          <w:rFonts w:ascii="微软雅黑" w:eastAsia="微软雅黑" w:hAnsi="微软雅黑" w:cs="微软雅黑" w:hint="eastAsia"/>
+          <w:lang w:eastAsia="zh-CN"/>
+        </w:rPr>
+        <w:t>备份与恢复」里那份</w:t>
+      </w:r>
+      <w:r>
+        <w:t xml:space="preserve"> .json</w:t>
+      </w:r>
+      <w:r>
+        <w:rPr>
+          <w:rFonts w:ascii="微软雅黑" w:eastAsia="微软雅黑" w:hAnsi="微软雅黑" w:cs="微软雅黑" w:hint="eastAsia"/>
+          <w:lang w:eastAsia="zh-CN"/>
+        </w:rPr>
+        <w:t>，</w:t>
+      </w:r>
+    </w:p>
+    <w:p>
+      <w:pPr>
+        <w:jc w:val="left"/>
+      </w:pPr>
+      <w:r>
+        <w:rPr>
+          <w:rFonts w:ascii="微软雅黑" w:eastAsia="微软雅黑" w:hAnsi="微软雅黑" w:cs="微软雅黑" w:hint="eastAsia"/>
+          <w:lang w:eastAsia="zh-CN"/>
+        </w:rPr>
+        <w:t>才是你换电脑</w:t>
+      </w:r>
+      <w:r>
+        <w:t xml:space="preserve"> / </w:t>
+      </w:r>
+      <w:r>
+        <w:rPr>
+          <w:rFonts w:ascii="微软雅黑" w:eastAsia="微软雅黑" w:hAnsi="微软雅黑" w:cs="微软雅黑" w:hint="eastAsia"/>
+          <w:lang w:eastAsia="zh-CN"/>
+        </w:rPr>
+        <w:t>交档案时真正要保存的东西。</w:t>
+      </w:r>
+    </w:p>
+    <w:p>
+      <w:pPr>
         <w:pStyle w:val="ListBullet"/>
         <w:spacing w:after="72"/>
         <w:jc w:val="left"/>
@@ -8191,7 +11506,7 @@
           <w:b/>
           <w:lang w:eastAsia="zh-CN"/>
         </w:rPr>
-        <w:t>「提醒备份」什么时候会出现？</w:t>
+        <w:t>「提醒备份」多久弹一次？会不会很烦？</w:t>
       </w:r>
     </w:p>
     <w:p>
@@ -8203,7 +11518,134 @@
           <w:rFonts w:ascii="微软雅黑" w:eastAsia="微软雅黑" w:hAnsi="微软雅黑" w:cs="微软雅黑" w:hint="eastAsia"/>
           <w:lang w:eastAsia="zh-CN"/>
         </w:rPr>
-        <w:t>软件会记录你的上次备份时间，并在「数据管理」区常显状态（例如「已</w:t>
+        <w:t>不会。弹窗有</w:t>
+      </w:r>
+      <w:r>
+        <w:rPr>
+          <w:rFonts w:ascii="微软雅黑" w:eastAsia="微软雅黑" w:hAnsi="微软雅黑" w:cs="微软雅黑" w:hint="eastAsia"/>
+          <w:b/>
+          <w:lang w:eastAsia="zh-CN"/>
+        </w:rPr>
+        <w:t>三层闸门</w:t>
+      </w:r>
+      <w:r>
+        <w:rPr>
+          <w:rFonts w:ascii="微软雅黑" w:eastAsia="微软雅黑" w:hAnsi="微软雅黑" w:cs="微软雅黑" w:hint="eastAsia"/>
+          <w:lang w:eastAsia="zh-CN"/>
+        </w:rPr>
+        <w:t>：</w:t>
+      </w:r>
+      <w:r>
+        <w:t xml:space="preserve">① </w:t>
+      </w:r>
+      <w:r>
+        <w:rPr>
+          <w:rFonts w:ascii="微软雅黑" w:eastAsia="微软雅黑" w:hAnsi="微软雅黑" w:cs="微软雅黑" w:hint="eastAsia"/>
+          <w:lang w:eastAsia="zh-CN"/>
+        </w:rPr>
+        <w:t>系统设置</w:t>
+      </w:r>
+      <w:r>
+        <w:t xml:space="preserve"> → </w:t>
+      </w:r>
+      <w:r>
+        <w:rPr>
+          <w:rFonts w:ascii="微软雅黑" w:eastAsia="微软雅黑" w:hAnsi="微软雅黑" w:cs="微软雅黑" w:hint="eastAsia"/>
+          <w:lang w:eastAsia="zh-CN"/>
+        </w:rPr>
+        <w:t>数据管理</w:t>
+      </w:r>
+      <w:r>
+        <w:t xml:space="preserve"> </w:t>
+      </w:r>
+      <w:r>
+        <w:rPr>
+          <w:rFonts w:ascii="微软雅黑" w:eastAsia="微软雅黑" w:hAnsi="微软雅黑" w:cs="微软雅黑" w:hint="eastAsia"/>
+          <w:lang w:eastAsia="zh-CN"/>
+        </w:rPr>
+        <w:t>里有总开关，关掉就永不弹；</w:t>
+      </w:r>
+    </w:p>
+    <w:p>
+      <w:pPr>
+        <w:jc w:val="left"/>
+      </w:pPr>
+      <w:r>
+        <w:t xml:space="preserve">② </w:t>
+      </w:r>
+      <w:r>
+        <w:rPr>
+          <w:rFonts w:ascii="微软雅黑" w:eastAsia="微软雅黑" w:hAnsi="微软雅黑" w:cs="微软雅黑" w:hint="eastAsia"/>
+          <w:lang w:eastAsia="zh-CN"/>
+        </w:rPr>
+        <w:t>弹过一次（包括你点「稍后再说」）之后</w:t>
+      </w:r>
+      <w:r>
+        <w:rPr>
+          <w:rFonts w:ascii="微软雅黑" w:eastAsia="微软雅黑" w:hAnsi="微软雅黑" w:cs="微软雅黑" w:hint="eastAsia"/>
+          <w:b/>
+          <w:lang w:eastAsia="zh-CN"/>
+        </w:rPr>
+        <w:t>至少隔 7 天</w:t>
+      </w:r>
+      <w:r>
+        <w:rPr>
+          <w:rFonts w:ascii="微软雅黑" w:eastAsia="微软雅黑" w:hAnsi="微软雅黑" w:cs="微软雅黑" w:hint="eastAsia"/>
+          <w:lang w:eastAsia="zh-CN"/>
+        </w:rPr>
+        <w:t>才可能再弹；</w:t>
+      </w:r>
+    </w:p>
+    <w:p>
+      <w:pPr>
+        <w:jc w:val="left"/>
+      </w:pPr>
+      <w:r>
+        <w:t xml:space="preserve">③ </w:t>
+      </w:r>
+      <w:r>
+        <w:rPr>
+          <w:rFonts w:ascii="微软雅黑" w:eastAsia="微软雅黑" w:hAnsi="微软雅黑" w:cs="微软雅黑" w:hint="eastAsia"/>
+          <w:lang w:eastAsia="zh-CN"/>
+        </w:rPr>
+        <w:t>只在「从没备份过」或「距上次备份超过</w:t>
+      </w:r>
+      <w:r>
+        <w:t xml:space="preserve"> 30 </w:t>
+      </w:r>
+      <w:r>
+        <w:rPr>
+          <w:rFonts w:ascii="微软雅黑" w:eastAsia="微软雅黑" w:hAnsi="微软雅黑" w:cs="微软雅黑" w:hint="eastAsia"/>
+          <w:lang w:eastAsia="zh-CN"/>
+        </w:rPr>
+        <w:t>天」时才弹。</w:t>
+      </w:r>
+    </w:p>
+    <w:p>
+      <w:pPr>
+        <w:jc w:val="left"/>
+      </w:pPr>
+      <w:r>
+        <w:rPr>
+          <w:rFonts w:ascii="微软雅黑" w:eastAsia="微软雅黑" w:hAnsi="微软雅黑" w:cs="微软雅黑" w:hint="eastAsia"/>
+          <w:lang w:eastAsia="zh-CN"/>
+        </w:rPr>
+        <w:t>顶部还有一个</w:t>
+      </w:r>
+      <w:r>
+        <w:rPr>
+          <w:rFonts w:ascii="微软雅黑" w:eastAsia="微软雅黑" w:hAnsi="微软雅黑" w:cs="微软雅黑" w:hint="eastAsia"/>
+          <w:b/>
+          <w:lang w:eastAsia="zh-CN"/>
+        </w:rPr>
+        <w:t>一直显示</w:t>
+      </w:r>
+      <w:r>
+        <w:rPr>
+          <w:rFonts w:ascii="微软雅黑" w:eastAsia="微软雅黑" w:hAnsi="微软雅黑" w:cs="微软雅黑" w:hint="eastAsia"/>
+          <w:lang w:eastAsia="zh-CN"/>
+        </w:rPr>
+        <w:t>的状态行（例如「已</w:t>
       </w:r>
       <w:r>
         <w:t xml:space="preserve"> 1 </w:t>
@@ -8213,7 +11655,7 @@
           <w:rFonts w:ascii="微软雅黑" w:eastAsia="微软雅黑" w:hAnsi="微软雅黑" w:cs="微软雅黑" w:hint="eastAsia"/>
           <w:lang w:eastAsia="zh-CN"/>
         </w:rPr>
-        <w:t>天未备份」）。从没备份过会以醒目颜色提示，建议当时就导出一份。</w:t>
+        <w:t>天未备份」），不依赖弹窗。</w:t>
       </w:r>
     </w:p>
     <w:p>
@@ -8253,7 +11695,7 @@
         <w:rPr>
           <w:b/>
         </w:rPr>
-        <w:t>1.9.5</w:t>
+        <w:t>1.9.8</w:t>
       </w:r>
       <w:r>
         <w:rPr>
@@ -8613,6 +12055,12 @@
     <w:abstractNumId w:val="0"/>
   </w:num>
   <w:num w:numId="10">
+    <w:abstractNumId w:val="7"/>
+    <w:lvlOverride w:ilvl="0">
+      <w:startOverride w:val="1"/>
+    </w:lvlOverride>
+  </w:num>
+  <w:num w:numId="11">
     <w:abstractNumId w:val="7"/>
     <w:lvlOverride w:ilvl="0">
       <w:startOverride w:val="1"/>

--- a/中南大学生工作台-用户使用手册.docx
+++ b/中南大学生工作台-用户使用手册.docx
@@ -68,7 +68,7 @@
           <w:color w:val="6B7280"/>
           <w:sz w:val="18"/>
         </w:rPr>
-        <w:t xml:space="preserve"> 1.9.8 · </w:t>
+        <w:t xml:space="preserve"> 2.0.0 · </w:t>
       </w:r>
       <w:r>
         <w:rPr>
@@ -1102,7 +1102,7 @@
           <w:sz w:val="18"/>
           <w:lang w:eastAsia="zh-CN"/>
         </w:rPr>
-        <w:t>中南大学生工作台-v1.9.8-macOS.dmg</w:t>
+        <w:t>中南大学生工作台-v2.0.0-macOS.dmg</w:t>
       </w:r>
       <w:r>
         <w:rPr>
@@ -8934,7 +8934,7 @@
           <w:b/>
           <w:lang w:eastAsia="zh-CN"/>
         </w:rPr>
-        <w:t>📦 数据管理里的三组（v1.9.8 整理过，不再一堆按钮平铺）：</w:t>
+        <w:t>📦 数据管理里的三组（v2.0.0 整理过，不再一堆按钮平铺）：</w:t>
       </w:r>
     </w:p>
     <w:tbl>
@@ -11695,7 +11695,7 @@
         <w:rPr>
           <w:b/>
         </w:rPr>
-        <w:t>1.9.8</w:t>
+        <w:t>2.0.0</w:t>
       </w:r>
       <w:r>
         <w:rPr>

--- a/中南大学生工作台-用户使用手册.docx
+++ b/中南大学生工作台-用户使用手册.docx
@@ -68,7 +68,7 @@
           <w:color w:val="6B7280"/>
           <w:sz w:val="18"/>
         </w:rPr>
-        <w:t xml:space="preserve"> 2.0.0 · </w:t>
+        <w:t xml:space="preserve"> 2.1.0 · </w:t>
       </w:r>
       <w:r>
         <w:rPr>
@@ -1102,7 +1102,7 @@
           <w:sz w:val="18"/>
           <w:lang w:eastAsia="zh-CN"/>
         </w:rPr>
-        <w:t>中南大学生工作台-v2.0.0-macOS.dmg</w:t>
+        <w:t>中南大学生工作台-v2.1.0-macOS.dmg</w:t>
       </w:r>
       <w:r>
         <w:rPr>
@@ -6243,7 +6243,7 @@
           <w:sz w:val="26"/>
           <w:lang w:eastAsia="zh-CN"/>
         </w:rPr>
-        <w:t>（三）AI 辅导员：校内的答疑好帮手，能拉进自己的班级群</w:t>
+        <w:t>（三）AI 助理：三个企业微信入口</w:t>
       </w:r>
     </w:p>
     <w:p>
@@ -6265,7 +6265,7 @@
           <w:rFonts w:ascii="微软雅黑" w:eastAsia="微软雅黑" w:hAnsi="微软雅黑" w:cs="微软雅黑" w:hint="eastAsia"/>
           <w:lang w:eastAsia="zh-CN"/>
         </w:rPr>
-        <w:t>辅导员」页有两个企业微信入口，二维码内联在程序里，</w:t>
+        <w:t>助理」页有三个企业微信入口，二维码都内联在程序里，</w:t>
       </w:r>
       <w:r>
         <w:rPr>
@@ -6290,13 +6290,14 @@
         <w:tblLayout w:type="autofit"/>
       </w:tblPr>
       <w:tblGrid>
-        <w:gridCol w:w="4320"/>
-        <w:gridCol w:w="4320"/>
+        <w:gridCol w:w="2880"/>
+        <w:gridCol w:w="2880"/>
+        <w:gridCol w:w="2880"/>
       </w:tblGrid>
       <w:tr>
         <w:tc>
           <w:tcPr>
-            <w:tcW w:type="dxa" w:w="4320"/>
+            <w:tcW w:type="dxa" w:w="2880"/>
             <w:vAlign w:val="center"/>
             <w:tcBorders>
               <w:top w:val="single" w:sz="6" w:space="0" w:color="D8DEE6"/>
@@ -6327,7 +6328,38 @@
         </w:tc>
         <w:tc>
           <w:tcPr>
-            <w:tcW w:type="dxa" w:w="4320"/>
+            <w:tcW w:type="dxa" w:w="2880"/>
+            <w:vAlign w:val="center"/>
+            <w:tcBorders>
+              <w:top w:val="single" w:sz="6" w:space="0" w:color="D8DEE6"/>
+              <w:bottom w:val="single" w:sz="6" w:space="0" w:color="D8DEE6"/>
+              <w:left w:val="single" w:sz="6" w:space="0" w:color="D8DEE6"/>
+              <w:right w:val="single" w:sz="6" w:space="0" w:color="D8DEE6"/>
+            </w:tcBorders>
+            <w:shd w:val="clear" w:color="auto" w:fill="F5F7FA"/>
+            <w:tcMar>
+              <w:top w:w="108" w:type="dxa"/>
+              <w:bottom w:w="108" w:type="dxa"/>
+              <w:left w:w="168" w:type="dxa"/>
+              <w:right w:w="168" w:type="dxa"/>
+            </w:tcMar>
+          </w:tcPr>
+          <w:p>
+            <w:pPr>
+              <w:jc w:val="left"/>
+              <w:spacing w:line="240" w:lineRule="auto" w:before="60" w:after="60"/>
+            </w:pPr>
+            <w:r>
+              <w:rPr>
+                <w:b/>
+              </w:rPr>
+              <w:t>谁用</w:t>
+            </w:r>
+          </w:p>
+        </w:tc>
+        <w:tc>
+          <w:tcPr>
+            <w:tcW w:type="dxa" w:w="2880"/>
             <w:vAlign w:val="center"/>
             <w:tcBorders>
               <w:top w:val="single" w:sz="6" w:space="0" w:color="D8DEE6"/>
@@ -6360,7 +6392,117 @@
       <w:tr>
         <w:tc>
           <w:tcPr>
-            <w:tcW w:type="dxa" w:w="4320"/>
+            <w:tcW w:type="dxa" w:w="2880"/>
+            <w:vAlign w:val="center"/>
+            <w:tcBorders>
+              <w:top w:val="single" w:sz="6" w:space="0" w:color="D8DEE6"/>
+              <w:bottom w:val="single" w:sz="6" w:space="0" w:color="D8DEE6"/>
+              <w:left w:val="single" w:sz="6" w:space="0" w:color="D8DEE6"/>
+              <w:right w:val="single" w:sz="6" w:space="0" w:color="D8DEE6"/>
+            </w:tcBorders>
+            <w:tcMar>
+              <w:top w:w="108" w:type="dxa"/>
+              <w:bottom w:w="108" w:type="dxa"/>
+              <w:left w:w="168" w:type="dxa"/>
+              <w:right w:w="168" w:type="dxa"/>
+            </w:tcMar>
+          </w:tcPr>
+          <w:p>
+            <w:pPr>
+              <w:jc w:val="left"/>
+              <w:spacing w:line="240" w:lineRule="auto" w:before="60" w:after="60"/>
+            </w:pPr>
+            <w:r>
+              <w:rPr>
+                <w:b/>
+              </w:rPr>
+              <w:t>学工工作助理</w:t>
+            </w:r>
+          </w:p>
+        </w:tc>
+        <w:tc>
+          <w:tcPr>
+            <w:tcW w:type="dxa" w:w="2880"/>
+            <w:vAlign w:val="center"/>
+            <w:tcBorders>
+              <w:top w:val="single" w:sz="6" w:space="0" w:color="D8DEE6"/>
+              <w:bottom w:val="single" w:sz="6" w:space="0" w:color="D8DEE6"/>
+              <w:left w:val="single" w:sz="6" w:space="0" w:color="D8DEE6"/>
+              <w:right w:val="single" w:sz="6" w:space="0" w:color="D8DEE6"/>
+            </w:tcBorders>
+            <w:tcMar>
+              <w:top w:w="108" w:type="dxa"/>
+              <w:bottom w:w="108" w:type="dxa"/>
+              <w:left w:w="168" w:type="dxa"/>
+              <w:right w:w="168" w:type="dxa"/>
+            </w:tcMar>
+          </w:tcPr>
+          <w:p>
+            <w:pPr>
+              <w:jc w:val="left"/>
+              <w:spacing w:line="240" w:lineRule="auto" w:before="60" w:after="60"/>
+            </w:pPr>
+            <w:r>
+              <w:rPr>
+                <w:b/>
+              </w:rPr>
+              <w:t>辅导员专用</w:t>
+            </w:r>
+          </w:p>
+        </w:tc>
+        <w:tc>
+          <w:tcPr>
+            <w:tcW w:type="dxa" w:w="2880"/>
+            <w:vAlign w:val="center"/>
+            <w:tcBorders>
+              <w:top w:val="single" w:sz="6" w:space="0" w:color="D8DEE6"/>
+              <w:bottom w:val="single" w:sz="6" w:space="0" w:color="D8DEE6"/>
+              <w:left w:val="single" w:sz="6" w:space="0" w:color="D8DEE6"/>
+              <w:right w:val="single" w:sz="6" w:space="0" w:color="D8DEE6"/>
+            </w:tcBorders>
+            <w:tcMar>
+              <w:top w:w="108" w:type="dxa"/>
+              <w:bottom w:w="108" w:type="dxa"/>
+              <w:left w:w="168" w:type="dxa"/>
+              <w:right w:w="168" w:type="dxa"/>
+            </w:tcMar>
+          </w:tcPr>
+          <w:p>
+            <w:pPr>
+              <w:jc w:val="left"/>
+              <w:spacing w:line="240" w:lineRule="auto" w:before="60" w:after="60"/>
+            </w:pPr>
+            <w:r>
+              <w:rPr>
+                <w:b/>
+              </w:rPr>
+              <w:t>你工作上的任何问题</w:t>
+            </w:r>
+            <w:r>
+              <w:t xml:space="preserve"> </w:t>
+            </w:r>
+            <w:r>
+              <w:t>都可以问它</w:t>
+            </w:r>
+            <w:r>
+              <w:t xml:space="preserve"> </w:t>
+            </w:r>
+            <w:r>
+              <w:t xml:space="preserve"> —— </w:t>
+            </w:r>
+            <w:r>
+              <w:t xml:space="preserve"> </w:t>
+            </w:r>
+            <w:r>
+              <w:t>制度口径、流程节点、材料怎么写、话术怎么讲；答复口吻更专业、更讲依据</w:t>
+            </w:r>
+          </w:p>
+        </w:tc>
+      </w:tr>
+      <w:tr>
+        <w:tc>
+          <w:tcPr>
+            <w:tcW w:type="dxa" w:w="2880"/>
             <w:vAlign w:val="center"/>
             <w:tcBorders>
               <w:top w:val="single" w:sz="6" w:space="0" w:color="D8DEE6"/>
@@ -6390,7 +6532,34 @@
         </w:tc>
         <w:tc>
           <w:tcPr>
-            <w:tcW w:type="dxa" w:w="4320"/>
+            <w:tcW w:type="dxa" w:w="2880"/>
+            <w:vAlign w:val="center"/>
+            <w:tcBorders>
+              <w:top w:val="single" w:sz="6" w:space="0" w:color="D8DEE6"/>
+              <w:bottom w:val="single" w:sz="6" w:space="0" w:color="D8DEE6"/>
+              <w:left w:val="single" w:sz="6" w:space="0" w:color="D8DEE6"/>
+              <w:right w:val="single" w:sz="6" w:space="0" w:color="D8DEE6"/>
+            </w:tcBorders>
+            <w:tcMar>
+              <w:top w:w="108" w:type="dxa"/>
+              <w:bottom w:w="108" w:type="dxa"/>
+              <w:left w:w="168" w:type="dxa"/>
+              <w:right w:w="168" w:type="dxa"/>
+            </w:tcMar>
+          </w:tcPr>
+          <w:p>
+            <w:pPr>
+              <w:jc w:val="left"/>
+              <w:spacing w:line="240" w:lineRule="auto" w:before="60" w:after="60"/>
+            </w:pPr>
+            <w:r>
+              <w:t>学生可自助</w:t>
+            </w:r>
+          </w:p>
+        </w:tc>
+        <w:tc>
+          <w:tcPr>
+            <w:tcW w:type="dxa" w:w="2880"/>
             <w:vAlign w:val="center"/>
             <w:tcBorders>
               <w:top w:val="single" w:sz="6" w:space="0" w:color="D8DEE6"/>
@@ -6428,7 +6597,7 @@
       <w:tr>
         <w:tc>
           <w:tcPr>
-            <w:tcW w:type="dxa" w:w="4320"/>
+            <w:tcW w:type="dxa" w:w="2880"/>
             <w:vAlign w:val="center"/>
             <w:tcBorders>
               <w:top w:val="single" w:sz="6" w:space="0" w:color="D8DEE6"/>
@@ -6458,7 +6627,34 @@
         </w:tc>
         <w:tc>
           <w:tcPr>
-            <w:tcW w:type="dxa" w:w="4320"/>
+            <w:tcW w:type="dxa" w:w="2880"/>
+            <w:vAlign w:val="center"/>
+            <w:tcBorders>
+              <w:top w:val="single" w:sz="6" w:space="0" w:color="D8DEE6"/>
+              <w:bottom w:val="single" w:sz="6" w:space="0" w:color="D8DEE6"/>
+              <w:left w:val="single" w:sz="6" w:space="0" w:color="D8DEE6"/>
+              <w:right w:val="single" w:sz="6" w:space="0" w:color="D8DEE6"/>
+            </w:tcBorders>
+            <w:tcMar>
+              <w:top w:w="108" w:type="dxa"/>
+              <w:bottom w:w="108" w:type="dxa"/>
+              <w:left w:w="168" w:type="dxa"/>
+              <w:right w:w="168" w:type="dxa"/>
+            </w:tcMar>
+          </w:tcPr>
+          <w:p>
+            <w:pPr>
+              <w:jc w:val="left"/>
+              <w:spacing w:line="240" w:lineRule="auto" w:before="60" w:after="60"/>
+            </w:pPr>
+            <w:r>
+              <w:t>学生可自助</w:t>
+            </w:r>
+          </w:p>
+        </w:tc>
+        <w:tc>
+          <w:tcPr>
+            <w:tcW w:type="dxa" w:w="2880"/>
             <w:vAlign w:val="center"/>
             <w:tcBorders>
               <w:top w:val="single" w:sz="6" w:space="0" w:color="D8DEE6"/>
@@ -6500,7 +6696,7 @@
           <w:rFonts w:ascii="微软雅黑" w:eastAsia="微软雅黑" w:hAnsi="微软雅黑" w:cs="微软雅黑" w:hint="eastAsia"/>
           <w:lang w:eastAsia="zh-CN"/>
         </w:rPr>
-        <w:t>两个都是校内的答疑好帮手，</w:t>
+        <w:t>后两个是给学生用的答疑好帮手，</w:t>
       </w:r>
       <w:r>
         <w:rPr>
@@ -11695,7 +11891,7 @@
         <w:rPr>
           <w:b/>
         </w:rPr>
-        <w:t>2.0.0</w:t>
+        <w:t>2.1.0</w:t>
       </w:r>
       <w:r>
         <w:rPr>
